--- a/JimmyLee_CV_July2026.docx
+++ b/JimmyLee_CV_July2026.docx
@@ -74,7 +74,7 @@
       </w:r>
       <w:r>
         <w:tab/>
-        <w:t>Sept 2024 – Aug 2026</w:t>
+        <w:t>Sept 2024 – Present</w:t>
       </w:r>
     </w:p>
     <w:p>
@@ -230,10 +230,7 @@
           <w:i/>
           <w:iCs/>
         </w:rPr>
-        <w:t>Focus—Modeling the intertwined choices of (i) activating mental model(s) alternative to a default and (ii) information acquisition efforts about a new situation—under neural capacity constraints</w:t>
-        <w:br/>
-        <w:br/>
-        <w:t xml:space="preserve">With implications for designing interventions that overcome preconceptions and stimulate curiosity, and for measuring beliefs under (possibly) multiple priors</w:t>
+        <w:t>Focus—Modeling curiosity, creativity, and critical thinking through the lens of cognitive map theory</w:t>
       </w:r>
     </w:p>
     <w:p>
@@ -339,7 +336,7 @@
           <w:b/>
           <w:bCs/>
         </w:rPr>
-        <w:t>“Miscategorization as an Information Friction: Activating School-Based Agricultural Extension in Liberia with Parental Engagement”</w:t>
+        <w:t>“Miscategorization as an Information Friction? Activating School-Based Agricultural Extension in Liberia with Parental Engagement”</w:t>
       </w:r>
     </w:p>
     <w:p>
@@ -364,12 +361,11 @@
           <w:sz w:val="22"/>
           <w:szCs w:val="22"/>
         </w:rPr>
-        <w:t xml:space="preserve">Schools in developing countries often have weak ties with less-educated, poorly informed parents. This paper studies whether development program success hinges on strengthening these ties. In a three-year Liberian experiment across 197 schools, I evaluate school-based agricultural extension (SBAE) against control, cross-randomizing whether to engage parents via promotional videos and field days. SBAE improves targeted outcomes only when paired with engagement: students’ households adopt 26–53% more agricultural techniques, dropouts fall 4–5 percentage points per year, and absenteeism falls 28%. The program is more cost-effective than most extension programs in Africa and over twice as cost-effective as conditional cash transfers in raising attendance. Without parental engagement, SBAE’s diffusion mechanisms via school demonstration farms, home projects, and intra-household communication stay muted—technology adoption effects vanish, absenteeism rises 31%, and parents reduce school visits below control. Parents’ information avoidance, plus reversed SBAE effects under engagement, challenges standard Bayesian learning. I attribute these patterns to parents conflating SBAE with a discredited school-garden preconception.</w:t>
-      </w:r>
-    </w:p>
-    <w:p>
-      <w:pPr>
-        <w:pageBreakBefore/>
+        <w:t xml:space="preserve">Schools in developing countries often have weak ties with less-educated, poorly informed parents. This paper studies whether development program success hinges on strengthening these ties. In a three-year Liberian experiment across 197 schools, I evaluate school-based agricultural extension (SBAE) against control, cross-randomizing whether to engage parents via promotional videos and field days. SBAE improves targeted outcomes only when paired with engagement: students’ households adopt 26–53% more agricultural techniques, dropouts fall 4–5 percentage points per year, and absenteeism falls 28%. The program is more cost-effective than most extension programs in Africa and over twice as cost-effective as conditional cash transfers in raising attendance. SBAE has strong positive training effects that are unaltered by parental engagement. However, without parental engagement, SBAE’s diffusion mechanisms via school demonstration farms, home projects, and intra-household communication stay muted—technology adoption effects vanish, absenteeism rises 31%, and parents reduce school visits below control. Parents’ avoidance of information about a new program, plus reversed effects under engagement, poses a puzzle to Bayesian updating under a fixed prior. I attribute these patterns to parents conflating SBAE with a discredited school-garden preconception.</w:t>
+      </w:r>
+    </w:p>
+    <w:p>
+      <w:pPr>
         <w:keepNext/>
         <w:pBdr>
           <w:bottom w:val="single" w:sz="6" w:space="2" w:color="000000"/>
@@ -382,73 +378,7 @@
           <w:bCs/>
           <w:spacing w:val="20"/>
         </w:rPr>
-        <w:t>OTHER PAPERS</w:t>
-      </w:r>
-    </w:p>
-    <w:p>
-      <w:pPr>
-        <w:spacing w:after="20"/>
-      </w:pPr>
-      <w:r>
-        <w:rPr>
-          <w:b/>
-          <w:bCs/>
-        </w:rPr>
-        <w:t>“Communicating Parents’ Beliefs to Students as a Pivotal Component of Parental Engagement: Evidence from School-Based Agricultural Extension in Liberia”</w:t>
-      </w:r>
-    </w:p>
-    <w:p>
-      <w:pPr>
-        <w:spacing w:after="80"/>
-      </w:pPr>
-      <w:r>
-        <w:rPr>
-          <w:i/>
-          <w:iCs/>
-        </w:rPr>
-        <w:t>(Funded by NSF, Weiss Fund, Global Poverty Research Lab, and the Buffett Institute for Global Affairs)</w:t>
-      </w:r>
-    </w:p>
-    <w:p>
-      <w:pPr>
-        <w:spacing w:after="100" w:line="238" w:lineRule="auto"/>
-        <w:ind w:left="360" w:right="360"/>
-      </w:pPr>
-      <w:r>
-        <w:rPr>
-          <w:sz w:val="22"/>
-          <w:szCs w:val="22"/>
-        </w:rPr>
-        <w:t xml:space="preserve">When school programs require students to introduce improved techniques on household farms, is informing students and parents about the program sufficient, or is further signaling parents’ support to students needed? I study this question within a randomized evaluation of school-based agricultural extension (SBAE) in Liberia, where students take school farm training into a home farming project. After parents view a promotional video of the program and students are encouraged to diffuse techniques to their parents, I randomize a nudge revealing to students their parents’ optimism about their farm-management skills. Two years later, SBAE improves students’ livelihoods only with the nudge: income rises 63%, on-time school fee payment 43–47%, and cost-effectiveness for attendance doubles. Analysis of mechanisms highlights a management aspect of agricultural technology adoption that can be addressed with nudges: even where parents become attentive to SBAE and adopt promoted techniques, third-party mediation is pivotal in shifting students away from assisting in subsistence farming.</w:t>
-      </w:r>
-    </w:p>
-    <w:p>
-      <w:pPr>
-        <w:keepNext/>
-        <w:pBdr>
-          <w:bottom w:val="single" w:sz="6" w:space="2" w:color="000000"/>
-        </w:pBdr>
-        <w:spacing w:before="180" w:after="100"/>
-      </w:pPr>
-      <w:r>
-        <w:rPr>
-          <w:b/>
-          <w:bCs/>
-          <w:spacing w:val="20"/>
-        </w:rPr>
-        <w:t>WORK IN PROGRESS</w:t>
-      </w:r>
-    </w:p>
-    <w:p>
-      <w:pPr>
-        <w:spacing w:after="20"/>
-      </w:pPr>
-      <w:r>
-        <w:rPr>
-          <w:i/>
-          <w:iCs/>
-        </w:rPr>
-        <w:t xml:space="preserve">Theory</w:t>
+        <w:t>WORKING PAPERS</w:t>
       </w:r>
     </w:p>
     <w:p>
@@ -473,6 +403,20 @@
     </w:p>
     <w:p>
       <w:pPr>
+        <w:spacing w:after="80" w:line="216" w:lineRule="auto"/>
+        <w:ind w:left="720" w:right="360"/>
+        <w:jc w:val="both"/>
+      </w:pPr>
+      <w:r>
+        <w:rPr>
+          <w:sz w:val="20"/>
+          <w:szCs w:val="20"/>
+        </w:rPr>
+        <w:t xml:space="preserve">Efforts to raise agricultural productivity in sub-Saharan Africa are limited by substantial heterogeneity in which technologies are suitable across farms, while low perceived returns to schooling drive students to drop out. We develop a theoretical model of why school-based agricultural extension (SBAE) is particularly suited to address this dual problem. We build on the target-input model of learning about a technology’s appropriateness for one’s own land. We add two elements that vary the effectiveness of social learning: the signal the student observes on the school demonstration farm, and the signal the home project generates on the family’s own land. We derive three results. First, adoption and schooling are complements under SBAE: the same information raises both the value of using the new technology and the value of sending the child to school. Second, schooling acquires an option value on the farm: it raises the probability of adoption in a later season, so attendance can be optimal even where wage returns alone are low. Third, in the presence of a learning externality, SBAE aggregates information at a lower private cost than decentralized experimentation. We find strong support for these results in a randomized trial in Liberia.</w:t>
+      </w:r>
+    </w:p>
+    <w:p>
+      <w:pPr>
         <w:pStyle w:val="ListParagraph"/>
         <w:numPr>
           <w:ilvl w:val="0"/>
@@ -485,7 +429,21 @@
           <w:b/>
           <w:bCs/>
         </w:rPr>
-        <w:t xml:space="preserve">“Default Mental Model, Alternative(s) Activation, and Information Acquisition under Neural Capacity Constraints: Theory and Belief Measurements”</w:t>
+        <w:t xml:space="preserve">“Endogenous Model Uncertainty and Curiosity under Neural Capacity Constraints”</w:t>
+      </w:r>
+    </w:p>
+    <w:p>
+      <w:pPr>
+        <w:spacing w:after="80" w:line="216" w:lineRule="auto"/>
+        <w:ind w:left="720" w:right="360"/>
+        <w:jc w:val="both"/>
+      </w:pPr>
+      <w:r>
+        <w:rPr>
+          <w:sz w:val="20"/>
+          <w:szCs w:val="20"/>
+        </w:rPr>
+        <w:t xml:space="preserve">In standard models of decision under ambiguity, the weights an agent places on competing models of the world are taken as given. This paper models contextual shifts in “mindsets” as a choice of how much model uncertainty to entertain: from a precise default model and a menu of latent alternatives, an agent chooses how much attention to pay to each and how much information to acquire. The choice is disciplined against motivated beliefs by a microfounded capacity constraint: the weight assigned to an alternative is capped by its likelihood relative to the default and to the other alternatives. Curiosity then arises endogenously as a drive to resolve the ambiguity that activating alternatives creates. The model matches the documented regularities of neural remapping, with two results that matter for stimulating curiosity. First, framing of evidence matters because an alternative is activated only when the evidence makes the default indefensible against it, and threshold effects govern how attention shifts: gradually, abruptly, or not at all. Second, when several alternatives each beat the default, none may be activated, because evidence spread across rivals dilutes the weight each can carry. I apply the framework to the design of information interventions that aim to draw parents’ attention to a school-based agricultural extension program and to foster a conceptual understanding of pedagogy choice and learning efforts among teachers, students, and farmers.</w:t>
       </w:r>
     </w:p>
     <w:p>
@@ -502,82 +460,34 @@
           <w:b/>
           <w:bCs/>
         </w:rPr>
-        <w:t xml:space="preserve">“Directed Technical Change under Data-Driven Farming Advice: An Empirical Framework”</w:t>
-      </w:r>
-      <w:r>
-        <w:t xml:space="preserve"> (grant from Weiss Fund; piloted survey method; planning RCT)</w:t>
-      </w:r>
-    </w:p>
-    <w:p>
-      <w:pPr>
-        <w:spacing w:after="20"/>
+        <w:t xml:space="preserve">“Communicating Parents’ Beliefs to Students as a Pivotal Component of Parental Engagement: Evidence from School-Based Agricultural Extension in Liberia”</w:t>
+      </w:r>
+    </w:p>
+    <w:p>
+      <w:pPr>
+        <w:spacing w:after="40"/>
+        <w:ind w:left="360"/>
       </w:pPr>
       <w:r>
         <w:rPr>
           <w:i/>
           <w:iCs/>
         </w:rPr>
-        <w:t xml:space="preserve">Ongoing Randomized Experiments</w:t>
-      </w:r>
-      <w:r>
-        <w:t xml:space="preserve"> (scaling SBAE across Liberia, Côte d’Ivoire, and Kenya in 2026-35)</w:t>
-      </w:r>
-    </w:p>
-    <w:p>
-      <w:pPr>
-        <w:pStyle w:val="ListParagraph"/>
-        <w:numPr>
-          <w:ilvl w:val="0"/>
-          <w:numId w:val="2"/>
-        </w:numPr>
-        <w:spacing w:after="60"/>
-      </w:pPr>
-      <w:r>
-        <w:rPr>
-          <w:b/>
-          <w:bCs/>
-        </w:rPr>
-        <w:t xml:space="preserve">“Learning to Learn: Synergizing Inquiry-based Science and Agricultural Transformation”</w:t>
-      </w:r>
-      <w:r>
-        <w:t xml:space="preserve"> (joint with Vesall Nourani, Harvard GSE; scheduled RCT within the scaling of SBAE in 2026-29)</w:t>
-      </w:r>
-    </w:p>
-    <w:p>
-      <w:pPr>
-        <w:pStyle w:val="ListParagraph"/>
-        <w:numPr>
-          <w:ilvl w:val="0"/>
-          <w:numId w:val="2"/>
-        </w:numPr>
-        <w:spacing w:after="60"/>
-      </w:pPr>
-      <w:r>
-        <w:rPr>
-          <w:b/>
-          <w:bCs/>
-        </w:rPr>
-        <w:t xml:space="preserve">“Parental Engagement in School-based Agricultural Extension: Testing Mechanisms at Scale”</w:t>
-      </w:r>
-      <w:r>
-        <w:t xml:space="preserve"> (piloted interventions in 2025-26)</w:t>
-      </w:r>
-    </w:p>
-    <w:p>
-      <w:pPr>
-        <w:pStyle w:val="ListParagraph"/>
-        <w:numPr>
-          <w:ilvl w:val="0"/>
-          <w:numId w:val="2"/>
-        </w:numPr>
-        <w:spacing w:after="60"/>
-      </w:pPr>
-      <w:r>
-        <w:rPr>
-          <w:b/>
-          <w:bCs/>
-        </w:rPr>
-        <w:t xml:space="preserve">“Parental Engagement and the Use of Unconditional Cash Transfers”</w:t>
+        <w:t xml:space="preserve">(Funded by NSF, Weiss Fund, Global Poverty Research Lab, and the Buffett Institute for Global Affairs)</w:t>
+      </w:r>
+    </w:p>
+    <w:p>
+      <w:pPr>
+        <w:spacing w:after="80" w:line="216" w:lineRule="auto"/>
+        <w:ind w:left="720" w:right="360"/>
+        <w:jc w:val="both"/>
+      </w:pPr>
+      <w:r>
+        <w:rPr>
+          <w:sz w:val="20"/>
+          <w:szCs w:val="20"/>
+        </w:rPr>
+        <w:t xml:space="preserve">When school programs require students to introduce improved techniques on household farms, is informing students and parents about the program sufficient, or is further signaling parents’ support to students needed? I study this question within a randomized evaluation of school-based agricultural extension (SBAE) in Liberia, where students take school farm training into a home farming project. After parents view a promotional video of the program and students are encouraged to diffuse techniques to their parents, I randomize a nudge revealing to students their parents’ optimism about their farm-management skills. Two years later, SBAE improves students’ livelihoods only with the nudge: income rises 63%, on-time school fee payment 43–47%, and cost-effectiveness for attendance doubles. Analysis of mechanisms highlights a management aspect of agricultural technology adoption that can be addressed with nudges: even where parents become attentive to SBAE and adopt promoted techniques, third-party assurance is pivotal in shifting students away from assisting in subsistence farming.</w:t>
       </w:r>
     </w:p>
     <w:p>
@@ -594,223 +504,103 @@
           <w:bCs/>
           <w:spacing w:val="20"/>
         </w:rPr>
-        <w:t>GRANTS AND AWARDS</w:t>
-      </w:r>
-    </w:p>
-    <w:p>
-      <w:pPr>
-        <w:spacing w:after="100"/>
+        <w:t>WORK IN PROGRESS</w:t>
+      </w:r>
+    </w:p>
+    <w:p>
+      <w:pPr>
+        <w:spacing w:after="20"/>
       </w:pPr>
       <w:r>
         <w:rPr>
           <w:i/>
           <w:iCs/>
         </w:rPr>
-        <w:t xml:space="preserve">Total program evaluation and academic research grants secured for SBAE in Liberia: </w:t>
-      </w:r>
-      <w:r>
-        <w:rPr>
-          <w:b/>
-          <w:bCs/>
-        </w:rPr>
-        <w:t>$4.2 million</w:t>
-      </w:r>
-    </w:p>
-    <w:p>
-      <w:pPr>
-        <w:spacing w:after="40"/>
-      </w:pPr>
-      <w:r>
-        <w:rPr>
-          <w:b/>
-          <w:bCs/>
-        </w:rPr>
-        <w:t>Program Evaluation Grants</w:t>
-      </w:r>
-    </w:p>
-    <w:p>
-      <w:pPr>
-        <w:tabs>
-          <w:tab w:val="right" w:pos="9360"/>
-        </w:tabs>
-        <w:spacing w:after="20"/>
-        <w:ind w:left="360"/>
-      </w:pPr>
-      <w:r>
-        <w:t>AFD Fund for Innovation in Development ($1.2 mil; co-PI)</w:t>
-        <w:tab/>
-        <w:t>2025</w:t>
-      </w:r>
-    </w:p>
-    <w:p>
-      <w:pPr>
-        <w:tabs>
-          <w:tab w:val="right" w:pos="9360"/>
-        </w:tabs>
-        <w:spacing w:after="20"/>
-        <w:ind w:left="360"/>
-      </w:pPr>
-      <w:r>
-        <w:t>J-PAL Learning for All Initiative: Scaling Award ($222K; co-PI)</w:t>
-        <w:tab/>
-        <w:t>2024</w:t>
-      </w:r>
-    </w:p>
-    <w:p>
-      <w:pPr>
-        <w:tabs>
-          <w:tab w:val="right" w:pos="9360"/>
-        </w:tabs>
-        <w:spacing w:after="20"/>
-        <w:ind w:left="360"/>
-      </w:pPr>
-      <w:r>
-        <w:t>USAID Development Innovation Ventures ($395K; co-PI)</w:t>
-        <w:tab/>
-        <w:t>2022</w:t>
-      </w:r>
-    </w:p>
-    <w:p>
-      <w:pPr>
-        <w:tabs>
-          <w:tab w:val="right" w:pos="9360"/>
-        </w:tabs>
-        <w:spacing w:after="20"/>
-        <w:ind w:left="360"/>
-      </w:pPr>
-      <w:r>
-        <w:t>Wellspring Foundation ($192K; co-PI)</w:t>
-        <w:tab/>
-        <w:t>2022</w:t>
-      </w:r>
-    </w:p>
-    <w:p>
-      <w:pPr>
-        <w:tabs>
-          <w:tab w:val="right" w:pos="9360"/>
-        </w:tabs>
-        <w:spacing w:after="20"/>
-        <w:ind w:left="360"/>
-      </w:pPr>
-      <w:r>
-        <w:t>AFD Fund for Innovation in Development ($1.2 mil; co-PI)</w:t>
-        <w:tab/>
-        <w:t>2021</w:t>
-      </w:r>
-    </w:p>
-    <w:p>
-      <w:pPr>
-        <w:tabs>
-          <w:tab w:val="right" w:pos="9360"/>
-        </w:tabs>
-        <w:spacing w:after="20"/>
-        <w:ind w:left="360"/>
-      </w:pPr>
-      <w:r>
-        <w:t>Food and Agriculture Organization ($68K; co-PI)</w:t>
-        <w:tab/>
-        <w:t>2021</w:t>
-      </w:r>
-    </w:p>
-    <w:p>
-      <w:pPr>
-        <w:spacing w:before="80" w:after="40"/>
-      </w:pPr>
-      <w:r>
-        <w:rPr>
-          <w:b/>
-          <w:bCs/>
-        </w:rPr>
-        <w:t>Academic Research Awards</w:t>
-      </w:r>
-    </w:p>
-    <w:p>
-      <w:pPr>
-        <w:tabs>
-          <w:tab w:val="right" w:pos="9360"/>
-        </w:tabs>
-        <w:spacing w:after="20"/>
-        <w:ind w:left="360"/>
-      </w:pPr>
-      <w:r>
-        <w:t>J-PAL Learning for All Initiative ($400K; co-PI)</w:t>
-        <w:tab/>
-        <w:t>2025</w:t>
-      </w:r>
-    </w:p>
-    <w:p>
-      <w:pPr>
-        <w:tabs>
-          <w:tab w:val="right" w:pos="9360"/>
-        </w:tabs>
-        <w:spacing w:after="20"/>
-        <w:ind w:left="360"/>
-      </w:pPr>
-      <w:r>
-        <w:t>Weiss Fund ($5K; Lead PI)</w:t>
-        <w:tab/>
-        <w:t>2022</w:t>
-      </w:r>
-    </w:p>
-    <w:p>
-      <w:pPr>
-        <w:tabs>
-          <w:tab w:val="right" w:pos="9360"/>
-        </w:tabs>
-        <w:spacing w:after="20"/>
-        <w:ind w:left="360"/>
-      </w:pPr>
-      <w:r>
-        <w:t>National Science Foundation ($451K; co-PI)</w:t>
-        <w:tab/>
-        <w:t>2020</w:t>
-      </w:r>
-    </w:p>
-    <w:p>
-      <w:pPr>
-        <w:tabs>
-          <w:tab w:val="right" w:pos="9360"/>
-        </w:tabs>
-        <w:spacing w:after="20"/>
-        <w:ind w:left="360"/>
-      </w:pPr>
-      <w:r>
-        <w:t>Weiss Fund ($29K; Lead PI)</w:t>
-        <w:tab/>
-        <w:t>2020</w:t>
-      </w:r>
-    </w:p>
-    <w:p>
-      <w:pPr>
-        <w:tabs>
-          <w:tab w:val="right" w:pos="9360"/>
-        </w:tabs>
-        <w:spacing w:after="20"/>
-        <w:ind w:left="360"/>
-      </w:pPr>
-      <w:r>
-        <w:t>Global Poverty Research Lab ($19K; Lead PI)</w:t>
-        <w:tab/>
-        <w:t>2019</w:t>
-      </w:r>
-    </w:p>
-    <w:p>
-      <w:pPr>
-        <w:tabs>
-          <w:tab w:val="right" w:pos="9360"/>
-        </w:tabs>
-        <w:spacing w:after="20"/>
-        <w:ind w:left="360"/>
-      </w:pPr>
-      <w:r>
-        <w:t>Buffett Institute for Global Affairs ($5K; Lead PI)</w:t>
-        <w:tab/>
-        <w:t>2019</w:t>
-      </w:r>
-    </w:p>
-    <w:p>
-      <w:pPr>
-        <w:pageBreakBefore/>
+        <w:t xml:space="preserve">Ongoing Randomized Experiments</w:t>
+      </w:r>
+      <w:r>
+        <w:t xml:space="preserve"> (scaling SBAE across Liberia, Côte d’Ivoire, and Kenya in 2026-35)</w:t>
+      </w:r>
+    </w:p>
+    <w:p>
+      <w:pPr>
+        <w:pStyle w:val="ListParagraph"/>
+        <w:numPr>
+          <w:ilvl w:val="0"/>
+          <w:numId w:val="3"/>
+        </w:numPr>
+        <w:spacing w:after="60"/>
+      </w:pPr>
+      <w:r>
+        <w:rPr>
+          <w:b/>
+          <w:bCs/>
+        </w:rPr>
+        <w:t xml:space="preserve">“Learning to Learn: Synergizing Inquiry-based Science and Agricultural Transformation”</w:t>
+      </w:r>
+      <w:r>
+        <w:t xml:space="preserve"> (joint with Vesall Nourani, Harvard GSE; scheduled RCT within the scaling of SBAE in 2026-29)</w:t>
+      </w:r>
+    </w:p>
+    <w:p>
+      <w:pPr>
+        <w:pStyle w:val="ListParagraph"/>
+        <w:numPr>
+          <w:ilvl w:val="0"/>
+          <w:numId w:val="3"/>
+        </w:numPr>
+        <w:spacing w:after="60"/>
+      </w:pPr>
+      <w:r>
+        <w:rPr>
+          <w:b/>
+          <w:bCs/>
+        </w:rPr>
+        <w:t xml:space="preserve">“Parental Engagement in School-based Agricultural Extension: Testing Mechanisms at Scale”</w:t>
+      </w:r>
+      <w:r>
+        <w:t xml:space="preserve"> (piloted interventions in 2025-26)</w:t>
+      </w:r>
+    </w:p>
+    <w:p>
+      <w:pPr>
+        <w:pStyle w:val="ListParagraph"/>
+        <w:numPr>
+          <w:ilvl w:val="0"/>
+          <w:numId w:val="3"/>
+        </w:numPr>
+        <w:spacing w:after="60"/>
+      </w:pPr>
+      <w:r>
+        <w:rPr>
+          <w:b/>
+          <w:bCs/>
+        </w:rPr>
+        <w:t xml:space="preserve">“Parental Engagement and the Use of Unconditional Cash Transfers”</w:t>
+      </w:r>
+    </w:p>
+    <w:p>
+      <w:pPr>
+        <w:pStyle w:val="ListParagraph"/>
+        <w:numPr>
+          <w:ilvl w:val="0"/>
+          <w:numId w:val="3"/>
+        </w:numPr>
+        <w:spacing w:after="60"/>
+      </w:pPr>
+      <w:r>
+        <w:rPr>
+          <w:b/>
+          <w:bCs/>
+        </w:rPr>
+        <w:t xml:space="preserve">“Directed Technical Change under Data-Driven Farming Advice: An Empirical Framework”</w:t>
+      </w:r>
+      <w:r>
+        <w:t xml:space="preserve"> (grant from Weiss Fund; piloted survey method; planning RCT)</w:t>
+      </w:r>
+    </w:p>
+    <w:p>
+      <w:pPr>
         <w:keepNext/>
         <w:pBdr>
           <w:bottom w:val="single" w:sz="6" w:space="2" w:color="000000"/>
@@ -823,18 +613,246 @@
           <w:bCs/>
           <w:spacing w:val="20"/>
         </w:rPr>
-        <w:t>INVITED PRESENTATIONS</w:t>
-      </w:r>
-    </w:p>
-    <w:p>
-      <w:pPr>
-        <w:spacing w:after="20"/>
+        <w:t>GRANTS AND AWARDS</w:t>
+      </w:r>
+    </w:p>
+    <w:p>
+      <w:pPr>
+        <w:spacing w:after="100"/>
       </w:pPr>
       <w:r>
         <w:rPr>
           <w:i/>
           <w:iCs/>
         </w:rPr>
+        <w:t xml:space="preserve">Total program evaluation and academic research grants secured for SBAE in Liberia: </w:t>
+      </w:r>
+      <w:r>
+        <w:rPr>
+          <w:b/>
+          <w:bCs/>
+        </w:rPr>
+        <w:t>$4.2 million</w:t>
+      </w:r>
+    </w:p>
+    <w:p>
+      <w:pPr>
+        <w:spacing w:after="40"/>
+      </w:pPr>
+      <w:r>
+        <w:rPr>
+          <w:b/>
+          <w:bCs/>
+        </w:rPr>
+        <w:t>Program Evaluation Grants</w:t>
+      </w:r>
+    </w:p>
+    <w:p>
+      <w:pPr>
+        <w:tabs>
+          <w:tab w:val="right" w:pos="9360"/>
+        </w:tabs>
+        <w:spacing w:after="20"/>
+        <w:ind w:left="360"/>
+      </w:pPr>
+      <w:r>
+        <w:t>AFD Fund for Innovation in Development ($1.2 mil; co-PI)</w:t>
+        <w:tab/>
+        <w:t>2025</w:t>
+      </w:r>
+    </w:p>
+    <w:p>
+      <w:pPr>
+        <w:tabs>
+          <w:tab w:val="right" w:pos="9360"/>
+        </w:tabs>
+        <w:spacing w:after="20"/>
+        <w:ind w:left="360"/>
+      </w:pPr>
+      <w:r>
+        <w:t>J-PAL Learning for All Initiative: Scaling Award ($222K; co-PI)</w:t>
+        <w:tab/>
+        <w:t>2024</w:t>
+      </w:r>
+    </w:p>
+    <w:p>
+      <w:pPr>
+        <w:tabs>
+          <w:tab w:val="right" w:pos="9360"/>
+        </w:tabs>
+        <w:spacing w:after="20"/>
+        <w:ind w:left="360"/>
+      </w:pPr>
+      <w:r>
+        <w:t>USAID Development Innovation Ventures ($395K; co-PI)</w:t>
+        <w:tab/>
+        <w:t>2022</w:t>
+      </w:r>
+    </w:p>
+    <w:p>
+      <w:pPr>
+        <w:tabs>
+          <w:tab w:val="right" w:pos="9360"/>
+        </w:tabs>
+        <w:spacing w:after="20"/>
+        <w:ind w:left="360"/>
+      </w:pPr>
+      <w:r>
+        <w:t>Wellspring Foundation ($192K; co-PI)</w:t>
+        <w:tab/>
+        <w:t>2022</w:t>
+      </w:r>
+    </w:p>
+    <w:p>
+      <w:pPr>
+        <w:tabs>
+          <w:tab w:val="right" w:pos="9360"/>
+        </w:tabs>
+        <w:spacing w:after="20"/>
+        <w:ind w:left="360"/>
+      </w:pPr>
+      <w:r>
+        <w:t>AFD Fund for Innovation in Development ($1.2 mil; co-PI)</w:t>
+        <w:tab/>
+        <w:t>2021</w:t>
+      </w:r>
+    </w:p>
+    <w:p>
+      <w:pPr>
+        <w:tabs>
+          <w:tab w:val="right" w:pos="9360"/>
+        </w:tabs>
+        <w:spacing w:after="20"/>
+        <w:ind w:left="360"/>
+      </w:pPr>
+      <w:r>
+        <w:t>Food and Agriculture Organization ($68K; co-PI)</w:t>
+        <w:tab/>
+        <w:t>2021</w:t>
+      </w:r>
+    </w:p>
+    <w:p>
+      <w:pPr>
+        <w:spacing w:before="80" w:after="40"/>
+      </w:pPr>
+      <w:r>
+        <w:rPr>
+          <w:b/>
+          <w:bCs/>
+        </w:rPr>
+        <w:t>Academic Research Awards</w:t>
+      </w:r>
+    </w:p>
+    <w:p>
+      <w:pPr>
+        <w:tabs>
+          <w:tab w:val="right" w:pos="9360"/>
+        </w:tabs>
+        <w:spacing w:after="20"/>
+        <w:ind w:left="360"/>
+      </w:pPr>
+      <w:r>
+        <w:t>J-PAL Learning for All Initiative ($400K; co-PI)</w:t>
+        <w:tab/>
+        <w:t>2025</w:t>
+      </w:r>
+    </w:p>
+    <w:p>
+      <w:pPr>
+        <w:tabs>
+          <w:tab w:val="right" w:pos="9360"/>
+        </w:tabs>
+        <w:spacing w:after="20"/>
+        <w:ind w:left="360"/>
+      </w:pPr>
+      <w:r>
+        <w:t>Weiss Fund ($5K; Lead PI)</w:t>
+        <w:tab/>
+        <w:t>2022</w:t>
+      </w:r>
+    </w:p>
+    <w:p>
+      <w:pPr>
+        <w:tabs>
+          <w:tab w:val="right" w:pos="9360"/>
+        </w:tabs>
+        <w:spacing w:after="20"/>
+        <w:ind w:left="360"/>
+      </w:pPr>
+      <w:r>
+        <w:t>National Science Foundation ($451K; co-PI)</w:t>
+        <w:tab/>
+        <w:t>2020</w:t>
+      </w:r>
+    </w:p>
+    <w:p>
+      <w:pPr>
+        <w:tabs>
+          <w:tab w:val="right" w:pos="9360"/>
+        </w:tabs>
+        <w:spacing w:after="20"/>
+        <w:ind w:left="360"/>
+      </w:pPr>
+      <w:r>
+        <w:t>Weiss Fund ($29K; Lead PI)</w:t>
+        <w:tab/>
+        <w:t>2020</w:t>
+      </w:r>
+    </w:p>
+    <w:p>
+      <w:pPr>
+        <w:tabs>
+          <w:tab w:val="right" w:pos="9360"/>
+        </w:tabs>
+        <w:spacing w:after="20"/>
+        <w:ind w:left="360"/>
+      </w:pPr>
+      <w:r>
+        <w:t>Global Poverty Research Lab ($19K; Lead PI)</w:t>
+        <w:tab/>
+        <w:t>2019</w:t>
+      </w:r>
+    </w:p>
+    <w:p>
+      <w:pPr>
+        <w:tabs>
+          <w:tab w:val="right" w:pos="9360"/>
+        </w:tabs>
+        <w:spacing w:after="20"/>
+        <w:ind w:left="360"/>
+      </w:pPr>
+      <w:r>
+        <w:t>Buffett Institute for Global Affairs ($5K; Lead PI)</w:t>
+        <w:tab/>
+        <w:t>2019</w:t>
+      </w:r>
+    </w:p>
+    <w:p>
+      <w:pPr>
+        <w:keepNext/>
+        <w:pBdr>
+          <w:bottom w:val="single" w:sz="6" w:space="2" w:color="000000"/>
+        </w:pBdr>
+        <w:spacing w:before="180" w:after="100"/>
+      </w:pPr>
+      <w:r>
+        <w:rPr>
+          <w:b/>
+          <w:bCs/>
+          <w:spacing w:val="20"/>
+        </w:rPr>
+        <w:t>INVITED PRESENTATIONS</w:t>
+      </w:r>
+    </w:p>
+    <w:p>
+      <w:pPr>
+        <w:spacing w:after="20"/>
+      </w:pPr>
+      <w:r>
+        <w:rPr>
+          <w:i/>
+          <w:iCs/>
+        </w:rPr>
         <w:t>During postdoctoral studies:</w:t>
       </w:r>
     </w:p>
@@ -844,7 +862,7 @@
         <w:ind w:left="360"/>
       </w:pPr>
       <w:r>
-        <w:t>National Chung Cheng University; NYU Africa House–Center for Technology, Economics, and Development (CTED); Mohammed VI Polytechnic University (UM6P); Tel Aviv University; Oklahoma State University; Harvard Graduate School of Education; Harvard Center for International Development; Africa Food Systems Forum 2024</w:t>
+        <w:t>National Chung Cheng University; NYU Africa House–Center for Technology, Economics, and Development (CTED); Mohammed VI Polytechnic University (UM6P); Tel Aviv University; Oklahoma State University; Harvard Center for International Development; Africa Food Systems Forum 2024</w:t>
       </w:r>
     </w:p>
     <w:p>
@@ -1340,6 +1358,12 @@
     </w:lvlOverride>
   </w:num>
   <w:num w:numId="2" w16cid:durableId="1489051546">
+    <w:abstractNumId w:val="1"/>
+    <w:lvlOverride w:ilvl="0">
+      <w:startOverride w:val="1"/>
+    </w:lvlOverride>
+  </w:num>
+  <w:num w:numId="3" w16cid:durableId="1489051546">
     <w:abstractNumId w:val="1"/>
     <w:lvlOverride w:ilvl="0">
       <w:startOverride w:val="1"/>

--- a/JimmyLee_CV_July2026.docx
+++ b/JimmyLee_CV_July2026.docx
@@ -443,7 +443,46 @@
           <w:sz w:val="20"/>
           <w:szCs w:val="20"/>
         </w:rPr>
-        <w:t xml:space="preserve">In standard models of decision under ambiguity, the weights an agent places on competing models of the world are taken as given. This paper models contextual shifts in “mindsets” as a choice of how much model uncertainty to entertain: from a precise default model and a menu of latent alternatives, an agent chooses how much attention to pay to each and how much information to acquire. The choice is disciplined against motivated beliefs by a microfounded capacity constraint: the weight assigned to an alternative is capped by its likelihood relative to the default and to the other alternatives. Curiosity then arises endogenously as a drive to resolve the ambiguity that activating alternatives creates. The model matches the documented regularities of neural remapping, with two results that matter for stimulating curiosity. First, framing of evidence matters because an alternative is activated only when the evidence makes the default indefensible against it, and threshold effects govern how attention shifts: gradually, abruptly, or not at all. Second, when several alternatives each beat the default, none may be activated, because evidence spread across rivals dilutes the weight each can carry. I apply the framework to the design of information interventions that aim to draw parents’ attention to a school-based agricultural extension program and to foster a conceptual understanding of pedagogy choice and learning efforts among teachers, students, and farmers.</w:t>
+        <w:t xml:space="preserve">In standard models of decision under ambiguity, the weights an agent places on competing models of the world lack a behavioral foundation. This paper models contextual shifts in “mindsets” as a choice of how much model uncertainty to entertain: from a precise default model and a menu of latent alternatives, an agent chooses how much attention to pay to each and how much information to acquire. The choice is disciplined against motivated beliefs by a microfounded capacity constraint: the weight assigned to an alternative is capped by its likelihood relative to the default and to the other alternatives. Curiosity then arises endogenously as a drive to resolve the ambiguity that evidence creates. The model matches the regularities of neural remapping, with two results that matter for stimulating curiosity. First, framing of evidence matters because an alternative is activated only when the evidence makes the default indefensible against it, and threshold effects govern how attention shifts: gradually, abruptly, or not at all. Second, when several alternatives each beat the default, none may be activated, because evidence spread across rivals dilutes the weight each can carry. I apply the framework to the design of information interventions that aim to draw parents’ attention to a school-based agricultural extension program and to foster a conceptual understanding of pedagogy choice and learning efforts among teachers, students, and farmers.</w:t>
+      </w:r>
+    </w:p>
+    <w:p>
+      <w:pPr>
+        <w:spacing w:after="80" w:line="216" w:lineRule="auto"/>
+        <w:ind w:left="720" w:right="360"/>
+        <w:jc w:val="both"/>
+      </w:pPr>
+      <w:r>
+        <w:rPr>
+          <w:b/>
+          <w:bCs/>
+          <w:sz w:val="20"/>
+          <w:szCs w:val="20"/>
+        </w:rPr>
+        <w:t xml:space="preserve">Keywords: </w:t>
+      </w:r>
+      <w:r>
+        <w:rPr>
+          <w:sz w:val="20"/>
+          <w:szCs w:val="20"/>
+        </w:rPr>
+        <w:t xml:space="preserve">mental models, ambiguity, cognitive maps, information acquisition, capacity constraints, framing, technology adoption, agricultural extension, aspirations, education, pedagogy.</w:t>
+      </w:r>
+      <w:r>
+        <w:rPr>
+          <w:b/>
+          <w:bCs/>
+          <w:sz w:val="20"/>
+          <w:szCs w:val="20"/>
+        </w:rPr>
+        <w:t xml:space="preserve"> JEL: </w:t>
+      </w:r>
+      <w:r>
+        <w:rPr>
+          <w:sz w:val="20"/>
+          <w:szCs w:val="20"/>
+        </w:rPr>
+        <w:t xml:space="preserve">D81, D83, D91, I25, O12, Q16.</w:t>
       </w:r>
     </w:p>
     <w:p>

--- a/JimmyLee_CV_July2026.docx
+++ b/JimmyLee_CV_July2026.docx
@@ -443,7 +443,7 @@
           <w:sz w:val="20"/>
           <w:szCs w:val="20"/>
         </w:rPr>
-        <w:t xml:space="preserve">In standard models of decision under ambiguity, the weights an agent places on competing models of the world lack a behavioral foundation. This paper models contextual shifts in “mindsets” as a choice of how much model uncertainty to entertain: from a precise default model and a menu of latent alternatives, an agent chooses how much attention to pay to each and how much information to acquire. The choice is disciplined against motivated beliefs by a microfounded capacity constraint: the weight assigned to an alternative is capped by its likelihood relative to the default and to the other alternatives. Curiosity then arises endogenously as a drive to resolve the ambiguity that evidence creates. The model matches the regularities of neural remapping, with two results that matter for stimulating curiosity. First, framing of evidence matters because an alternative is activated only when the evidence makes the default indefensible against it, and threshold effects govern how attention shifts: gradually, abruptly, or not at all. Second, when several alternatives each beat the default, none may be activated, because evidence spread across rivals dilutes the weight each can carry. I apply the framework to the design of information interventions that aim to draw parents’ attention to a school-based agricultural extension program and to foster a conceptual understanding of pedagogy choice and learning efforts among teachers, students, and farmers.</w:t>
+        <w:t xml:space="preserve">In standard models of decision under ambiguity, the weights an agent places on competing models of the world are not subject to cognitive limits. This paper models contextual shifts in “mindsets” as a choice of how much model uncertainty to entertain: from a precise default model and a menu of latent alternatives, an agent chooses how much attention to pay to each and how much information to acquire. The choice is disciplined against motivated beliefs by a microfounded capacity constraint: the weight assigned to an alternative is capped by its likelihood relative to the default and to the other alternatives. Curiosity then arises endogenously as a drive to resolve the ambiguity that evidence creates. The model matches the regularities of neural remapping, with two results that matter for stimulating curiosity. First, framing of evidence matters because an alternative is activated only when the evidence makes the default indefensible against it, and threshold effects govern how attention shifts: gradually, abruptly, or not at all. Second, when several alternatives each beat the default, none may be activated, because evidence spread across rivals dilutes the weight each can carry. I apply the framework to the design of information interventions that aim to draw parents’ attention to a school-based agricultural extension program and to foster a conceptual understanding of pedagogy choice and learning efforts among teachers, students, and farmers.</w:t>
       </w:r>
     </w:p>
     <w:p>

--- a/JimmyLee_CV_July2026.docx
+++ b/JimmyLee_CV_July2026.docx
@@ -443,46 +443,7 @@
           <w:sz w:val="20"/>
           <w:szCs w:val="20"/>
         </w:rPr>
-        <w:t xml:space="preserve">In standard models of decision under ambiguity, the weights an agent places on competing models of the world are not subject to cognitive limits. This paper models contextual shifts in “mindsets” as a choice of how much model uncertainty to entertain: from a precise default model and a menu of latent alternatives, an agent chooses how much attention to pay to each and how much information to acquire. The choice is disciplined against motivated beliefs by a microfounded capacity constraint: the weight assigned to an alternative is capped by its likelihood relative to the default and to the other alternatives. Curiosity then arises endogenously as a drive to resolve the ambiguity that evidence creates. The model matches the regularities of neural remapping, with two results that matter for stimulating curiosity. First, framing of evidence matters because an alternative is activated only when the evidence makes the default indefensible against it, and threshold effects govern how attention shifts: gradually, abruptly, or not at all. Second, when several alternatives each beat the default, none may be activated, because evidence spread across rivals dilutes the weight each can carry. I apply the framework to the design of information interventions that aim to draw parents’ attention to a school-based agricultural extension program and to foster a conceptual understanding of pedagogy choice and learning efforts among teachers, students, and farmers.</w:t>
-      </w:r>
-    </w:p>
-    <w:p>
-      <w:pPr>
-        <w:spacing w:after="80" w:line="216" w:lineRule="auto"/>
-        <w:ind w:left="720" w:right="360"/>
-        <w:jc w:val="both"/>
-      </w:pPr>
-      <w:r>
-        <w:rPr>
-          <w:b/>
-          <w:bCs/>
-          <w:sz w:val="20"/>
-          <w:szCs w:val="20"/>
-        </w:rPr>
-        <w:t xml:space="preserve">Keywords: </w:t>
-      </w:r>
-      <w:r>
-        <w:rPr>
-          <w:sz w:val="20"/>
-          <w:szCs w:val="20"/>
-        </w:rPr>
-        <w:t xml:space="preserve">mental models, ambiguity, cognitive maps, information acquisition, capacity constraints, framing, technology adoption, agricultural extension, aspirations, education, pedagogy.</w:t>
-      </w:r>
-      <w:r>
-        <w:rPr>
-          <w:b/>
-          <w:bCs/>
-          <w:sz w:val="20"/>
-          <w:szCs w:val="20"/>
-        </w:rPr>
-        <w:t xml:space="preserve"> JEL: </w:t>
-      </w:r>
-      <w:r>
-        <w:rPr>
-          <w:sz w:val="20"/>
-          <w:szCs w:val="20"/>
-        </w:rPr>
-        <w:t xml:space="preserve">D81, D83, D91, I25, O12, Q16.</w:t>
+        <w:t xml:space="preserve">In standard theories of decision under model uncertainty, the weights an agent places on competing models of the world are not subject to cognitive limits. This paper models contextual shifts in “mindsets” as a choice of how much model uncertainty to entertain: from a precise default model and a menu of latent alternatives, an agent chooses how much attention to pay to each and how much information to acquire. The choice is disciplined against motivated beliefs by a microfounded capacity constraint: the weight assigned to an alternative is capped by its likelihood relative to the default and to the other alternatives. Curiosity then arises endogenously as a drive to resolve the model uncertainty that evidence creates. The model matches regularities of neural remapping, with two results that matter for stimulating curiosity. First, framing of evidence matters because an alternative is activated only when the evidence makes the default indefensible against it, and threshold effects govern how attention shifts: gradually, abruptly, or not at all. Second, when several alternatives each beat the default, none may be activated, because evidence spread across rivals dilutes the weight each can carry. I apply the framework to the design of information interventions that aim to draw parents’ attention to a school-based agricultural extension program and to foster a conceptual understanding of pedagogy choice and learning efforts among teachers, students, and farmers.</w:t>
       </w:r>
     </w:p>
     <w:p>

--- a/JimmyLee_CV_July2026.docx
+++ b/JimmyLee_CV_July2026.docx
@@ -429,7 +429,7 @@
           <w:b/>
           <w:bCs/>
         </w:rPr>
-        <w:t xml:space="preserve">“Endogenous Model Uncertainty and Curiosity under Neural Capacity Constraints”</w:t>
+        <w:t xml:space="preserve">“Endogenous Model Uncertainty and Curiosity under Cognitive Limits”</w:t>
       </w:r>
     </w:p>
     <w:p>
@@ -443,7 +443,7 @@
           <w:sz w:val="20"/>
           <w:szCs w:val="20"/>
         </w:rPr>
-        <w:t xml:space="preserve">In standard theories of decision under model uncertainty, the weights an agent places on competing models of the world are not subject to cognitive limits. This paper models contextual shifts in “mindsets” as a choice of how much model uncertainty to entertain: from a precise default model and a menu of latent alternatives, an agent chooses how much attention to pay to each and how much information to acquire. The choice is disciplined against motivated beliefs by a microfounded capacity constraint: the weight assigned to an alternative is capped by its likelihood relative to the default and to the other alternatives. Curiosity then arises endogenously as a drive to resolve the model uncertainty that evidence creates. The model matches regularities of neural remapping, with two results that matter for stimulating curiosity. First, framing of evidence matters because an alternative is activated only when the evidence makes the default indefensible against it, and threshold effects govern how attention shifts: gradually, abruptly, or not at all. Second, when several alternatives each beat the default, none may be activated, because evidence spread across rivals dilutes the weight each can carry. I apply the framework to the design of information interventions that aim to draw parents’ attention to a school-based agricultural extension program and to foster a conceptual understanding of pedagogy choice and learning efforts among teachers, students, and farmers.</w:t>
+        <w:t xml:space="preserve">In standard theories of decision under model uncertainty, the weights an agent places on competing models of the world are not subject to cognitive limits. This paper models contextual shifts in “mindsets” as a choice of how much model uncertainty to entertain: from a precise default model and a menu of latent, imprecise, and potentially more promising alternatives, an agent chooses how much attention to pay to each and how much information to acquire. The choice is disciplined against motivated beliefs by a microfounded capacity constraint: the weight assigned to an alternative is capped by its likelihood relative to the default and to the other alternatives. Curiosity then arises endogenously as a drive to resolve the model uncertainty that evidence creates. The model matches regularities of neural remapping, with two results that matter for stimulating curiosity. First, framing of evidence matters because an alternative is activated only when the evidence makes the default indefensible against it, and threshold effects govern how attention shifts: gradually, abruptly, or not at all. Second, when several alternatives each beat the default, none may be activated, because evidence spread across rivals dilutes the weight each can carry. I apply the framework to the design of information interventions that aim to draw parents’ attention to a school-based agricultural extension program and to foster a conceptual understanding of pedagogy choice and learning efforts among teachers, students, and farmers.</w:t>
       </w:r>
     </w:p>
     <w:p>

--- a/JimmyLee_CV_July2026.docx
+++ b/JimmyLee_CV_July2026.docx
@@ -443,7 +443,7 @@
           <w:sz w:val="20"/>
           <w:szCs w:val="20"/>
         </w:rPr>
-        <w:t xml:space="preserve">In standard theories of decision under model uncertainty, the weights an agent places on competing models of the world are not subject to cognitive limits. This paper models contextual shifts in “mindsets” as a choice of how much model uncertainty to entertain: from a precise default model and a menu of latent, imprecise, and potentially more promising alternatives, an agent chooses how much attention to pay to each and how much information to acquire. The choice is disciplined against motivated beliefs by a microfounded capacity constraint: the weight assigned to an alternative is capped by its likelihood relative to the default and to the other alternatives. Curiosity then arises endogenously as a drive to resolve the model uncertainty that evidence creates. The model matches regularities of neural remapping, with two results that matter for stimulating curiosity. First, framing of evidence matters because an alternative is activated only when the evidence makes the default indefensible against it, and threshold effects govern how attention shifts: gradually, abruptly, or not at all. Second, when several alternatives each beat the default, none may be activated, because evidence spread across rivals dilutes the weight each can carry. I apply the framework to the design of information interventions that aim to draw parents’ attention to a school-based agricultural extension program and to foster a conceptual understanding of pedagogy choice and learning efforts among teachers, students, and farmers.</w:t>
+        <w:t xml:space="preserve">In standard theories of decision under model uncertainty, the weights an agent places on competing models of the world are not subject to cognitive limits. This paper models contextual shifts in “mindsets” as a choice of how much model uncertainty to entertain: from a precise default model and a menu of latent, imprecise, and potentially more promising alternatives, an agent chooses how much attention to pay to each and how much information to acquire. The choice is disciplined against motivated beliefs by a microfounded capacity constraint: the weight assigned to an alternative is capped by its likelihood relative to the default and to the other alternatives. Curiosity then arises endogenously as a drive to resolve the model uncertainty that evidence for a more promising alternative creates. The model matches regularities of neural remapping, with two results that matter for stimulating curiosity. First, framing of evidence matters because an alternative is activated only when the evidence makes the default indefensible against it, and threshold effects govern how attention shifts: gradually, abruptly, or not at all. Second, when several alternatives each beat the default, none may be activated, because evidence spread across rivals dilutes the weight each can carry. I apply the framework to the design of information interventions that aim to draw parents’ attention to a school-based agricultural extension program and to foster a conceptual understanding of pedagogy choice and learning efforts among teachers, students, and farmers.</w:t>
       </w:r>
     </w:p>
     <w:p>

--- a/JimmyLee_CV_July2026.docx
+++ b/JimmyLee_CV_July2026.docx
@@ -443,7 +443,7 @@
           <w:sz w:val="20"/>
           <w:szCs w:val="20"/>
         </w:rPr>
-        <w:t xml:space="preserve">In standard theories of decision under model uncertainty, the weights an agent places on competing models of the world are not subject to cognitive limits. This paper models contextual shifts in “mindsets” as a choice of how much model uncertainty to entertain: from a precise default model and a menu of latent, imprecise, and potentially more promising alternatives, an agent chooses how much attention to pay to each and how much information to acquire. The choice is disciplined against motivated beliefs by a microfounded capacity constraint: the weight assigned to an alternative is capped by its likelihood relative to the default and to the other alternatives. Curiosity then arises endogenously as a drive to resolve the model uncertainty that evidence for a more promising alternative creates. The model matches regularities of neural remapping, with two results that matter for stimulating curiosity. First, framing of evidence matters because an alternative is activated only when the evidence makes the default indefensible against it, and threshold effects govern how attention shifts: gradually, abruptly, or not at all. Second, when several alternatives each beat the default, none may be activated, because evidence spread across rivals dilutes the weight each can carry. I apply the framework to the design of information interventions that aim to draw parents’ attention to a school-based agricultural extension program and to foster a conceptual understanding of pedagogy choice and learning efforts among teachers, students, and farmers.</w:t>
+        <w:t xml:space="preserve">In standard theories of decision under model uncertainty, the weights an agent places on competing models of the world are not subject to cognitive limits. This paper models contextual shifts in “mindsets” as a choice of how much model uncertainty to entertain: from a precise default model and a menu of latent, imprecise, and potentially more promising alternatives, an agent chooses how much attention to pay to each and how much information to acquire. The choice is disciplined by a microfounded capacity constraint that bounds motivated beliefs: the weight assigned to an alternative is capped by its likelihood relative to the default and to the other alternatives. Curiosity then arises endogenously as a drive to resolve the model uncertainty that evidence for a more promising alternative creates. The model matches regularities of neural remapping, with two results that matter for stimulating curiosity. First, contrast matters because an alternative is activated only when the evidence makes the default indefensible against it, and thresholds govern how attention shifts: gradually, abruptly, or not at all. Second, concentration of evidence matters because several alternatives may each beat the default and yet none is activated. I apply the framework to the design of information interventions that aim to draw parents’ attention to a school-based agricultural extension program and to foster a conceptual understanding of pedagogy choice and learning efforts among teachers, students, and farmers.</w:t>
       </w:r>
     </w:p>
     <w:p>

--- a/JimmyLee_CV_July2026.docx
+++ b/JimmyLee_CV_July2026.docx
@@ -395,7 +395,7 @@
           <w:b/>
           <w:bCs/>
         </w:rPr>
-        <w:t xml:space="preserve">“Catalyzing Technology Diffusion in Africa through School-Based Agricultural Extension”</w:t>
+        <w:t xml:space="preserve">“Technology Diffusion and Schooling as Complements: The Promise of School-Based Agricultural Extension in Africa”</w:t>
       </w:r>
       <w:r>
         <w:t xml:space="preserve"> (joint with Chris Udry)</w:t>

--- a/JimmyLee_CV_July2026.docx
+++ b/JimmyLee_CV_July2026.docx
@@ -361,7 +361,7 @@
           <w:sz w:val="22"/>
           <w:szCs w:val="22"/>
         </w:rPr>
-        <w:t xml:space="preserve">Schools in developing countries often have weak ties with less-educated, poorly informed parents. This paper studies whether development program success hinges on strengthening these ties. In a three-year Liberian experiment across 197 schools, I evaluate school-based agricultural extension (SBAE) against control, cross-randomizing whether to engage parents via promotional videos and field days. SBAE improves targeted outcomes only when paired with engagement: students’ households adopt 26–53% more agricultural techniques, dropouts fall 4–5 percentage points per year, and absenteeism falls 28%. The program is more cost-effective than most extension programs in Africa and over twice as cost-effective as conditional cash transfers in raising attendance. SBAE has strong positive training effects that are unaltered by parental engagement. However, without parental engagement, SBAE’s diffusion mechanisms via school demonstration farms, home projects, and intra-household communication stay muted—technology adoption effects vanish, absenteeism rises 31%, and parents reduce school visits below control. Parents’ avoidance of information about a new program, plus reversed effects under engagement, poses a puzzle to Bayesian updating under a fixed prior. I attribute these patterns to parents conflating SBAE with a discredited school-garden preconception.</w:t>
+        <w:t xml:space="preserve">Schools in developing countries often have weak ties with less-educated, poorly informed parents. This paper studies whether development program success hinges on strengthening these ties. In a three-year Liberian experiment across 197 schools, I evaluate school-based agricultural extension (SBAE) against control, cross-randomizing whether to engage parents via promotional videos and field days. SBAE improves targeted outcomes only when paired with engagement: students’ households adopt 26–53% more agricultural techniques, dropouts fall 4–5 percentage points per year, and absenteeism falls 28%. The program is more cost-effective than most extension programs in Africa and over twice as cost-effective as conditional cash transfers in raising attendance. SBAE has strong positive training effects that are unaltered by parental engagement. However, without parental engagement, SBAE’s diffusion mechanisms via school demonstration farms, home projects, and intra-household communication stay muted—technology adoption effects vanish, absenteeism rises 31%, and parents reduce school visits below control. Parents’ avoidance of information about a new program, plus sharply reversed effects under engagement, poses a puzzle. I discuss how standard Bayesian updating under a fixed prior, selective attention, and associative memory each fall short as standalone explanations.</w:t>
       </w:r>
     </w:p>
     <w:p>

--- a/JimmyLee_CV_July2026.docx
+++ b/JimmyLee_CV_July2026.docx
@@ -361,7 +361,7 @@
           <w:sz w:val="22"/>
           <w:szCs w:val="22"/>
         </w:rPr>
-        <w:t xml:space="preserve">Schools in developing countries often have weak ties with less-educated, poorly informed parents. This paper studies whether development program success hinges on strengthening these ties. In a three-year Liberian experiment across 197 schools, I evaluate school-based agricultural extension (SBAE) against control, cross-randomizing whether to engage parents via promotional videos and field days. SBAE improves targeted outcomes only when paired with engagement: students’ households adopt 26–53% more agricultural techniques, dropouts fall 4–5 percentage points per year, and absenteeism falls 28%. The program is more cost-effective than most extension programs in Africa and over twice as cost-effective as conditional cash transfers in raising attendance. SBAE has strong positive training effects that are unaltered by parental engagement. However, without parental engagement, SBAE’s diffusion mechanisms via school demonstration farms, home projects, and intra-household communication stay muted—technology adoption effects vanish, absenteeism rises 31%, and parents reduce school visits below control. Parents’ avoidance of information about a new program, plus sharply reversed effects under engagement, poses a puzzle. I discuss how standard Bayesian updating under a fixed prior, selective attention, and associative memory each fall short as standalone explanations.</w:t>
+        <w:t xml:space="preserve">Schools in developing countries often have weak ties with less-educated, poorly informed parents. This paper studies whether development program success hinges on strengthening these ties. In a three-year Liberian experiment across 197 schools, I evaluate school-based agricultural extension (SBAE) against control, cross-randomizing whether to engage parents via promotional videos and field days. SBAE improves targeted outcomes only when paired with engagement: students’ households adopt 26–53% more agricultural techniques, dropouts fall 4–5 percentage points per year, and absenteeism falls 28%. The program is more cost-effective than most extension programs in Africa and over twice as cost-effective as conditional cash transfers in raising attendance. SBAE has strong positive training effects that are unaltered by parental engagement. However, without parental engagement, SBAE’s diffusion mechanisms via school demonstration farms, home projects, and intra-household communication stay muted—technology adoption effects vanish, absenteeism rises 31%, and parents reduce school visits below control. Parents’ avoidance of information about a new program, plus sharply reversed effects under engagement, poses a puzzle. I discuss how standard Bayesian updating under a fixed prior, selective attention, and associative memory each fall short as standalone explanations. I attribute these patterns to parents conflating SBAE with a discredited school-garden preconception.</w:t>
       </w:r>
     </w:p>
     <w:p>

--- a/JimmyLee_CV_July2026.docx
+++ b/JimmyLee_CV_July2026.docx
@@ -361,7 +361,7 @@
           <w:sz w:val="22"/>
           <w:szCs w:val="22"/>
         </w:rPr>
-        <w:t xml:space="preserve">Schools in developing countries often have weak ties with less-educated, poorly informed parents. This paper studies whether development program success hinges on strengthening these ties. In a three-year Liberian experiment across 197 schools, I evaluate school-based agricultural extension (SBAE) against control, cross-randomizing whether to engage parents via promotional videos and field days. SBAE improves targeted outcomes only when paired with engagement: students’ households adopt 26–53% more agricultural techniques, dropouts fall 4–5 percentage points per year, and absenteeism falls 28%. The program is more cost-effective than most extension programs in Africa and over twice as cost-effective as conditional cash transfers in raising attendance. SBAE has strong positive training effects that are unaltered by parental engagement. However, without parental engagement, SBAE’s diffusion mechanisms via school demonstration farms, home projects, and intra-household communication stay muted—technology adoption effects vanish, absenteeism rises 31%, and parents reduce school visits below control. Parents’ avoidance of information about a new program, plus sharply reversed effects under engagement, poses a puzzle. I discuss how standard Bayesian updating under a fixed prior, selective attention, and associative memory each fall short as standalone explanations. I attribute these patterns to parents conflating SBAE with a discredited school-garden preconception.</w:t>
+        <w:t xml:space="preserve">Schools in developing countries often have weak ties with less-educated, poorly informed parents. This paper studies whether development program success hinges on strengthening these ties. In a three-year Liberian experiment across 197 schools, I evaluate school-based agricultural extension (SBAE) against control, cross-randomizing whether to engage parents via promotional videos and field days. SBAE improves targeted outcomes only when paired with engagement: students’ households adopt 26–53% more agricultural techniques, dropouts fall 4–5 percentage points per year, and absenteeism falls 28%. The program is more cost-effective than most extension programs in Africa and over twice as cost-effective as conditional cash transfers in raising attendance. SBAE has strong positive training effects that are unaltered by parental engagement. However, without parental engagement, SBAE’s diffusion mechanisms via school demonstration farms, home projects, and intra-household communication stay muted—technology adoption effects vanish, absenteeism rises 31%, and parents reduce school visits below control. Parents’ avoidance of information about a new program, plus sharply reversed effects under engagement, poses a puzzle. I discuss how standard Bayesian updating under a fixed prior, selective attention, and associative memory each fall short as standalone explanations.</w:t>
       </w:r>
     </w:p>
     <w:p>

--- a/JimmyLee_CV_July2026.docx
+++ b/JimmyLee_CV_July2026.docx
@@ -361,7 +361,7 @@
           <w:sz w:val="22"/>
           <w:szCs w:val="22"/>
         </w:rPr>
-        <w:t xml:space="preserve">Schools in developing countries often have weak ties with less-educated, poorly informed parents. This paper studies whether development program success hinges on strengthening these ties. In a three-year Liberian experiment across 197 schools, I evaluate school-based agricultural extension (SBAE) against control, cross-randomizing whether to engage parents via promotional videos and field days. SBAE improves targeted outcomes only when paired with engagement: students’ households adopt 26–53% more agricultural techniques, dropouts fall 4–5 percentage points per year, and absenteeism falls 28%. The program is more cost-effective than most extension programs in Africa and over twice as cost-effective as conditional cash transfers in raising attendance. SBAE has strong positive training effects that are unaltered by parental engagement. However, without parental engagement, SBAE’s diffusion mechanisms via school demonstration farms, home projects, and intra-household communication stay muted—technology adoption effects vanish, absenteeism rises 31%, and parents reduce school visits below control. Parents’ avoidance of information about a new program, plus sharply reversed effects under engagement, poses a puzzle. I discuss how standard Bayesian updating under a fixed prior, selective attention, and associative memory each fall short as standalone explanations.</w:t>
+        <w:t xml:space="preserve">Schools in developing countries often have weak ties with less-educated, poorly informed parents. This paper studies whether development program success hinges on strengthening these ties. In a three-year Liberian experiment across 197 schools, I evaluate school-based agricultural extension (SBAE) against control, cross-randomizing whether to engage parents via promotional videos and field days. SBAE improves targeted outcomes only when paired with engagement: students’ households adopt 26–53% more agricultural techniques, dropouts fall 4–5 percentage points per year, and absenteeism falls 28%. The program is more cost-effective than most extension programs in Africa and over twice as cost-effective as conditional cash transfers in raising attendance. SBAE has strong positive training effects that are unaltered by parental engagement. However, without parental engagement, SBAE’s diffusion mechanisms via school demonstration farms, home projects, and intra-household communication stay muted—technology adoption effects vanish, absenteeism rises 31%, and parents reduce school visits below control. Parents’ avoidance of information about a new program, plus sharply reversed responses to SBAE under engagement, poses a puzzle. I discuss how standard Bayesian updating under a fixed prior, selective attention, and associative memory each fall short as standalone explanations.</w:t>
       </w:r>
     </w:p>
     <w:p>

--- a/JimmyLee_CV_July2026.docx
+++ b/JimmyLee_CV_July2026.docx
@@ -536,7 +536,7 @@
           <w:b/>
           <w:bCs/>
         </w:rPr>
-        <w:t xml:space="preserve">“Learning to Learn: Synergizing Inquiry-based Science and Agricultural Transformation”</w:t>
+        <w:t xml:space="preserve">“Learning to Learn: Synergizing Inquiry-based Science and Agricultural Transformation in Liberia”</w:t>
       </w:r>
       <w:r>
         <w:t xml:space="preserve"> (joint with Vesall Nourani, Harvard GSE; scheduled RCT within the scaling of SBAE in 2026-29)</w:t>

--- a/JimmyLee_CV_July2026.docx
+++ b/JimmyLee_CV_July2026.docx
@@ -361,7 +361,7 @@
           <w:sz w:val="22"/>
           <w:szCs w:val="22"/>
         </w:rPr>
-        <w:t xml:space="preserve">Schools in developing countries often have weak ties with less-educated, poorly informed parents. This paper studies whether development program success hinges on strengthening these ties. In a three-year Liberian experiment across 197 schools, I evaluate school-based agricultural extension (SBAE) against control, cross-randomizing whether to engage parents via promotional videos and field days. SBAE improves targeted outcomes only when paired with engagement: students’ households adopt 26–53% more agricultural techniques, dropouts fall 4–5 percentage points per year, and absenteeism falls 28%. The program is more cost-effective than most extension programs in Africa and over twice as cost-effective as conditional cash transfers in raising attendance. SBAE has strong positive training effects that are unaltered by parental engagement. However, without parental engagement, SBAE’s diffusion mechanisms via school demonstration farms, home projects, and intra-household communication stay muted—technology adoption effects vanish, absenteeism rises 31%, and parents reduce school visits below control. Parents’ avoidance of information about a new program, plus sharply reversed responses to SBAE under engagement, poses a puzzle. I discuss how standard Bayesian updating under a fixed prior, selective attention, and associative memory each fall short as standalone explanations.</w:t>
+        <w:t xml:space="preserve">Schools in developing countries often have weak ties with less-educated, poorly informed parents. This paper studies the extent to which development program success hinges on strengthening these ties. In a three-year Liberian experiment across 197 schools, I evaluate school-based agricultural extension (SBAE) against control, cross-randomizing whether to engage parents via promotional videos and field days. SBAE improves targeted outcomes only when paired with engagement: students’ households adopt 26–53% more agricultural techniques, dropouts fall 4–5 percentage points per year, and absenteeism falls 28%. The program is more cost-effective than most extension programs in Africa and over twice as cost-effective as conditional cash transfers in raising attendance. SBAE has strong positive training effects on students that are unaltered by parental engagement. However, without parental engagement, SBAE’s diffusion mechanisms via school demonstration farms, home projects, and intra-household communication stay muted—technology adoption effects vanish, absenteeism rises 31%, and parents reduce school visits below control. Parents’ avoidance of information about a new program, plus sharply reversed responses to SBAE under engagement, pose a puzzle. I discuss how standard Bayesian updating under a fixed prior, selective attention, and associative memory each fall short as standalone explanations. I propose an integrative explanation that parental engagement shifts parents’ categorization of SBAE away from the “school-garden-as-drudgery” schema.</w:t>
       </w:r>
     </w:p>
     <w:p>

--- a/JimmyLee_CV_July2026.docx
+++ b/JimmyLee_CV_July2026.docx
@@ -361,7 +361,7 @@
           <w:sz w:val="22"/>
           <w:szCs w:val="22"/>
         </w:rPr>
-        <w:t xml:space="preserve">Schools in developing countries often have weak ties with less-educated, poorly informed parents. This paper studies the extent to which development program success hinges on strengthening these ties. In a three-year Liberian experiment across 197 schools, I evaluate school-based agricultural extension (SBAE) against control, cross-randomizing whether to engage parents via promotional videos and field days. SBAE improves targeted outcomes only when paired with engagement: students’ households adopt 26–53% more agricultural techniques, dropouts fall 4–5 percentage points per year, and absenteeism falls 28%. The program is more cost-effective than most extension programs in Africa and over twice as cost-effective as conditional cash transfers in raising attendance. SBAE has strong positive training effects on students that are unaltered by parental engagement. However, without parental engagement, SBAE’s diffusion mechanisms via school demonstration farms, home projects, and intra-household communication stay muted—technology adoption effects vanish, absenteeism rises 31%, and parents reduce school visits below control. Parents’ avoidance of information about a new program, plus sharply reversed responses to SBAE under engagement, pose a puzzle. I discuss how standard Bayesian updating under a fixed prior, selective attention, and associative memory each fall short as standalone explanations. I propose an integrative explanation that parental engagement shifts parents’ categorization of SBAE away from the “school-garden-as-drudgery” schema.</w:t>
+        <w:t xml:space="preserve">Schools in developing countries often have weak ties with less-educated, poorly informed parents. This paper studies the extent to which development program success hinges on strengthening these ties. In a three-year Liberian experiment across 197 schools, I evaluate school-based agricultural extension (SBAE) against control, cross-randomizing whether to engage parents via promotional videos and field days. SBAE improves targeted outcomes only when paired with engagement: students’ households adopt 26–53% more agricultural techniques, dropouts fall 4–5 percentage points per year, absenteeism falls 28%, and studying hours rise 22%. The program is more cost-effective than most extension programs in Africa and over twice as cost-effective as conditional cash transfers in raising attendance. SBAE has strong positive training effects on students that are unaltered by parental engagement. However, without parental engagement, SBAE’s diffusion mechanisms via school demonstration farms, home projects, and intra-household communication stay muted—technology adoption effects vanish, absenteeism rises 31%, studying hours fall 20%, and parents disconnect—reducing school farm visits 12% and parent–teacher meetings 39%. Parents’ avoidance of information about a new program, plus sharply reversed responses to SBAE under engagement, pose a puzzle. I discuss how standard Bayesian updating under a fixed prior, selective attention, and associative memory each fall short as standalone explanations. I propose an integrative explanation that parental engagement shifts parents’ categorization of SBAE away from the “school-garden-as-drudgery” schema.</w:t>
       </w:r>
     </w:p>
     <w:p>

--- a/JimmyLee_CV_July2026.docx
+++ b/JimmyLee_CV_July2026.docx
@@ -230,7 +230,7 @@
           <w:i/>
           <w:iCs/>
         </w:rPr>
-        <w:t>Focus—Modeling curiosity, creativity, and critical thinking through the lens of cognitive map theory</w:t>
+        <w:t>Focus—Endogenous model uncertainty and information acquisition under cognitive limits</w:t>
       </w:r>
     </w:p>
     <w:p>

--- a/JimmyLee_CV_July2026.docx
+++ b/JimmyLee_CV_July2026.docx
@@ -443,7 +443,7 @@
           <w:sz w:val="20"/>
           <w:szCs w:val="20"/>
         </w:rPr>
-        <w:t xml:space="preserve">In standard theories of decision under model uncertainty, the weights an agent places on competing models of the world are not subject to cognitive limits. This paper models contextual shifts in “mindsets” as a choice of how much model uncertainty to entertain: from a precise default model and a menu of latent, imprecise, and potentially more promising alternatives, an agent chooses how much attention to pay to each and how much information to acquire. The choice is disciplined by a microfounded capacity constraint that bounds motivated beliefs: the weight assigned to an alternative is capped by its likelihood relative to the default and to the other alternatives. Curiosity then arises endogenously as a drive to resolve the model uncertainty that evidence for a more promising alternative creates. The model matches regularities of neural remapping, with two results that matter for stimulating curiosity. First, contrast matters because an alternative is activated only when the evidence makes the default indefensible against it, and thresholds govern how attention shifts: gradually, abruptly, or not at all. Second, concentration of evidence matters because several alternatives may each beat the default and yet none is activated. I apply the framework to the design of information interventions that aim to draw parents’ attention to a school-based agricultural extension program and to foster a conceptual understanding of pedagogy choice and learning efforts among teachers, students, and farmers.</w:t>
+        <w:t xml:space="preserve">In standard theories of decision under model uncertainty, the weights an agent places on competing models of the world are not subject to cognitive limits. This paper models contextual shifts in “mindsets” as a choice of how much model uncertainty to entertain: from a precise default model and a menu of latent, imprecise, and potentially more promising alternatives, an agent chooses how much attention to pay to each and how much information to acquire. The choice is disciplined by a microfounded evidence constraint that bounds motivated beliefs: the weight assigned to an alternative is capped by its likelihood relative to the default and to the other alternatives. Curiosity then arises endogenously as a drive to resolve the model uncertainty that evidence for a more promising alternative creates. The model matches regularities of neural remapping, with two results that matter for stimulating curiosity. First, contrast matters because an alternative is activated only when the evidence makes the default indefensible against it, and thresholds govern how attention shifts: gradually, abruptly, or not at all. Second, concentration of evidence matters because several alternatives may each beat the default and yet none is activated. I apply the framework to the design of information interventions that aim to draw parents’ attention to a school-based agricultural extension program and to foster a conceptual understanding of pedagogy choice and learning efforts among teachers, students, and farmers.</w:t>
       </w:r>
     </w:p>
     <w:p>

--- a/JimmyLee_CV_July2026.docx
+++ b/JimmyLee_CV_July2026.docx
@@ -412,7 +412,7 @@
           <w:sz w:val="20"/>
           <w:szCs w:val="20"/>
         </w:rPr>
-        <w:t xml:space="preserve">Efforts to raise agricultural productivity in sub-Saharan Africa are limited by substantial heterogeneity in which technologies are suitable across farms, while low perceived returns to schooling drive students to drop out. We develop a theoretical model of why school-based agricultural extension (SBAE) is particularly suited to address this dual problem. We build on the target-input model of learning about a technology’s appropriateness for one’s own land. We add two elements that vary the effectiveness of social learning: the signal the student observes on the school demonstration farm, and the signal the home project generates on the family’s own land. We derive three results. First, adoption and schooling are complements under SBAE: the same information raises both the value of using the new technology and the value of sending the child to school. Second, schooling acquires an option value on the farm: it raises the probability of adoption in a later season, so attendance can be optimal even where wage returns alone are low. Third, in the presence of a learning externality, SBAE aggregates information at a lower private cost than decentralized experimentation. We find strong support for these results in a randomized trial in Liberia.</w:t>
+        <w:t xml:space="preserve">Efforts to raise agricultural productivity in sub-Saharan Africa are limited by substantial heterogeneity in which technologies are suitable across farms, while low perceived returns to schooling drive students to drop out. We develop a theoretical model of why school-based agricultural extension (SBAE) is suited to address this dual problem. The model extends the target-input framework with two signals of technological suitability, from a school demonstration plot and a home project, both increasing in precision with the student’s study effort. Three results follow. First, schooling and adoption become complements: the same information raises both the value of the new technology and the value of attendance. Second, schooling acquires an option value on the farm: by raising the probability of future adoption, it makes attendance optimal even where wage returns are low. Third, SBAE addresses suboptimal experimentation by decoupling learning about a technology’s suitability from its use in production: because information is acquired through study effort, the returns to schooling pay part of the cost of learning. We provide experimental evidence from Liberia that SBAE cost-effectively raises both agricultural technology adoption and school attendance, and use extensions of the model to explain how SBAE’s design can be strengthened.</w:t>
       </w:r>
     </w:p>
     <w:p>

--- a/JimmyLee_CV_July2026.docx
+++ b/JimmyLee_CV_July2026.docx
@@ -487,7 +487,7 @@
           <w:sz w:val="20"/>
           <w:szCs w:val="20"/>
         </w:rPr>
-        <w:t xml:space="preserve">When school programs require students to introduce improved techniques on household farms, is informing students and parents about the program sufficient, or is further signaling parents’ support to students needed? I study this question within a randomized evaluation of school-based agricultural extension (SBAE) in Liberia, where students take school farm training into a home farming project. After parents view a promotional video of the program and students are encouraged to diffuse techniques to their parents, I randomize a nudge revealing to students their parents’ optimism about their farm-management skills. Two years later, SBAE improves students’ livelihoods only with the nudge: income rises 63%, on-time school fee payment 43–47%, and cost-effectiveness for attendance doubles. Analysis of mechanisms highlights a management aspect of agricultural technology adoption that can be addressed with nudges: even where parents become attentive to SBAE and adopt promoted techniques, third-party assurance is pivotal in shifting students away from assisting in subsistence farming.</w:t>
+        <w:t xml:space="preserve">When school programs require students to introduce improved techniques on household farms, is informing students and parents about the program sufficient, or is there a case for further signaling parents’ support to students? I study this question within a randomized evaluation of school-based agricultural extension (SBAE) in Liberia, where students take school farm training into a home farming project. After parents view a promotional video of the program and students are encouraged to diffuse techniques to their parents, I randomize a nudge revealing to students their parents’ optimism about their farm-management skills. Two years later, SBAE improves students’ livelihoods only with the nudge: income rises 63%, on-time school fee payment 43–47%, and cost-effectiveness for attendance doubles. Analysis of mechanisms highlights a management aspect of agricultural technology adoption that can be addressed with nudges: even where parents become attentive to SBAE and adopt promoted techniques, third-party assurance is pivotal in shifting students away from assisting in subsistence farming.</w:t>
       </w:r>
     </w:p>
     <w:p>

--- a/JimmyLee_CV_July2026.docx
+++ b/JimmyLee_CV_July2026.docx
@@ -230,7 +230,7 @@
           <w:i/>
           <w:iCs/>
         </w:rPr>
-        <w:t>Focus—Endogenous model uncertainty and information acquisition under cognitive limits</w:t>
+        <w:t>Focus—Modeling capabilities development through contextual shifts in mindsets: endogenous model uncertainty under cognitive limits</w:t>
       </w:r>
     </w:p>
     <w:p>

--- a/JimmyLee_CV_July2026.docx
+++ b/JimmyLee_CV_July2026.docx
@@ -230,7 +230,7 @@
           <w:i/>
           <w:iCs/>
         </w:rPr>
-        <w:t>Focus—Modeling capabilities development through contextual shifts in mindsets: endogenous model uncertainty under cognitive limits</w:t>
+        <w:t>Focus—Modeling Capabilities Development Through Contextual Shifts in Mindsets: Endogenous Model Uncertainty Under Cognitive Limits</w:t>
       </w:r>
     </w:p>
     <w:p>

--- a/JimmyLee_CV_July2026.docx
+++ b/JimmyLee_CV_July2026.docx
@@ -230,7 +230,7 @@
           <w:i/>
           <w:iCs/>
         </w:rPr>
-        <w:t>Focus—Modeling Capabilities Development Through Contextual Shifts in Mindsets: Endogenous Model Uncertainty Under Cognitive Limits</w:t>
+        <w:t>Focus—Modeling Capabilities Development (e.g. curiosity, creativity, critical thinking) Through Contextual Shifts in Mindsets: Endogenous Model Uncertainty Under Cognitive Limits</w:t>
       </w:r>
     </w:p>
     <w:p>
@@ -361,7 +361,7 @@
           <w:sz w:val="22"/>
           <w:szCs w:val="22"/>
         </w:rPr>
-        <w:t xml:space="preserve">Schools in developing countries often have weak ties with less-educated, poorly informed parents. This paper studies the extent to which development program success hinges on strengthening these ties. In a three-year Liberian experiment across 197 schools, I evaluate school-based agricultural extension (SBAE) against control, cross-randomizing whether to engage parents via promotional videos and field days. SBAE improves targeted outcomes only when paired with engagement: students’ households adopt 26–53% more agricultural techniques, dropouts fall 4–5 percentage points per year, absenteeism falls 28%, and studying hours rise 22%. The program is more cost-effective than most extension programs in Africa and over twice as cost-effective as conditional cash transfers in raising attendance. SBAE has strong positive training effects on students that are unaltered by parental engagement. However, without parental engagement, SBAE’s diffusion mechanisms via school demonstration farms, home projects, and intra-household communication stay muted—technology adoption effects vanish, absenteeism rises 31%, studying hours fall 20%, and parents disconnect—reducing school farm visits 12% and parent–teacher meetings 39%. Parents’ avoidance of information about a new program, plus sharply reversed responses to SBAE under engagement, pose a puzzle. I discuss how standard Bayesian updating under a fixed prior, selective attention, and associative memory each fall short as standalone explanations. I propose an integrative explanation that parental engagement shifts parents’ categorization of SBAE away from the “school-garden-as-drudgery” schema.</w:t>
+        <w:t xml:space="preserve">Schools in developing countries often have weak ties with parents. This paper studies the extent to which development program success hinges on strengthening these ties. In a three-year Liberian experiment across 197 schools, I evaluate school-based agricultural extension (SBAE) against control, cross-randomizing whether to inform parents about SBAE’s distinct features via promotional videos and field days. SBAE improves targeted outcomes only when paired with engagement: students’ households adopt 26–53% more agricultural techniques, dropouts fall 4–5 percentage points per year, absenteeism falls 28%, and studying hours rise 22%. The program is more cost-effective than most extension programs in Africa and over twice as cost-effective as conditional cash transfers in raising attendance. SBAE has strong positive training effects on students that are unaltered by parental engagement. However, without parental engagement, SBAE’s diffusion mechanisms via school demonstration farms, home projects, and intra-household communication stay muted—technology adoption effects vanish, absenteeism rises 31%, studying hours fall 20%, and parents disconnect—reducing school farm visits 12% and parent–teacher meetings 39%. Parents’ avoidance of information about a new program, plus sharply reversed responses to SBAE under engagement, pose a puzzle. I discuss how standard Bayesian updating under a fixed prior, selective attention, and associative memory each fall short as standalone explanations. I propose an integrative explanation that parental engagement shifts parents’ categorization of SBAE away from the “school-garden-as-drudgery” schema.</w:t>
       </w:r>
     </w:p>
     <w:p>

--- a/JimmyLee_CV_July2026.docx
+++ b/JimmyLee_CV_July2026.docx
@@ -230,7 +230,7 @@
           <w:i/>
           <w:iCs/>
         </w:rPr>
-        <w:t>Focus—Modeling Capabilities Development (e.g. curiosity, creativity, critical thinking) Through Contextual Shifts in Mindsets: Endogenous Model Uncertainty Under Cognitive Limits</w:t>
+        <w:t>Focus—Modeling Curiosity Through Contextual Shifts in Mindsets: Endogenous Model Uncertainty Under Cognitive Limits</w:t>
       </w:r>
     </w:p>
     <w:p>
@@ -926,7 +926,31 @@
         <w:ind w:left="360"/>
       </w:pPr>
       <w:r>
-        <w:t>Introduction to Microeconomics, Introduction to Macroeconomics, Intermediate Microeconomics II, Intermediate Macroeconomics, International Trade, Economics of Nonprofit Organizations</w:t>
+        <w:t>Introduction to Microeconomics, Introduction to Macroeconomics, Intermediate Microeconomics, Intermediate Macroeconomics, International Trade, Economics of Nonprofit Organizations</w:t>
+      </w:r>
+    </w:p>
+    <w:p>
+      <w:pPr>
+        <w:spacing w:after="20"/>
+      </w:pPr>
+      <w:r>
+        <w:rPr>
+          <w:b/>
+          <w:bCs/>
+        </w:rPr>
+        <w:t>Teaching Assistant</w:t>
+      </w:r>
+      <w:r>
+        <w:t>, The Chinese University of Hong Kong</w:t>
+      </w:r>
+    </w:p>
+    <w:p>
+      <w:pPr>
+        <w:spacing w:after="20"/>
+        <w:ind w:left="360"/>
+      </w:pPr>
+      <w:r>
+        <w:t>Mathematical Methods in Economics I, II, Family Economics, International Macroeconomics</w:t>
       </w:r>
     </w:p>
     <w:p>
@@ -1201,7 +1225,7 @@
     </w:p>
     <w:sectPr>
       <w:pgSz w:w="12240" w:h="15840"/>
-      <w:pgMar w:top="900" w:right="1440" w:bottom="900" w:left="1440" w:header="708" w:footer="708" w:gutter="0"/>
+      <w:pgMar w:top="720" w:right="1440" w:bottom="720" w:left="1440" w:header="708" w:footer="708" w:gutter="0"/>
       <w:cols w:space="720"/>
       <w:docGrid w:linePitch="360"/>
     </w:sectPr>

--- a/JimmyLee_CV_July2026.docx
+++ b/JimmyLee_CV_July2026.docx
@@ -917,7 +917,7 @@
         <w:t>Teaching Assistant</w:t>
       </w:r>
       <w:r>
-        <w:t>, Northwestern University</w:t>
+        <w:t>, Northwestern University (Department median 5.3/6)</w:t>
       </w:r>
     </w:p>
     <w:p>
@@ -926,7 +926,7 @@
         <w:ind w:left="360"/>
       </w:pPr>
       <w:r>
-        <w:t>Introduction to Microeconomics, Introduction to Macroeconomics, Intermediate Microeconomics, Intermediate Macroeconomics, International Trade, Economics of Nonprofit Organizations</w:t>
+        <w:t>Introduction to Microeconomics (5.4/6), Introduction to Macroeconomics (5.4/6), Intermediate Microeconomics (5.4/6), Intermediate Macroeconomics (5.7/6), International Trade (5.6/6), Economics of Nonprofit Organizations (5.8/6)</w:t>
       </w:r>
     </w:p>
     <w:p>

--- a/JimmyLee_CV_July2026.docx
+++ b/JimmyLee_CV_July2026.docx
@@ -361,7 +361,7 @@
           <w:sz w:val="22"/>
           <w:szCs w:val="22"/>
         </w:rPr>
-        <w:t xml:space="preserve">Schools in developing countries often have weak ties with parents. This paper studies the extent to which development program success hinges on strengthening these ties. In a three-year Liberian experiment across 197 schools, I evaluate school-based agricultural extension (SBAE) against control, cross-randomizing whether to inform parents about SBAE’s distinct features via promotional videos and field days. SBAE improves targeted outcomes only when paired with engagement: students’ households adopt 26–53% more agricultural techniques, dropouts fall 4–5 percentage points per year, absenteeism falls 28%, and studying hours rise 22%. The program is more cost-effective than most extension programs in Africa and over twice as cost-effective as conditional cash transfers in raising attendance. SBAE has strong positive training effects on students that are unaltered by parental engagement. However, without parental engagement, SBAE’s diffusion mechanisms via school demonstration farms, home projects, and intra-household communication stay muted—technology adoption effects vanish, absenteeism rises 31%, studying hours fall 20%, and parents disconnect—reducing school farm visits 12% and parent–teacher meetings 39%. Parents’ avoidance of information about a new program, plus sharply reversed responses to SBAE under engagement, pose a puzzle. I discuss how standard Bayesian updating under a fixed prior, selective attention, and associative memory each fall short as standalone explanations. I propose an integrative explanation that parental engagement shifts parents’ categorization of SBAE away from the “school-garden-as-drudgery” schema.</w:t>
+        <w:t xml:space="preserve">Schools in developing countries often have weak ties with parents. This paper studies the extent to which development program success hinges on strengthening these ties. In a three-year Liberian experiment across 197 schools, I evaluate school-based agricultural extension (SBAE) against control, cross-randomizing whether to inform parents about SBAE’s distinctive features via promotional videos and field days. SBAE improves targeted outcomes only when paired with parental engagement: students’ households adopt 26–53% more agricultural techniques, dropouts fall 4–5 percentage points per year, absenteeism falls 28%, and studying hours rise 22%. The program is more cost-effective than most extension programs in Africa and over twice as cost-effective as conditional cash transfers in raising attendance. SBAE has strong positive training effects on students that are unaltered by parental engagement. However, without parental engagement, SBAE’s diffusion mechanisms via school demonstration farms, home projects, and intra-household communication stay muted—technology adoption effects vanish, absenteeism rises 31%, studying hours fall 20%, and parents disconnect—reducing school farm visits 12% and parent–teacher meetings 39%. Parents’ avoidance of information about a new program, plus sharply reversed responses to SBAE under engagement, pose a puzzle. I discuss how standard Bayesian updating under a fixed prior, selective attention, and associative memory each fall short as standalone explanations. I propose an integrative explanation that parental engagement shifts parents’ categorization of SBAE away from the “school-garden-as-drudgery” schema.</w:t>
       </w:r>
     </w:p>
     <w:p>

--- a/JimmyLee_CV_July2026.docx
+++ b/JimmyLee_CV_July2026.docx
@@ -412,7 +412,7 @@
           <w:sz w:val="20"/>
           <w:szCs w:val="20"/>
         </w:rPr>
-        <w:t xml:space="preserve">Efforts to raise agricultural productivity in sub-Saharan Africa are limited by substantial heterogeneity in which technologies are suitable across farms, while low perceived returns to schooling drive students to drop out. We develop a theoretical model of why school-based agricultural extension (SBAE) is suited to address this dual problem. The model extends the target-input framework with two signals of technological suitability, from a school demonstration plot and a home project, both increasing in precision with the student’s study effort. Three results follow. First, schooling and adoption become complements: the same information raises both the value of the new technology and the value of attendance. Second, schooling acquires an option value on the farm: by raising the probability of future adoption, it makes attendance optimal even where wage returns are low. Third, SBAE addresses suboptimal experimentation by decoupling learning about a technology’s suitability from its use in production: because information is acquired through study effort, the returns to schooling pay part of the cost of learning. We provide experimental evidence from Liberia that SBAE cost-effectively raises both agricultural technology adoption and school attendance, and use extensions of the model to explain how SBAE’s design can be strengthened.</w:t>
+        <w:t xml:space="preserve">Efforts to raise agricultural productivity in sub-Saharan Africa are limited by substantial heterogeneity in which technologies are suitable across farms, while low perceived returns to schooling drive students to drop out. We develop a theoretical model of why school-based agricultural extension (SBAE) is suited to address this dual problem. The model extends the target-input framework with two signals of technological suitability, from a school demonstration plot and a home project, both increasing in precision with the student’s study effort. Three results follow. First, schooling and adoption become complements: the same information raises both the value of the new technology and the value of attendance. Second, schooling acquires an option value on the farm: by raising the probability of future adoption, it makes attendance optimal even where the labor-market returns to schooling are low. Third, SBAE addresses suboptimal experimentation by decoupling learning about a technology’s suitability from its use in production: because information is acquired through study effort, the returns to schooling pay part of the cost of learning. We provide experimental evidence from Liberia that SBAE cost-effectively raises both agricultural technology adoption and school attendance, and use extensions of the model to explain how SBAE’s design can be strengthened.</w:t>
       </w:r>
     </w:p>
     <w:p>

--- a/JimmyLee_CV_July2026.docx
+++ b/JimmyLee_CV_July2026.docx
@@ -443,7 +443,7 @@
           <w:sz w:val="20"/>
           <w:szCs w:val="20"/>
         </w:rPr>
-        <w:t xml:space="preserve">In standard theories of decision under model uncertainty, the weights an agent places on competing models of the world are not subject to cognitive limits. This paper models contextual shifts in “mindsets” as a choice of how much model uncertainty to entertain: from a precise default model and a menu of latent, imprecise, and potentially more promising alternatives, an agent chooses how much attention to pay to each and how much information to acquire. The choice is disciplined by a microfounded evidence constraint that bounds motivated beliefs: the weight assigned to an alternative is capped by its likelihood relative to the default and to the other alternatives. Curiosity then arises endogenously as a drive to resolve the model uncertainty that evidence for a more promising alternative creates. The model matches regularities of neural remapping, with two results that matter for stimulating curiosity. First, contrast matters because an alternative is activated only when the evidence makes the default indefensible against it, and thresholds govern how attention shifts: gradually, abruptly, or not at all. Second, concentration of evidence matters because several alternatives may each beat the default and yet none is activated. I apply the framework to the design of information interventions that aim to draw parents’ attention to a school-based agricultural extension program and to foster a conceptual understanding of pedagogy choice and learning efforts among teachers, students, and farmers.</w:t>
+        <w:t xml:space="preserve">People actively assign meaning to what they see and predict from it, and whether they look for more information depends on the mental model they use. I model contextual shifts in “mindsets” as a choice of how much model uncertainty to entertain: from a default mental model and a menu of latent, imprecise, and potentially more promising alternatives, an agent chooses how much attention to pay to each and how much information to acquire. I bound motivated beliefs with a microfounded evidence constraint: the weight assigned to an alternative is capped by its likelihood relative to the default and to the other alternatives. Curiosity then arises endogenously as a drive to resolve the model uncertainty that evidence for a more promising alternative creates. The model reproduces regularities of neural remapping, and two results follow. First, contrast matters because an alternative is activated only when the evidence makes the default indefensible against it, and thresholds govern how attention shifts: gradually, abruptly, or not at all. Second, concentration of evidence matters because several alternatives may each beat the default and yet none be activated, however strong the evidence. I apply the framework to the design of information interventions for a school-based agricultural extension program in Liberia, and to pedagogy and learning among teachers, students, and farmers.</w:t>
       </w:r>
     </w:p>
     <w:p>

--- a/JimmyLee_CV_July2026.docx
+++ b/JimmyLee_CV_July2026.docx
@@ -443,7 +443,7 @@
           <w:sz w:val="20"/>
           <w:szCs w:val="20"/>
         </w:rPr>
-        <w:t xml:space="preserve">People actively assign meaning to what they see and predict from it, and whether they look for more information depends on the mental model they use. I model contextual shifts in “mindsets” as a choice of how much model uncertainty to entertain: from a default mental model and a menu of latent, imprecise, and potentially more promising alternatives, an agent chooses how much attention to pay to each and how much information to acquire. I bound motivated beliefs with a microfounded evidence constraint: the weight assigned to an alternative is capped by its likelihood relative to the default and to the other alternatives. Curiosity then arises endogenously as a drive to resolve the model uncertainty that evidence for a more promising alternative creates. The model reproduces regularities of neural remapping, and two results follow. First, contrast matters because an alternative is activated only when the evidence makes the default indefensible against it, and thresholds govern how attention shifts: gradually, abruptly, or not at all. Second, concentration of evidence matters because several alternatives may each beat the default and yet none be activated, however strong the evidence. I apply the framework to the design of information interventions for a school-based agricultural extension program in Liberia, and to pedagogy and learning among teachers, students, and farmers.</w:t>
+        <w:t xml:space="preserve">People actively assign meaning to what they see and predict from it, and whether they look for more information depends on the mental model they use. I model contextual shifts in “mindsets” as a choice of how much model uncertainty to entertain: from a default mental model and a menu of latent, imprecise, and potentially more promising alternatives, an agent chooses how much attention to pay to each and how much information to acquire. This choice is disciplined by a microfounded evidence constraint that bounds motivated beliefs: the weight assigned to an alternative is capped by its likelihood relative to the default and to the other alternatives. Curiosity then arises endogenously as a drive to resolve the model uncertainty that evidence for a more promising alternative creates. The model reproduces regularities of neural remapping, and two results follow. First, contrast matters because an alternative is activated only when the evidence makes the default indefensible against it, and thresholds govern how attention shifts: gradually, abruptly, or not at all. Second, concentration of evidence matters because several alternatives may each beat the default and yet none be activated, however strong the evidence. I apply the framework to the design of information interventions for a school-based agricultural extension program in Liberia, and to pedagogy and learning among teachers, students, and farmers.</w:t>
       </w:r>
     </w:p>
     <w:p>

--- a/JimmyLee_CV_July2026.docx
+++ b/JimmyLee_CV_July2026.docx
@@ -443,7 +443,7 @@
           <w:sz w:val="20"/>
           <w:szCs w:val="20"/>
         </w:rPr>
-        <w:t xml:space="preserve">People actively assign meaning to what they see and predict from it, and whether they look for more information depends on the mental model they use. I model contextual shifts in “mindsets” as a choice of how much model uncertainty to entertain: from a default mental model and a menu of latent, imprecise, and potentially more promising alternatives, an agent chooses how much attention to pay to each and how much information to acquire. This choice is disciplined by a microfounded evidence constraint that bounds motivated beliefs: the weight assigned to an alternative is capped by its likelihood relative to the default and to the other alternatives. Curiosity then arises endogenously as a drive to resolve the model uncertainty that evidence for a more promising alternative creates. The model reproduces regularities of neural remapping, and two results follow. First, contrast matters because an alternative is activated only when the evidence makes the default indefensible against it, and thresholds govern how attention shifts: gradually, abruptly, or not at all. Second, concentration of evidence matters because several alternatives may each beat the default and yet none be activated, however strong the evidence. I apply the framework to the design of information interventions for a school-based agricultural extension program in Liberia, and to pedagogy and learning among teachers, students, and farmers.</w:t>
+        <w:t xml:space="preserve">People actively assign meaning to what they see and predict from it, and whether they look for more information depends on the mental model they use. I model contextual shifts in “mindsets” as a choice of how much model uncertainty to entertain: from a default mental model and a menu of latent, imprecise, and potentially more promising alternatives, an agent chooses how much attention to pay to each and how much information to acquire. This choice is disciplined by a microfounded evidence constraint that bounds motivated beliefs: the weight assigned to an alternative is capped by its likelihood relative to the default and to the other alternatives. Curiosity then arises endogenously as a drive to resolve the model uncertainty that evidence for a more promising alternative creates. The model reproduces regularities of neural remapping, and two results follow. First, contrast matters because an alternative is activated only when the evidence makes the default indefensible against it, and thresholds govern how attention shifts: gradually, abruptly, or not at all. Search follows the weight she has moved, and what she looks at decides whether the shift holds. Second, concentration of evidence matters because several alternatives may each beat the default and yet none be activated, however strong the evidence. I apply the framework to the design of information interventions for a school-based agricultural extension program in Liberia, and to pedagogy and learning among teachers, students, and farmers.</w:t>
       </w:r>
     </w:p>
     <w:p>

--- a/JimmyLee_CV_July2026.docx
+++ b/JimmyLee_CV_July2026.docx
@@ -48,7 +48,7 @@
         <w:pBdr>
           <w:bottom w:val="single" w:sz="6" w:space="2" w:color="000000"/>
         </w:pBdr>
-        <w:spacing w:before="180" w:after="100"/>
+        <w:spacing w:before="140" w:after="100"/>
       </w:pPr>
       <w:r>
         <w:rPr>
@@ -119,7 +119,7 @@
         <w:pBdr>
           <w:bottom w:val="single" w:sz="6" w:space="2" w:color="000000"/>
         </w:pBdr>
-        <w:spacing w:before="180" w:after="100"/>
+        <w:spacing w:before="140" w:after="100"/>
       </w:pPr>
       <w:r>
         <w:rPr>
@@ -156,7 +156,7 @@
         <w:pBdr>
           <w:bottom w:val="single" w:sz="6" w:space="2" w:color="000000"/>
         </w:pBdr>
-        <w:spacing w:before="180" w:after="100"/>
+        <w:spacing w:before="140" w:after="100"/>
       </w:pPr>
       <w:r>
         <w:rPr>
@@ -239,7 +239,7 @@
         <w:pBdr>
           <w:bottom w:val="single" w:sz="6" w:space="2" w:color="000000"/>
         </w:pBdr>
-        <w:spacing w:before="180" w:after="100"/>
+        <w:spacing w:before="140" w:after="100"/>
       </w:pPr>
       <w:r>
         <w:rPr>
@@ -316,7 +316,7 @@
         <w:pBdr>
           <w:bottom w:val="single" w:sz="6" w:space="2" w:color="000000"/>
         </w:pBdr>
-        <w:spacing w:before="180" w:after="100"/>
+        <w:spacing w:before="140" w:after="100"/>
       </w:pPr>
       <w:r>
         <w:rPr>
@@ -370,7 +370,7 @@
         <w:pBdr>
           <w:bottom w:val="single" w:sz="6" w:space="2" w:color="000000"/>
         </w:pBdr>
-        <w:spacing w:before="180" w:after="100"/>
+        <w:spacing w:before="140" w:after="100"/>
       </w:pPr>
       <w:r>
         <w:rPr>
@@ -412,7 +412,7 @@
           <w:sz w:val="20"/>
           <w:szCs w:val="20"/>
         </w:rPr>
-        <w:t xml:space="preserve">Efforts to raise agricultural productivity in sub-Saharan Africa are limited by substantial heterogeneity in which technologies are suitable across farms, while low perceived returns to schooling drive students to drop out. We develop a theoretical model of why school-based agricultural extension (SBAE) is suited to address this dual problem. The model extends the target-input framework with two signals of technological suitability, from a school demonstration plot and a home project, both increasing in precision with the student’s study effort. Three results follow. First, schooling and adoption become complements: the same information raises both the value of the new technology and the value of attendance. Second, schooling acquires an option value on the farm: by raising the probability of future adoption, it makes attendance optimal even where the labor-market returns to schooling are low. Third, SBAE addresses suboptimal experimentation by decoupling learning about a technology’s suitability from its use in production: because information is acquired through study effort, the returns to schooling pay part of the cost of learning. We provide experimental evidence from Liberia that SBAE cost-effectively raises both agricultural technology adoption and school attendance, and use extensions of the model to explain how SBAE’s design can be strengthened.</w:t>
+        <w:t xml:space="preserve">Efforts to raise agricultural productivity in sub-Saharan Africa are limited by substantial heterogeneity in which technologies are suitable across farms, while low perceived returns to schooling drive students to drop out. We develop a theoretical model of why school-based agricultural extension (SBAE) is suited to address this dual problem. The model extends the target-input framework with two signals of technological suitability, from a school demonstration plot and a home project, both increasing in precision with the student’s study effort. Three results follow. First, schooling and adoption become complements: the same information raises both the value of the new technology and the value of attendance. Second, schooling acquires an option value on the farm: by raising the probability of future adoption, it makes attendance optimal even where the labor-market returns to schooling are low. Third, SBAE addresses suboptimal experimentation by decoupling learning about a technology’s suitability from its use in production: because information is acquired through study effort, the returns to schooling pay part of the cost of learning. We provide experimental evidence from Liberia that SBAE cost-effectively raises both agricultural technology adoption and school attendance, and use extensions of the model to explain how SBAE’s design can be strengthened. A key margin is the integration of agriculture into formal education: the more home projects contribute to meaningful learning, the less students trade off human capital against learning about their own land, and the stronger the complementarity between adoption and schooling.</w:t>
       </w:r>
     </w:p>
     <w:p>
@@ -496,7 +496,7 @@
         <w:pBdr>
           <w:bottom w:val="single" w:sz="6" w:space="2" w:color="000000"/>
         </w:pBdr>
-        <w:spacing w:before="180" w:after="100"/>
+        <w:spacing w:before="140" w:after="100"/>
       </w:pPr>
       <w:r>
         <w:rPr>
@@ -605,7 +605,7 @@
         <w:pBdr>
           <w:bottom w:val="single" w:sz="6" w:space="2" w:color="000000"/>
         </w:pBdr>
-        <w:spacing w:before="180" w:after="100"/>
+        <w:spacing w:before="140" w:after="100"/>
       </w:pPr>
       <w:r>
         <w:rPr>
@@ -833,7 +833,7 @@
         <w:pBdr>
           <w:bottom w:val="single" w:sz="6" w:space="2" w:color="000000"/>
         </w:pBdr>
-        <w:spacing w:before="180" w:after="100"/>
+        <w:spacing w:before="140" w:after="100"/>
       </w:pPr>
       <w:r>
         <w:rPr>
@@ -894,7 +894,7 @@
         <w:pBdr>
           <w:bottom w:val="single" w:sz="6" w:space="2" w:color="000000"/>
         </w:pBdr>
-        <w:spacing w:before="180" w:after="100"/>
+        <w:spacing w:before="140" w:after="100"/>
       </w:pPr>
       <w:r>
         <w:rPr>
@@ -959,7 +959,7 @@
         <w:pBdr>
           <w:bottom w:val="single" w:sz="6" w:space="2" w:color="000000"/>
         </w:pBdr>
-        <w:spacing w:before="180" w:after="100"/>
+        <w:spacing w:before="140" w:after="100"/>
       </w:pPr>
       <w:r>
         <w:rPr>
@@ -1021,7 +1021,7 @@
         <w:pBdr>
           <w:bottom w:val="single" w:sz="6" w:space="2" w:color="000000"/>
         </w:pBdr>
-        <w:spacing w:before="180" w:after="100"/>
+        <w:spacing w:before="140" w:after="100"/>
       </w:pPr>
       <w:r>
         <w:rPr>

--- a/JimmyLee_CV_July2026.docx
+++ b/JimmyLee_CV_July2026.docx
@@ -412,7 +412,7 @@
           <w:sz w:val="20"/>
           <w:szCs w:val="20"/>
         </w:rPr>
-        <w:t xml:space="preserve">Efforts to raise agricultural productivity in sub-Saharan Africa are limited by substantial heterogeneity in which technologies are suitable across farms, while low perceived returns to schooling drive students to drop out. We develop a theoretical model of why school-based agricultural extension (SBAE) is suited to address this dual problem. The model extends the target-input framework with two signals of technological suitability, from a school demonstration plot and a home project, both increasing in precision with the student’s study effort. Three results follow. First, schooling and adoption become complements: the same information raises both the value of the new technology and the value of attendance. Second, schooling acquires an option value on the farm: by raising the probability of future adoption, it makes attendance optimal even where the labor-market returns to schooling are low. Third, SBAE addresses suboptimal experimentation by decoupling learning about a technology’s suitability from its use in production: because information is acquired through study effort, the returns to schooling pay part of the cost of learning. We provide experimental evidence from Liberia that SBAE cost-effectively raises both agricultural technology adoption and school attendance, and use extensions of the model to explain how SBAE’s design can be strengthened. A key margin is the integration of agriculture into formal education: the more home projects contribute to meaningful learning, the less students trade off human capital against learning about their own land, and the stronger the complementarity between adoption and schooling.</w:t>
+        <w:t xml:space="preserve">Efforts to raise agricultural productivity in sub-Saharan Africa are limited by substantial heterogeneity in which technologies are suitable across farms, while low perceived returns to schooling drive students to drop out. We develop a theoretical model of why school-based agricultural extension (SBAE) is suited to address this dual problem. The model extends the target-input framework with two signals of technological suitability, from a school demonstration plot and a home project, both increasing in precision with the student’s study effort. Three results follow. First, schooling and adoption become complements: the same information raises both the value of the new technology and the value of attendance. Second, schooling acquires an option value on the farm: by raising the probability of future adoption, it makes attendance optimal even where the labor-market returns to schooling are low. Third, SBAE addresses suboptimal experimentation by decoupling learning about a technology’s suitability from its use in production: because information is acquired through study effort, the returns to schooling pay part of the cost of learning. We provide experimental evidence from Liberia that SBAE cost-effectively raises both agricultural technology adoption and school attendance, and use extensions of the model to explain how SBAE’s design can be strengthened. A key margin is the integration of agriculture into formal education: the more SBAE’s hands-on activities contribute to meaningful learning, the stronger the complementarity between technology diffusion and schooling.</w:t>
       </w:r>
     </w:p>
     <w:p>

--- a/JimmyLee_CV_July2026.docx
+++ b/JimmyLee_CV_July2026.docx
@@ -230,7 +230,7 @@
           <w:i/>
           <w:iCs/>
         </w:rPr>
-        <w:t>Focus—Modeling Curiosity Through Contextual Shifts in Mindsets: Endogenous Model Uncertainty Under Cognitive Limits</w:t>
+        <w:t>Focus—Modeling Curiosity Through Contextual Shifts in Mindsets: Endogenous Model Uncertainty and Information Acquisition Under Cognitive Limits</w:t>
       </w:r>
     </w:p>
     <w:p>
@@ -361,7 +361,7 @@
           <w:sz w:val="22"/>
           <w:szCs w:val="22"/>
         </w:rPr>
-        <w:t xml:space="preserve">Schools in developing countries often have weak ties with parents. This paper studies the extent to which development program success hinges on strengthening these ties. In a three-year Liberian experiment across 197 schools, I evaluate school-based agricultural extension (SBAE) against control, cross-randomizing whether to inform parents about SBAE’s distinctive features via promotional videos and field days. SBAE improves targeted outcomes only when paired with parental engagement: students’ households adopt 26–53% more agricultural techniques, dropouts fall 4–5 percentage points per year, absenteeism falls 28%, and studying hours rise 22%. The program is more cost-effective than most extension programs in Africa and over twice as cost-effective as conditional cash transfers in raising attendance. SBAE has strong positive training effects on students that are unaltered by parental engagement. However, without parental engagement, SBAE’s diffusion mechanisms via school demonstration farms, home projects, and intra-household communication stay muted—technology adoption effects vanish, absenteeism rises 31%, studying hours fall 20%, and parents disconnect—reducing school farm visits 12% and parent–teacher meetings 39%. Parents’ avoidance of information about a new program, plus sharply reversed responses to SBAE under engagement, pose a puzzle. I discuss how standard Bayesian updating under a fixed prior, selective attention, and associative memory each fall short as standalone explanations. I propose an integrative explanation that parental engagement shifts parents’ categorization of SBAE away from the “school-garden-as-drudgery” schema.</w:t>
+        <w:t xml:space="preserve">Schools in developing countries often have weak ties with parents. This paper studies the extent to which development program success hinges on strengthening these ties. In a three-year Liberian experiment across 197 schools, I evaluate school-based agricultural extension (SBAE) against control, cross-randomizing whether to inform parents about SBAE’s distinctive features via promotional videos and field days. SBAE improves targeted outcomes only when paired with parental engagement: students’ households adopt 26–53% more agricultural techniques, dropouts fall 4–5 percentage points per year, absenteeism falls 28%, and studying hours rise 22%. The program is more cost-effective than most extension programs in Africa and over twice as cost-effective as conditional cash transfers in raising attendance. SBAE has strong positive training effects on students that are unaltered by parental engagement. However, without parental engagement, SBAE’s diffusion mechanisms via school demonstration farms, home projects, and intra-household communication stay muted—technology adoption effects vanish, absenteeism rises 31%, studying hours fall 20%, and parents disconnect—reducing school farm visits 12% and parent–teacher meetings 39%. Parents’ avoidance of information about a new program, plus sharply reversed responses to SBAE under engagement, pose a puzzle. I discuss how standard Bayesian updating under a fixed prior, selective attention, and associative memory each fall short as standalone explanations. I propose an integrative explanation: parental engagement shifts parents’ categorization of SBAE, for instance away from a “school-garden-as-drudgery” schema.</w:t>
       </w:r>
     </w:p>
     <w:p>

--- a/JimmyLee_CV_July2026.docx
+++ b/JimmyLee_CV_July2026.docx
@@ -361,7 +361,7 @@
           <w:sz w:val="22"/>
           <w:szCs w:val="22"/>
         </w:rPr>
-        <w:t xml:space="preserve">Schools in developing countries often have weak ties with parents. This paper studies the extent to which development program success hinges on strengthening these ties. In a three-year Liberian experiment across 197 schools, I evaluate school-based agricultural extension (SBAE) against control, cross-randomizing whether to inform parents about SBAE’s distinctive features via promotional videos and field days. SBAE improves targeted outcomes only when paired with parental engagement: students’ households adopt 26–53% more agricultural techniques, dropouts fall 4–5 percentage points per year, absenteeism falls 28%, and studying hours rise 22%. The program is more cost-effective than most extension programs in Africa and over twice as cost-effective as conditional cash transfers in raising attendance. SBAE has strong positive training effects on students that are unaltered by parental engagement. However, without parental engagement, SBAE’s diffusion mechanisms via school demonstration farms, home projects, and intra-household communication stay muted—technology adoption effects vanish, absenteeism rises 31%, studying hours fall 20%, and parents disconnect—reducing school farm visits 12% and parent–teacher meetings 39%. Parents’ avoidance of information about a new program, plus sharply reversed responses to SBAE under engagement, pose a puzzle. I discuss how standard Bayesian updating under a fixed prior, selective attention, and associative memory each fall short as standalone explanations. I propose an integrative explanation: parental engagement shifts parents’ categorization of SBAE, for instance away from a “school-garden-as-drudgery” schema.</w:t>
+        <w:t xml:space="preserve">Schools in developing countries often have weak ties with parents. This paper studies the extent to which development program success hinges on strengthening these ties. In a three-year Liberian experiment across 197 schools, I evaluate school-based agricultural extension (SBAE) against control, cross-randomizing whether to inform parents about SBAE’s distinctive, inquiry-based learning features via promotional videos and field days. SBAE improves targeted outcomes only when paired with parental engagement: students’ households adopt 26–53% more agricultural techniques, dropouts fall 4–5 percentage points per year, absenteeism falls 28%, and studying hours rise 22%. The program is more cost-effective than most extension programs in Africa and over twice as cost-effective as conditional cash transfers in raising attendance. SBAE has strong positive training effects on students that are unaltered by parental engagement. However, without parental engagement, SBAE’s diffusion mechanisms via school demonstration farms, home projects, and intra-household communication stay muted—technology adoption effects vanish, absenteeism rises 31%, studying hours fall 20%, and parents disconnect—reducing school farm visits 12% and parent–teacher meetings 39%. Parents’ avoidance of information about a new program, plus sharply reversed responses to SBAE under engagement, pose a puzzle. I discuss how standard Bayesian updating under a fixed prior, selective attention, and associative memory each fall short as standalone explanations. I propose an integrative explanation: parental engagement shifts parents’ categorization of SBAE away from schemas such as “school gardens as drudgery.”</w:t>
       </w:r>
     </w:p>
     <w:p>
@@ -412,7 +412,7 @@
           <w:sz w:val="20"/>
           <w:szCs w:val="20"/>
         </w:rPr>
-        <w:t xml:space="preserve">Efforts to raise agricultural productivity in sub-Saharan Africa are limited by substantial heterogeneity in which technologies are suitable across farms, while low perceived returns to schooling drive students to drop out. We develop a theoretical model of why school-based agricultural extension (SBAE) is suited to address this dual problem. The model extends the target-input framework with two signals of technological suitability, from a school demonstration plot and a home project, both increasing in precision with the student’s study effort. Three results follow. First, schooling and adoption become complements: the same information raises both the value of the new technology and the value of attendance. Second, schooling acquires an option value on the farm: by raising the probability of future adoption, it makes attendance optimal even where the labor-market returns to schooling are low. Third, SBAE addresses suboptimal experimentation by decoupling learning about a technology’s suitability from its use in production: because information is acquired through study effort, the returns to schooling pay part of the cost of learning. We provide experimental evidence from Liberia that SBAE cost-effectively raises both agricultural technology adoption and school attendance, and use extensions of the model to explain how SBAE’s design can be strengthened. A key margin is the integration of agriculture into formal education: the more SBAE’s hands-on activities contribute to meaningful learning, the stronger the complementarity between technology diffusion and schooling.</w:t>
+        <w:t xml:space="preserve">Efforts to raise agricultural productivity in sub-Saharan Africa are limited by substantial heterogeneity in which technologies are suitable across farms, while low perceived returns to schooling drive students to drop out. We develop a theoretical model of why school-based agricultural extension (SBAE) is suited to address this dual problem. The model extends the target-input framework with two signals of technological suitability, from a school demonstration plot and a home project, both increasing in precision with the student’s study effort. Three results follow. First, schooling and adoption become complements: the same information raises both the value of the new technology and the value of attendance. Second, schooling acquires an option value on the farm: by raising the probability of future adoption, it makes attendance optimal even where the labor-market returns to schooling are low. Third, SBAE addresses suboptimal experimentation by decoupling learning about a technology’s suitability from its use in production: because information is acquired through study effort, the returns to schooling pay part of the cost of learning. We provide experimental evidence from Liberia that SBAE cost-effectively raises both agricultural technology adoption and school attendance, and use extensions of the model to explain how SBAE’s design can be strengthened. A key margin is the integration of agriculture into formal education: the more SBAE’s inquiry-based learning contributes to effective schooling, the stronger the complementarity between technology diffusion and schooling.</w:t>
       </w:r>
     </w:p>
     <w:p>

--- a/JimmyLee_CV_July2026.docx
+++ b/JimmyLee_CV_July2026.docx
@@ -361,7 +361,7 @@
           <w:sz w:val="22"/>
           <w:szCs w:val="22"/>
         </w:rPr>
-        <w:t xml:space="preserve">Schools in developing countries often have weak ties with parents. This paper studies the extent to which development program success hinges on strengthening these ties. In a three-year Liberian experiment across 197 schools, I evaluate school-based agricultural extension (SBAE) against control, cross-randomizing whether to inform parents about SBAE’s distinctive, inquiry-based learning features via promotional videos and field days. SBAE improves targeted outcomes only when paired with parental engagement: students’ households adopt 26–53% more agricultural techniques, dropouts fall 4–5 percentage points per year, absenteeism falls 28%, and studying hours rise 22%. The program is more cost-effective than most extension programs in Africa and over twice as cost-effective as conditional cash transfers in raising attendance. SBAE has strong positive training effects on students that are unaltered by parental engagement. However, without parental engagement, SBAE’s diffusion mechanisms via school demonstration farms, home projects, and intra-household communication stay muted—technology adoption effects vanish, absenteeism rises 31%, studying hours fall 20%, and parents disconnect—reducing school farm visits 12% and parent–teacher meetings 39%. Parents’ avoidance of information about a new program, plus sharply reversed responses to SBAE under engagement, pose a puzzle. I discuss how standard Bayesian updating under a fixed prior, selective attention, and associative memory each fall short as standalone explanations. I propose an integrative explanation: parental engagement shifts parents’ categorization of SBAE away from schemas such as “school gardens as drudgery.”</w:t>
+        <w:t xml:space="preserve">Schools in developing countries often have weak ties with parents. This paper studies the extent to which development program success hinges on strengthening these ties. In a three-year Liberian experiment across 197 schools, I evaluate school-based agricultural extension (SBAE) against control, cross-randomizing whether to inform parents about SBAE’s distinctive, inquiry-based learning features via promotional videos and field days. SBAE improves targeted outcomes only when paired with parental engagement: students’ households adopt 26–53% more agricultural techniques, dropouts fall 4–5 percentage points per year, absenteeism falls 28%, and studying hours rise 22%. The program is more cost-effective than most extension programs in Africa and over twice as cost-effective as conditional cash transfers in raising attendance. SBAE has strong positive training effects on students that are unaltered by parental engagement. However, without parental engagement, SBAE’s diffusion mechanisms via school demonstration farms, home projects, and intra-household communication stay muted—technology adoption effects vanish, absenteeism rises 31%, studying hours fall 20%, and parents disconnect—reducing school farm visits 12% and parent–teacher meetings 39%. Parents’ persistent avoidance of information about a new program, plus sharply reversed responses to SBAE under engagement, pose a puzzle. I discuss how standard Bayesian updating under a fixed prior, selective attention, and associative memory each fall short as standalone explanations. I propose an integrative explanation: parental engagement shifts parents’ categorization of SBAE away from schemas such as “school gardens as drudgery.”</w:t>
       </w:r>
     </w:p>
     <w:p>

--- a/JimmyLee_CV_July2026.docx
+++ b/JimmyLee_CV_July2026.docx
@@ -412,7 +412,7 @@
           <w:sz w:val="20"/>
           <w:szCs w:val="20"/>
         </w:rPr>
-        <w:t xml:space="preserve">Efforts to raise agricultural productivity in sub-Saharan Africa are limited by substantial heterogeneity in which technologies are suitable across farms, while low perceived returns to schooling drive students to drop out. We develop a theoretical model of why school-based agricultural extension (SBAE) is suited to address this dual problem. The model extends the target-input framework with two signals of technological suitability, from a school demonstration plot and a home project, both increasing in precision with the student’s study effort. Three results follow. First, schooling and adoption become complements: the same information raises both the value of the new technology and the value of attendance. Second, schooling acquires an option value on the farm: by raising the probability of future adoption, it makes attendance optimal even where the labor-market returns to schooling are low. Third, SBAE addresses suboptimal experimentation by decoupling learning about a technology’s suitability from its use in production: because information is acquired through study effort, the returns to schooling pay part of the cost of learning. We provide experimental evidence from Liberia that SBAE cost-effectively raises both agricultural technology adoption and school attendance, and use extensions of the model to explain how SBAE’s design can be strengthened. A key margin is the integration of agriculture into formal education: the more SBAE’s inquiry-based learning contributes to effective schooling, the stronger the complementarity between technology diffusion and schooling.</w:t>
+        <w:t xml:space="preserve">Efforts to raise agricultural productivity in sub-Saharan Africa are limited by substantial heterogeneity in which technologies are suitable across farms, while low perceived returns to schooling drive students to drop out. We develop a theoretical model of why school-based agricultural extension (SBAE) is suited to address this dual problem. The model extends the target-input framework with two signals of technological suitability, from a school demonstration plot and a home project, both increasing in precision with the student’s study effort. Three results follow. First, schooling and adoption become complements: the same information raises both the value of the new technology and the value of attendance. Second, schooling acquires an option value on the farm: by raising the probability of future adoption, it makes attendance optimal even where the labor-market returns to schooling are low. Third, SBAE addresses suboptimal experimentation by decoupling learning about a technology’s suitability from its use in production: because information is acquired through study effort, the returns to schooling pay part of the cost of learning. We provide experimental evidence from Liberia that SBAE cost-effectively raises both agricultural technology adoption and school attendance, and use extensions of the model to explain how SBAE’s design can be strengthened. A key margin is the integration of inquiry-based learning: the more agriculture contributes to science education, the stronger the complementarity between technology diffusion and schooling.</w:t>
       </w:r>
     </w:p>
     <w:p>

--- a/JimmyLee_CV_July2026.docx
+++ b/JimmyLee_CV_July2026.docx
@@ -443,7 +443,7 @@
           <w:sz w:val="20"/>
           <w:szCs w:val="20"/>
         </w:rPr>
-        <w:t xml:space="preserve">People actively assign meaning to what they see and predict from it, and whether they look for more information depends on the mental model they use. I model contextual shifts in “mindsets” as a choice of how much model uncertainty to entertain: from a default mental model and a menu of latent, imprecise, and potentially more promising alternatives, an agent chooses how much attention to pay to each and how much information to acquire. This choice is disciplined by a microfounded evidence constraint that bounds motivated beliefs: the weight assigned to an alternative is capped by its likelihood relative to the default and to the other alternatives. Curiosity then arises endogenously as a drive to resolve the model uncertainty that evidence for a more promising alternative creates. The model reproduces regularities of neural remapping, and two results follow. First, contrast matters because an alternative is activated only when the evidence makes the default indefensible against it, and thresholds govern how attention shifts: gradually, abruptly, or not at all. Search follows the weight she has moved, and what she looks at decides whether the shift holds. Second, concentration of evidence matters because several alternatives may each beat the default and yet none be activated, however strong the evidence. I apply the framework to the design of information interventions for a school-based agricultural extension program in Liberia, and to pedagogy and learning among teachers, students, and farmers.</w:t>
+        <w:t xml:space="preserve">People actively assign meaning to what they see and predict from it, and whether they look for more information depends on the mental model they use. I model contextual shifts in “mindsets” as a choice of how much model uncertainty to entertain: from a default mental model and a menu of latent, imprecise, and potentially more promising alternatives, an agent chooses how much attention to pay to each and how much information to acquire. This choice is disciplined by a microfounded evidence constraint that bounds motivated beliefs: the weight assigned to an alternative is capped by its likelihood relative to the default and to the other alternatives. Curiosity then arises endogenously as a drive to resolve the model uncertainty that evidence for a more promising alternative creates. The model reproduces regularities of neural remapping, with two principles for how curiosity can be stimulated. First, contrast matters because an alternative is activated only when the evidence makes the default indefensible against it, and thresholds govern how attention shifts: gradually, abruptly, or not at all. Second, concentration of evidence matters because several alternatives may each beat the default and yet none be activated, however strong the evidence. I apply the framework to the design of information interventions for a school-based agricultural extension program in Liberia, and to pedagogy and learning among teachers, students, and farmers.</w:t>
       </w:r>
     </w:p>
     <w:p>

--- a/JimmyLee_CV_July2026.docx
+++ b/JimmyLee_CV_July2026.docx
@@ -412,7 +412,7 @@
           <w:sz w:val="20"/>
           <w:szCs w:val="20"/>
         </w:rPr>
-        <w:t xml:space="preserve">Efforts to raise agricultural productivity in sub-Saharan Africa are limited by substantial heterogeneity in which technologies are suitable across farms, while low perceived returns to schooling drive students to drop out. We develop a theoretical model of why school-based agricultural extension (SBAE) is suited to address this dual problem. The model extends the target-input framework with two signals of technological suitability, from a school demonstration plot and a home project, both increasing in precision with the student’s study effort. Three results follow. First, schooling and adoption become complements: the same information raises both the value of the new technology and the value of attendance. Second, schooling acquires an option value on the farm: by raising the probability of future adoption, it makes attendance optimal even where the labor-market returns to schooling are low. Third, SBAE addresses suboptimal experimentation by decoupling learning about a technology’s suitability from its use in production: because information is acquired through study effort, the returns to schooling pay part of the cost of learning. We provide experimental evidence from Liberia that SBAE cost-effectively raises both agricultural technology adoption and school attendance, and use extensions of the model to explain how SBAE’s design can be strengthened. A key margin is the integration of inquiry-based learning: the more agriculture contributes to science education, the stronger the complementarity between technology diffusion and schooling.</w:t>
+        <w:t xml:space="preserve">Efforts to raise agricultural productivity in sub-Saharan Africa are limited by substantial heterogeneity in which technologies are suitable across farms, while low perceived returns to schooling drive students to drop out. We develop a theoretical model of why school-based agricultural extension (SBAE) is suited to address this dual problem. The model extends the target-input framework with two signals of technological suitability, from a school demonstration plot and a home project, both increasing in precision with the student’s study effort. Three results follow. First, schooling and adoption become complements: the same information raises both the value of the new technology and the value of attendance. Second, schooling acquires an option value on the farm: by raising the probability of future adoption, it makes attendance optimal even where the labor-market returns to schooling are low. Third, SBAE addresses suboptimal experimentation by decoupling learning about a technology’s suitability from its use in production: because information is acquired through study effort, the returns to schooling pay part of the cost of learning. We provide experimental evidence from Liberia that SBAE cost-effectively raises both agricultural technology adoption and school attendance, and use extensions of the model to study how SBAE’s design can be strengthened—including (i) how effectively agriculture and science education are integrated through inquiry-based learning, and (ii) how effectively SBAE’s home visits aggregate households’ dispersed knowledge and feed it back to them.</w:t>
       </w:r>
     </w:p>
     <w:p>

--- a/JimmyLee_CV_July2026.docx
+++ b/JimmyLee_CV_July2026.docx
@@ -443,7 +443,7 @@
           <w:sz w:val="20"/>
           <w:szCs w:val="20"/>
         </w:rPr>
-        <w:t xml:space="preserve">People actively assign meaning to what they see and predict from it, and whether they look for more information depends on the mental model they use. I model contextual shifts in “mindsets” as a choice of how much model uncertainty to entertain: from a default mental model and a menu of latent, imprecise, and potentially more promising alternatives, an agent chooses how much attention to pay to each and how much information to acquire. This choice is disciplined by a microfounded evidence constraint that bounds motivated beliefs: the weight assigned to an alternative is capped by its likelihood relative to the default and to the other alternatives. Curiosity then arises endogenously as a drive to resolve the model uncertainty that evidence for a more promising alternative creates. The model reproduces regularities of neural remapping, with two principles for how curiosity can be stimulated. First, contrast matters because an alternative is activated only when the evidence makes the default indefensible against it, and thresholds govern how attention shifts: gradually, abruptly, or not at all. Second, concentration of evidence matters because several alternatives may each beat the default and yet none be activated, however strong the evidence. I apply the framework to the design of information interventions for a school-based agricultural extension program in Liberia, and to pedagogy and learning among teachers, students, and farmers.</w:t>
+        <w:t xml:space="preserve">People actively assign meaning to what they see and predict from it, and whether they look for more information depends on the mental model they use. I model contextual shifts in “mindsets” as a choice of how much model uncertainty to entertain: from a default mental model and a menu of latent, imprecise, and potentially more promising alternatives, an agent chooses how much attention to pay to each and how much information to acquire. This choice is disciplined by a microfounded evidence constraint that bounds motivated beliefs: the weight assigned to an alternative is capped by its likelihood relative to the default and to the other alternatives. Curiosity then arises endogenously as a drive to resolve the model uncertainty that evidence for a more promising alternative creates. The model reproduces regularities of neural remapping and unifies classic belief-updating anomalies with the information-acquisition behavior they usually sit apart from, with two principles for how curiosity can be stimulated. First, contrast matters because an alternative is activated only when the evidence makes the default indefensible against it, and thresholds govern how attention shifts: gradually, abruptly, or not at all. Second, concentration of evidence matters because several alternatives may each beat the default and yet none be activated, however strong the evidence. I apply the framework to the design of information interventions for a school-based agricultural extension program in Liberia, and to pedagogy and learning among teachers, students, and farmers.</w:t>
       </w:r>
     </w:p>
     <w:p>

--- a/JimmyLee_CV_July2026.docx
+++ b/JimmyLee_CV_July2026.docx
@@ -443,7 +443,7 @@
           <w:sz w:val="20"/>
           <w:szCs w:val="20"/>
         </w:rPr>
-        <w:t xml:space="preserve">People actively assign meaning to what they see and predict from it, and whether they look for more information depends on the mental model they use. I model contextual shifts in “mindsets” as a choice of how much model uncertainty to entertain: from a default mental model and a menu of latent, imprecise, and potentially more promising alternatives, an agent chooses how much attention to pay to each and how much information to acquire. This choice is disciplined by a microfounded evidence constraint that bounds motivated beliefs: the weight assigned to an alternative is capped by its likelihood relative to the default and to the other alternatives. Curiosity then arises endogenously as a drive to resolve the model uncertainty that evidence for a more promising alternative creates. The model reproduces regularities of neural remapping and unifies classic belief-updating anomalies with the information-acquisition behavior they usually sit apart from, with two principles for how curiosity can be stimulated. First, contrast matters because an alternative is activated only when the evidence makes the default indefensible against it, and thresholds govern how attention shifts: gradually, abruptly, or not at all. Second, concentration of evidence matters because several alternatives may each beat the default and yet none be activated, however strong the evidence. I apply the framework to the design of information interventions for a school-based agricultural extension program in Liberia, and to pedagogy and learning among teachers, students, and farmers.</w:t>
+        <w:t xml:space="preserve">People actively assign meaning to what they see and predict from it, and whether they look for more information depends on the mental model they use. I model contextual shifts in “mindsets” as a choice of how much model uncertainty to entertain: from a default mental model and a menu of latent, imprecise, and potentially more promising alternatives, an agent chooses how much attention to pay to each and how much information to acquire. This choice is disciplined by a microfounded evidence constraint that bounds motivated beliefs: the weight assigned to an alternative is capped by its likelihood relative to the default and to the other alternatives. Curiosity then arises endogenously as a drive to resolve the model uncertainty that evidence for a more promising alternative creates. The model reproduces regularities of neural remapping and unifies classic belief-updating distortions with information-acquisition anomalies. Two principles follow for how curiosity can be stimulated. First, contrast matters because an alternative is activated only when the evidence makes the default indefensible against it, and thresholds govern how attention shifts: gradually, abruptly, or not at all. Second, concentration of evidence matters because several alternatives may each beat the default and yet none be activated, however strong the evidence. I apply the framework to the design of information interventions for a school-based agricultural extension program in Liberia, and to pedagogy and learning among teachers, students, and farmers.</w:t>
       </w:r>
     </w:p>
     <w:p>

--- a/JimmyLee_CV_July2026.docx
+++ b/JimmyLee_CV_July2026.docx
@@ -926,7 +926,7 @@
         <w:ind w:left="360"/>
       </w:pPr>
       <w:r>
-        <w:t>Introduction to Microeconomics (5.4/6), Introduction to Macroeconomics (5.4/6), Intermediate Microeconomics (5.4/6), Intermediate Macroeconomics (5.7/6), International Trade (5.6/6), Economics of Nonprofit Organizations (5.8/6)</w:t>
+        <w:t>Introduction to Microeconomics (5.2, 5.4, 5.6), Introduction to Macroeconomics (5.4, 5.4), Intermediate Microeconomics (5.4), Intermediate Macroeconomics (5.7), International Trade (5.6), Economics of Nonprofit Organizations (5.8)</w:t>
       </w:r>
     </w:p>
     <w:p>

--- a/JimmyLee_CV_July2026.docx
+++ b/JimmyLee_CV_July2026.docx
@@ -412,7 +412,7 @@
           <w:sz w:val="20"/>
           <w:szCs w:val="20"/>
         </w:rPr>
-        <w:t xml:space="preserve">Efforts to raise agricultural productivity in sub-Saharan Africa are limited by substantial heterogeneity in which technologies are suitable across farms, while low perceived returns to schooling drive students to drop out. We develop a theoretical model of why school-based agricultural extension (SBAE) is suited to address this dual problem. The model extends the target-input framework with two signals of technological suitability, from a school demonstration plot and a home project, both increasing in precision with the student’s study effort. Three results follow. First, schooling and adoption become complements: the same information raises both the value of the new technology and the value of attendance. Second, schooling acquires an option value on the farm: by raising the probability of future adoption, it makes attendance optimal even where the labor-market returns to schooling are low. Third, SBAE addresses suboptimal experimentation by decoupling learning about a technology’s suitability from its use in production: because information is acquired through study effort, the returns to schooling pay part of the cost of learning. We provide experimental evidence from Liberia that SBAE cost-effectively raises both agricultural technology adoption and school attendance, and use extensions of the model to study how SBAE’s design can be strengthened—including (i) how effectively agriculture and science education are integrated through inquiry-based learning, and (ii) how effectively SBAE’s home visits aggregate households’ dispersed knowledge and feed it back to them.</w:t>
+        <w:t xml:space="preserve">Efforts to raise agricultural productivity in sub-Saharan Africa are limited by substantial heterogeneity in technological suitability across farms, while low perceived returns to schooling drive students to drop out. We develop a theoretical model of why school-based agricultural extension (SBAE) is suited to address this dual problem. Our model builds on the target-input framework, in which farmers learn whether a technology suits their land only by using it and observing noisy outcomes. We add two signals of technological suitability, from a school demonstration plot and a home project, both increasing in precision with the time the student devotes to school. Schooling and adoption become complements, in both directions. First, schooling carries an option value on the farm: by raising the probability of future adoption, it makes attendance worthwhile even where labor-market returns are low. Second, SBAE decouples learning about a technology’s suitability from its use in production: households acquire information through their children’s schooling, and the returns to schooling pay for part of the cost of learning. We provide experimental evidence from Liberia that SBAE cost-effectively raises both agricultural technology adoption and school attendance, and use extensions of the model to study how SBAE’s design can be strengthened, including (i) how effectively agriculture and science education are integrated through inquiry-based learning, and (ii) how effectively SBAE’s home visits aggregate households’ dispersed knowledge and feed it back to them.</w:t>
       </w:r>
     </w:p>
     <w:p>

--- a/JimmyLee_CV_July2026.docx
+++ b/JimmyLee_CV_July2026.docx
@@ -412,7 +412,7 @@
           <w:sz w:val="20"/>
           <w:szCs w:val="20"/>
         </w:rPr>
-        <w:t xml:space="preserve">Efforts to raise agricultural productivity in sub-Saharan Africa are limited by substantial heterogeneity in technological suitability across farms, while low perceived returns to schooling drive students to drop out. We develop a theoretical model of why school-based agricultural extension (SBAE) is suited to address this dual problem. Our model builds on the target-input framework, in which farmers learn whether a technology suits their land only by using it and observing noisy outcomes. We add two signals of technological suitability, from a school demonstration plot and a home project, both increasing in precision with the time the student devotes to school. Schooling and adoption become complements, in both directions. First, schooling carries an option value on the farm: by raising the probability of future adoption, it makes attendance worthwhile even where labor-market returns are low. Second, SBAE decouples learning about a technology’s suitability from its use in production: households acquire information through their children’s schooling, and the returns to schooling pay for part of the cost of learning. We provide experimental evidence from Liberia that SBAE cost-effectively raises both agricultural technology adoption and school attendance, and use extensions of the model to study how SBAE’s design can be strengthened, including (i) how effectively agriculture and science education are integrated through inquiry-based learning, and (ii) how effectively SBAE’s home visits aggregate households’ dispersed knowledge and feed it back to them.</w:t>
+        <w:t xml:space="preserve">Efforts to raise agricultural productivity in sub-Saharan Africa are limited by substantial heterogeneity in technological suitability across farms, while low perceived returns to schooling drive students to drop out. We develop a theoretical model of why school-based agricultural extension (SBAE) is suited to address this dual problem. Our model builds on the target-input framework, in which farmers learn about a technology’s suitability only from its use in production, on their own farms or their neighbors’. We add two signals of technological suitability, from a school demonstration plot and a home project, both increasing in precision with the time the student devotes to school. Schooling and adoption become complements, in both directions. First, schooling carries an option value on the farm: by raising the probability of future adoption, it makes attendance worthwhile even where labor-market returns are low. Second, SBAE decouples learning about a technology’s suitability from its use in production: households acquire information through their children’s schooling, and the returns to schooling pay for part of the cost of learning. We provide experimental evidence from Liberia that SBAE cost-effectively raises both agricultural technology adoption and school attendance, and use extensions of the model to study how SBAE’s design can be strengthened, including (i) how effectively agriculture and science education are integrated through inquiry-based learning, and (ii) how effectively SBAE’s home visits aggregate households’ dispersed knowledge and feed it back to them.</w:t>
       </w:r>
     </w:p>
     <w:p>

--- a/JimmyLee_CV_July2026.docx
+++ b/JimmyLee_CV_July2026.docx
@@ -412,7 +412,7 @@
           <w:sz w:val="20"/>
           <w:szCs w:val="20"/>
         </w:rPr>
-        <w:t xml:space="preserve">Efforts to raise agricultural productivity in sub-Saharan Africa are limited by substantial heterogeneity in technological suitability across farms, while low perceived returns to schooling drive students to drop out. We develop a theoretical model of why school-based agricultural extension (SBAE) is suited to address this dual problem. Our model builds on the target-input framework, in which farmers learn about a technology’s suitability only from its use in production, on their own farms or their neighbors’. We add two signals of technological suitability, from a school demonstration plot and a home project, both increasing in precision with the time the student devotes to school. Schooling and adoption become complements, in both directions. First, schooling carries an option value on the farm: by raising the probability of future adoption, it makes attendance worthwhile even where labor-market returns are low. Second, SBAE decouples learning about a technology’s suitability from its use in production: households acquire information through their children’s schooling, and the returns to schooling pay for part of the cost of learning. We provide experimental evidence from Liberia that SBAE cost-effectively raises both agricultural technology adoption and school attendance, and use extensions of the model to study how SBAE’s design can be strengthened, including (i) how effectively agriculture and science education are integrated through inquiry-based learning, and (ii) how effectively SBAE’s home visits aggregate households’ dispersed knowledge and feed it back to them.</w:t>
+        <w:t xml:space="preserve">Efforts to raise agricultural productivity in sub-Saharan Africa are limited by substantial heterogeneity in technological suitability across farms, while low perceived returns to schooling drive students to drop out. We develop a theoretical model of why school-based agricultural extension (SBAE) is suited to address this dual problem. Our model builds on the target-input framework, in which farmers learn about a technology’s suitability only from its use in production, on their own farms or their neighbors’. We add two signals of technological suitability, from a school demonstration plot and a home project, both increasing in precision with the time the student devotes to school. Schooling and technology adoption become complements. First, schooling carries an option value on the farm: by raising the probability of future adoption, it makes attendance worthwhile even where labor-market returns are low. Second, SBAE decouples learning about a technology’s suitability from its use in production: households acquire information through their children’s schooling, and the returns to schooling pay for part of the cost of learning. We provide experimental evidence from Liberia that SBAE cost-effectively raises both agricultural technology adoption and school attendance, and use extensions of the model to study how SBAE’s design can be strengthened, including (i) how effectively agriculture and science education are integrated through inquiry-based learning, and (ii) how effectively SBAE’s home visits aggregate households’ dispersed knowledge and feed it back to them.</w:t>
       </w:r>
     </w:p>
     <w:p>

--- a/JimmyLee_CV_July2026.docx
+++ b/JimmyLee_CV_July2026.docx
@@ -361,7 +361,7 @@
           <w:sz w:val="22"/>
           <w:szCs w:val="22"/>
         </w:rPr>
-        <w:t xml:space="preserve">Schools in developing countries often have weak ties with parents. This paper studies the extent to which development program success hinges on strengthening these ties. In a three-year Liberian experiment across 197 schools, I evaluate school-based agricultural extension (SBAE) against control, cross-randomizing whether to inform parents about SBAE’s distinctive, inquiry-based learning features via promotional videos and field days. SBAE improves targeted outcomes only when paired with parental engagement: students’ households adopt 26–53% more agricultural techniques, dropouts fall 4–5 percentage points per year, absenteeism falls 28%, and studying hours rise 22%. The program is more cost-effective than most extension programs in Africa and over twice as cost-effective as conditional cash transfers in raising attendance. SBAE has strong positive training effects on students that are unaltered by parental engagement. However, without parental engagement, SBAE’s diffusion mechanisms via school demonstration farms, home projects, and intra-household communication stay muted—technology adoption effects vanish, absenteeism rises 31%, studying hours fall 20%, and parents disconnect—reducing school farm visits 12% and parent–teacher meetings 39%. Parents’ persistent avoidance of information about a new program, plus sharply reversed responses to SBAE under engagement, pose a puzzle. I discuss how standard Bayesian updating under a fixed prior, selective attention, and associative memory each fall short as standalone explanations. I propose an integrative explanation: parental engagement shifts parents’ categorization of SBAE away from schemas such as “school gardens as drudgery.”</w:t>
+        <w:t xml:space="preserve">Schools in developing countries often have weak ties with parents. This paper examines the extent to which programs with innovative elements—which parents may misperceive—hinge on strengthening these ties to succeed. In a three-year Liberian experiment across 197 schools, I evaluate school-based agricultural extension (SBAE) against control, cross-randomizing whether to inform parents about SBAE’s distinctive, inquiry-based learning features via promotional videos and field days. SBAE improves targeted outcomes only when paired with parental engagement: students’ households adopt 26–53% more agricultural techniques, dropouts fall 4–5 percentage points per year, absenteeism falls 28%, and studying hours rise 22%. The program is among the most cost-effective extension programs in randomized trials in sub-Saharan Africa, and over twice as cost-effective as a widely cited cash-transfer benchmark for the region (Baird et al. 2011). SBAE has strong positive training effects on students that are unaltered by parental engagement. However, without parental engagement, SBAE’s diffusion mechanisms via school demonstration farms, home projects, and intra-household communication stay muted—technology adoption effects vanish, absenteeism rises 31%, studying hours fall 20%, and parents disconnect—reducing school farm visits 12% and parent–teacher meetings 39%. Parents’ persistent avoidance of information about a new program, plus sharply reversed responses to SBAE under engagement, pose a puzzle. I discuss how standard Bayesian updating under a fixed prior, selective attention, and associative memory each fall short as standalone explanations. I propose an integrative explanation: parental engagement shifts parents’ categorization of SBAE away from schemas such as “school gardens as drudgery” or “parents are not involved.”</w:t>
       </w:r>
     </w:p>
     <w:p>
@@ -395,7 +395,7 @@
           <w:b/>
           <w:bCs/>
         </w:rPr>
-        <w:t xml:space="preserve">“Technology Diffusion and Schooling as Complements: The Promise of School-Based Agricultural Extension in Africa”</w:t>
+        <w:t xml:space="preserve">“Technology Adoption and Schooling as Complements: The Promise of School-Based Agricultural Extension in Africa”</w:t>
       </w:r>
       <w:r>
         <w:t xml:space="preserve"> (joint with Chris Udry)</w:t>
@@ -412,7 +412,7 @@
           <w:sz w:val="20"/>
           <w:szCs w:val="20"/>
         </w:rPr>
-        <w:t xml:space="preserve">Efforts to raise agricultural productivity in sub-Saharan Africa are limited by substantial heterogeneity in technological suitability across farms, while low perceived returns to schooling drive students to drop out. We develop a theoretical model of why school-based agricultural extension (SBAE) is suited to address this dual problem. Our model builds on the target-input framework, in which farmers learn about a technology’s suitability only from its use in production, on their own farms or their neighbors’. We add two signals of technological suitability, from a school demonstration plot and a home project, both increasing in precision with the time the student devotes to school. Schooling and technology adoption become complements. First, schooling carries an option value on the farm: by raising the probability of future adoption, it makes attendance worthwhile even where labor-market returns are low. Second, SBAE decouples learning about a technology’s suitability from its use in production: households acquire information through their children’s schooling, and the returns to schooling pay for part of the cost of learning. We provide experimental evidence from Liberia that SBAE cost-effectively raises both agricultural technology adoption and school attendance, and use extensions of the model to study how SBAE’s design can be strengthened, including (i) how effectively agriculture and science education are integrated through inquiry-based learning, and (ii) how effectively SBAE’s home visits aggregate households’ dispersed knowledge and feed it back to them.</w:t>
+        <w:t xml:space="preserve">In sub-Saharan Africa, wide heterogeneity across farms makes other farmers’ experience a noisy guide to what suits one’s own farm, slowing technology diffusion, while low perceived returns to schooling drive students to drop out. We develop a model of why school-based agricultural extension (SBAE), which combines inquiry-based science learning, school demonstration plots, student home projects, and leadership training, addresses this dual problem. Our model builds on the target-input framework, in which a household learns a technology’s suitability only by using it in production or by observing others who do. We add a third channel: the more of a child’s time the household devotes to schooling, the more precisely it learns from the school’s production signals. Schooling and technology adoption become complements. First, schooling carries an option value on the farm: by raising the probability of future adoption, it makes attendance worthwhile even where labor-market returns are low. Second, SBAE effectively subsidizes information acquisition by delivering information through schooling, whose cost households already bear for its own returns, countering the under-supply of information in the presence of learning spillovers. We provide experimental evidence from Liberia that SBAE cost-effectively raises both agricultural technology adoption and school attendance, and use extensions of the model to study how SBAE’s design can be strengthened, including (i) how effectively inquiry-based learning raises the marginal informational return to schooling, and (ii) how effectively SBAE’s home visits aggregate households’ dispersed knowledge and feed it back to them.</w:t>
       </w:r>
     </w:p>
     <w:p>

--- a/JimmyLee_CV_July2026.docx
+++ b/JimmyLee_CV_July2026.docx
@@ -487,7 +487,7 @@
           <w:sz w:val="20"/>
           <w:szCs w:val="20"/>
         </w:rPr>
-        <w:t xml:space="preserve">When school programs require students to introduce improved techniques on household farms, is informing students and parents about the program sufficient, or is there a case for further signaling parents’ support to students? I study this question within a randomized evaluation of school-based agricultural extension (SBAE) in Liberia, where students take school farm training into a home farming project. After parents view a promotional video of the program and students are encouraged to diffuse techniques to their parents, I randomize a nudge revealing to students their parents’ optimism about their farm-management skills. Two years later, SBAE improves students’ livelihoods only with the nudge: income rises 63%, on-time school fee payment 43–47%, and cost-effectiveness for attendance doubles. Analysis of mechanisms highlights a management aspect of agricultural technology adoption that can be addressed with nudges: even where parents become attentive to SBAE and adopt promoted techniques, third-party assurance is pivotal in shifting students away from assisting in subsistence farming.</w:t>
+        <w:t xml:space="preserve">When school programs require students to introduce improved techniques on household farms, is informing students and parents about the program sufficient, or is there a case for further signaling parents’ support to students? I study this question within a randomized evaluation of school-based agricultural extension (SBAE) in Liberia, where students take school farm training into a home farming project. After parents view a promotional video of the program and students are encouraged to diffuse techniques to their parents, I randomize a nudge revealing to students their parents’ optimism about their farm-management skills. Two years later, SBAE improves students’ livelihoods only with the nudge: income rises 63%, on-time school fee payment 43–47%, and cost-effectiveness for attendance doubles. Analysis of mechanisms highlights a management aspect of agricultural technology adoption that can be addressed with nudges: even where parents become attentive to SBAE and adopt promoted techniques, third-party assurance can be pivotal in shifting students away from assisting in subsistence farming.</w:t>
       </w:r>
     </w:p>
     <w:p>

--- a/JimmyLee_CV_July2026.docx
+++ b/JimmyLee_CV_July2026.docx
@@ -412,7 +412,7 @@
           <w:sz w:val="20"/>
           <w:szCs w:val="20"/>
         </w:rPr>
-        <w:t xml:space="preserve">In sub-Saharan Africa, wide heterogeneity across farms makes other farmers’ experience a noisy guide to what suits one’s own farm, slowing technology diffusion, while low perceived returns to schooling drive students to drop out. We develop a model of why school-based agricultural extension (SBAE), which combines inquiry-based science learning, school demonstration plots, student home projects, and leadership training, addresses this dual problem. Our model builds on the target-input framework, in which a household learns a technology’s suitability only by using it in production or by observing others who do. We add a third channel: the more of a child’s time the household devotes to schooling, the more precisely it learns from the school’s production signals. Schooling and technology adoption become complements. First, schooling carries an option value on the farm: by raising the probability of future adoption, it makes attendance worthwhile even where labor-market returns are low. Second, SBAE effectively subsidizes information acquisition by delivering information through schooling, whose cost households already bear for its own returns, countering the under-supply of information in the presence of learning spillovers. We provide experimental evidence from Liberia that SBAE cost-effectively raises both agricultural technology adoption and school attendance, and use extensions of the model to study how SBAE’s design can be strengthened, including (i) how effectively inquiry-based learning raises the marginal informational return to schooling, and (ii) how effectively SBAE’s home visits aggregate households’ dispersed knowledge and feed it back to them.</w:t>
+        <w:t xml:space="preserve">In sub-Saharan Africa, wide heterogeneity across farms makes other farmers’ experience a noisy guide to what suits one’s own farm, slowing technology diffusion, while low perceived returns to schooling drive students to drop out. We develop a model of why school-based agricultural extension (SBAE), which combines inquiry-based science learning, school demonstration plots, student home projects, and leadership training, addresses this dual problem. Our model builds on the target-input framework, in which a household learns a technology’s suitability only by using it in production or by observing others who do. We add a third channel: the more of a child’s time the household devotes to schooling, the more precisely it learns from the school’s production signals. Schooling and technology adoption become complements. First, schooling carries an option value on the farm: by raising the probability of future adoption, it makes attendance worthwhile even where labor-market returns are low. Second, SBAE effectively subsidizes information acquisition by delivering information through schooling, whose cost households already bear for its educational returns, countering the under-supply of information in the presence of learning spillovers. We provide experimental evidence from Liberia that SBAE cost-effectively raises both agricultural technology adoption and school attendance, and use extensions of the model to study how SBAE’s design can be strengthened, including (i) how effectively inquiry-based learning raises the marginal informational return to schooling, and (ii) how effectively SBAE’s home visits aggregate households’ dispersed knowledge and feed it back to them.</w:t>
       </w:r>
     </w:p>
     <w:p>

--- a/JimmyLee_CV_July2026.docx
+++ b/JimmyLee_CV_July2026.docx
@@ -412,7 +412,7 @@
           <w:sz w:val="20"/>
           <w:szCs w:val="20"/>
         </w:rPr>
-        <w:t xml:space="preserve">In sub-Saharan Africa, wide heterogeneity across farms makes other farmers’ experience a noisy guide to what suits one’s own farm, slowing technology diffusion, while low perceived returns to schooling drive students to drop out. We develop a model of why school-based agricultural extension (SBAE), which combines inquiry-based science learning, school demonstration plots, student home projects, and leadership training, addresses this dual problem. Our model builds on the target-input framework, in which a household learns a technology’s suitability only by using it in production or by observing others who do. We add a third channel: the more of a child’s time the household devotes to schooling, the more precisely it learns from the school’s production signals. Schooling and technology adoption become complements. First, schooling carries an option value on the farm: by raising the probability of future adoption, it makes attendance worthwhile even where labor-market returns are low. Second, SBAE effectively subsidizes information acquisition by delivering information through schooling, whose cost households already bear for its educational returns, countering the under-supply of information in the presence of learning spillovers. We provide experimental evidence from Liberia that SBAE cost-effectively raises both agricultural technology adoption and school attendance, and use extensions of the model to study how SBAE’s design can be strengthened, including (i) how effectively inquiry-based learning raises the marginal informational return to schooling, and (ii) how effectively SBAE’s home visits aggregate households’ dispersed knowledge and feed it back to them.</w:t>
+        <w:t xml:space="preserve">In sub-Saharan Africa, wide heterogeneity across farms makes other households’ experience a noisy guide to what suits a household’s own farm, slowing technology diffusion, while low perceived returns to schooling drive students to drop out. We develop a model of why school-based agricultural extension (SBAE), which combines inquiry-based science learning, school demonstration plots, student home projects, and leadership training, addresses this dual problem. Our model builds on the target-input framework, in which a household learns a technology’s suitability only by using it in production or by observing others who do. We add a third channel: the more of a child’s time the household devotes to schooling, the more precisely it learns from the school’s production signals. Schooling and technology adoption become complements. First, schooling carries an option value on the farm: by raising the probability of future adoption, it makes attendance worthwhile even where labor-market returns are low. Second, SBAE effectively subsidizes information acquisition by delivering information through schooling, whose cost households already bear for its educational returns, countering the under-supply of information in the presence of learning spillovers. We provide experimental evidence from Liberia that SBAE cost-effectively raises both agricultural technology adoption and school attendance, and use extensions of the model to study how SBAE’s design can be strengthened, including (i) how effectively inquiry-based learning raises the marginal informational return to schooling, and (ii) how effectively SBAE’s home visits aggregate households’ dispersed knowledge and feed it back to them.</w:t>
       </w:r>
     </w:p>
     <w:p>

--- a/JimmyLee_CV_July2026.docx
+++ b/JimmyLee_CV_July2026.docx
@@ -412,7 +412,7 @@
           <w:sz w:val="20"/>
           <w:szCs w:val="20"/>
         </w:rPr>
-        <w:t xml:space="preserve">In sub-Saharan Africa, wide heterogeneity across farms makes other households’ experience a noisy guide to what suits a household’s own farm, slowing technology diffusion, while low perceived returns to schooling drive students to drop out. We develop a model of why school-based agricultural extension (SBAE), which combines inquiry-based science learning, school demonstration plots, student home projects, and leadership training, addresses this dual problem. Our model builds on the target-input framework, in which a household learns a technology’s suitability only by using it in production or by observing others who do. We add a third channel: the more of a child’s time the household devotes to schooling, the more precisely it learns from the school’s production signals. Schooling and technology adoption become complements. First, schooling carries an option value on the farm: by raising the probability of future adoption, it makes attendance worthwhile even where labor-market returns are low. Second, SBAE effectively subsidizes information acquisition by delivering information through schooling, whose cost households already bear for its educational returns, countering the under-supply of information in the presence of learning spillovers. We provide experimental evidence from Liberia that SBAE cost-effectively raises both agricultural technology adoption and school attendance, and use extensions of the model to study how SBAE’s design can be strengthened, including (i) how effectively inquiry-based learning raises the marginal informational return to schooling, and (ii) how effectively SBAE’s home visits aggregate households’ dispersed knowledge and feed it back to them.</w:t>
+        <w:t xml:space="preserve">In sub-Saharan Africa, wide heterogeneity across farms makes other households’ experience a noisy guide to what suits a household’s own farms, slowing technology diffusion, while low perceived returns to schooling drive students to drop out. We develop a model of why school-based agricultural extension (SBAE), which combines inquiry-based science learning, school demonstration plots, student home projects, and leadership training, addresses this dual problem. Our model builds on the target-input framework, in which a household learns a technology’s suitability only by using it in production or by observing others who do. We add a third channel: the more of a child’s time the household devotes to schooling, the more precisely it learns from the school’s production signals. Schooling and technology adoption become complements. First, schooling carries an option value on the farm: by raising the probability of future adoption, it makes attendance worthwhile even where labor-market returns are low. Second, SBAE effectively subsidizes information acquisition by delivering information through schooling, whose cost households already bear for its educational returns, countering the under-supply of information in the presence of learning spillovers. We provide experimental evidence from Liberia that SBAE cost-effectively raises both agricultural technology adoption and school attendance, and use extensions of the model to study how SBAE’s design can be strengthened, including (i) how effectively inquiry-based learning raises the marginal informational return to schooling, and (ii) how effectively SBAE’s home visits aggregate households’ dispersed knowledge and feed it back to them.</w:t>
       </w:r>
     </w:p>
     <w:p>

--- a/JimmyLee_CV_July2026.docx
+++ b/JimmyLee_CV_July2026.docx
@@ -443,7 +443,7 @@
           <w:sz w:val="20"/>
           <w:szCs w:val="20"/>
         </w:rPr>
-        <w:t xml:space="preserve">People actively assign meaning to what they see and predict from it, and whether they look for more information depends on the mental model they use. I model contextual shifts in “mindsets” as a choice of how much model uncertainty to entertain: from a default mental model and a menu of latent, imprecise, and potentially more promising alternatives, an agent chooses how much attention to pay to each and how much information to acquire. This choice is disciplined by a microfounded evidence constraint that bounds motivated beliefs: the weight assigned to an alternative is capped by its likelihood relative to the default and to the other alternatives. Curiosity then arises endogenously as a drive to resolve the model uncertainty that evidence for a more promising alternative creates. The model reproduces regularities of neural remapping and unifies classic belief-updating distortions with information-acquisition anomalies. Two principles follow for how curiosity can be stimulated. First, contrast matters because an alternative is activated only when the evidence makes the default indefensible against it, and thresholds govern how attention shifts: gradually, abruptly, or not at all. Second, concentration of evidence matters because several alternatives may each beat the default and yet none be activated, however strong the evidence. I apply the framework to the design of information interventions for a school-based agricultural extension program in Liberia, and to pedagogy and learning among teachers, students, and farmers.</w:t>
+        <w:t xml:space="preserve">People actively assign meaning to what they see and predict from it, and whether they look for more information depends on the mental model they use. With many models competing for the same evidence, the models people entertain and the information they seek feed back on each other. Existing theories of model switching capture this partially: they allow one model at a time and abstract from information acquisition. This paper models shifts in “mindsets” as a choice of how much model uncertainty to entertain: given a default model and a menu of latent, higher-payoff alternatives, a decision maker jointly chooses how much attention to give each and how much information to acquire. A microfounded evidence constraint bounds motivated beliefs: the weight an alternative can carry is capped by its Bayesian posterior probability. Curiosity then arises endogenously as a drive to resolve model uncertainty from evidence for a higher-payoff alternative. The model reproduces neural remapping regularities and unifies belief-updating distortions with information-acquisition anomalies. It offers new mechanisms for two effects central to associative-memory models. First, context effects: cues matter through the explanations they support, not just superficial similarity, so interventions can reframe interpretations rather than draw attention. Second, interference effects: alternatives block one another through fragmentation of evidence, not just memory retrieval, so interventions can distinguish explanations rather than strengthen target cues. I illustrate these principles where active information-seeking is crucial: engaging parents in Liberia’s school-based agricultural extension and promoting new teaching, study, and farming practices among teachers, students, and farmers.</w:t>
       </w:r>
     </w:p>
     <w:p>

--- a/JimmyLee_CV_July2026.docx
+++ b/JimmyLee_CV_July2026.docx
@@ -443,7 +443,7 @@
           <w:sz w:val="20"/>
           <w:szCs w:val="20"/>
         </w:rPr>
-        <w:t xml:space="preserve">People actively assign meaning to what they see and predict from it, and whether they look for more information depends on the mental model they use. With many models competing for the same evidence, the models people entertain and the information they seek feed back on each other. Existing theories of model switching capture this partially: they allow one model at a time and abstract from information acquisition. This paper models shifts in “mindsets” as a choice of how much model uncertainty to entertain: given a default model and a menu of latent, higher-payoff alternatives, a decision maker jointly chooses how much attention to give each and how much information to acquire. A microfounded evidence constraint bounds motivated beliefs: the weight an alternative can carry is capped by its Bayesian posterior probability. Curiosity then arises endogenously as a drive to resolve model uncertainty from evidence for a higher-payoff alternative. The model reproduces neural remapping regularities and unifies belief-updating distortions with information-acquisition anomalies. It offers new mechanisms for two effects central to associative-memory models. First, context effects: cues matter through the explanations they support, not just superficial similarity, so interventions can reframe interpretations rather than draw attention. Second, interference effects: alternatives block one another through fragmentation of evidence, not just memory retrieval, so interventions can distinguish explanations rather than strengthen target cues. I illustrate these principles where active information-seeking is crucial: engaging parents in Liberia’s school-based agricultural extension and promoting new teaching, study, and farming practices among teachers, students, and farmers.</w:t>
+        <w:t xml:space="preserve">People actively assign meaning to what they see and predict from it, and whether they look for more information depends on the mental model they use. The models people entertain and the information they seek form a feedback loop that can complicate dynamics when the space of model exploration strains cognitive limits. Model-switching theories capture this partially: they allow one model at a time and abstract from information acquisition. I model shifts in “mindsets” as a choice of how much model uncertainty to entertain: given a default mental model and a menu of latent, higher-payoff alternatives, a decision maker jointly chooses how much attention to give each and how much information to acquire. A microfounded evidence constraint bounds motivated beliefs: the weight an alternative can carry is capped by its Bayesian posterior probability. Curiosity arises endogenously as a drive to resolve model uncertainty from evidence for a higher-payoff alternative. The model reproduces neural remapping regularities and unifies belief-updating distortions with information-acquisition anomalies. It offers new mechanisms for two effects central to associative memory. First, context effects: cues matter through the explanations they support, not just superficial similarity, so interventions can reframe interpretations rather than draw attention. Second, interference effects: alternatives block one another through fragmentation of evidence, not just memory retrieval, so interventions can distinguish explanations rather than strengthen target cues. I illustrate these principles where active information-seeking is crucial: engaging parents in Liberia’s school-based agricultural extension and promoting new teaching, study, and farming practices among teachers, students, and farmers.</w:t>
       </w:r>
     </w:p>
     <w:p>

--- a/JimmyLee_CV_July2026.docx
+++ b/JimmyLee_CV_July2026.docx
@@ -127,43 +127,6 @@
           <w:bCs/>
           <w:spacing w:val="20"/>
         </w:rPr>
-        <w:t>OTHER EMPLOYMENT</w:t>
-      </w:r>
-    </w:p>
-    <w:p>
-      <w:pPr>
-        <w:tabs>
-          <w:tab w:val="right" w:pos="9360"/>
-        </w:tabs>
-        <w:spacing w:after="20"/>
-      </w:pPr>
-      <w:r>
-        <w:rPr>
-          <w:b/>
-          <w:bCs/>
-        </w:rPr>
-        <w:t>AI Trainer – Economics Expert (Flex time)</w:t>
-      </w:r>
-      <w:r>
-        <w:t>, SpaceXAI</w:t>
-        <w:tab/>
-        <w:t>Apr 2026 – Present</w:t>
-      </w:r>
-    </w:p>
-    <w:p>
-      <w:pPr>
-        <w:keepNext/>
-        <w:pBdr>
-          <w:bottom w:val="single" w:sz="6" w:space="2" w:color="000000"/>
-        </w:pBdr>
-        <w:spacing w:before="140" w:after="100"/>
-      </w:pPr>
-      <w:r>
-        <w:rPr>
-          <w:b/>
-          <w:bCs/>
-          <w:spacing w:val="20"/>
-        </w:rPr>
         <w:t>RESEARCH FIELDS</w:t>
       </w:r>
     </w:p>
@@ -443,7 +406,7 @@
           <w:sz w:val="20"/>
           <w:szCs w:val="20"/>
         </w:rPr>
-        <w:t xml:space="preserve">People actively assign meaning to what they see and predict from it, and whether they look for more information depends on the mental model they use. The models people entertain and the information they seek form a feedback loop that can complicate dynamics when the space of model exploration strains cognitive limits. Model-switching theories capture this partially: they allow one model at a time and abstract from information acquisition. I model shifts in “mindsets” as a choice of how much model uncertainty to entertain: given a default mental model and a menu of latent, higher-payoff alternatives, a decision maker jointly chooses how much attention to give each and how much information to acquire. A microfounded evidence constraint bounds motivated beliefs: the weight an alternative can carry is capped by its Bayesian posterior probability. Curiosity arises endogenously as a drive to resolve model uncertainty from evidence for a higher-payoff alternative. The model reproduces neural remapping regularities and unifies belief-updating distortions with information-acquisition anomalies. It offers new mechanisms for two effects central to associative memory. First, context effects: cues matter through the explanations they support, not just superficial similarity, so interventions can reframe interpretations rather than draw attention. Second, interference effects: alternatives block one another through fragmentation of evidence, not just memory retrieval, so interventions can distinguish explanations rather than strengthen target cues. I illustrate these principles where active information-seeking is crucial: engaging parents in Liberia’s school-based agricultural extension and promoting new teaching, study, and farming practices among teachers, students, and farmers.</w:t>
+        <w:t xml:space="preserve">People actively assign meaning to what they see and predict from it, and whether they look for more information depends on the mental model they use. People have the capacity to self-correct, but it can be hindered when the space of model exploration strains cognitive limits. Model-switching theories and behavioral models of categorization capture this partially: they allow one model at a time and abstract from information acquisition. I model shifts in “mindsets” as a choice of how much model uncertainty to entertain: given a default mental model and a menu of latent, higher-payoff alternatives, a decision maker jointly chooses how much attention to give each and how much information to acquire. A microfounded evidence constraint bounds motivated beliefs: the weight an alternative can carry is capped by its Bayesian posterior probability. Curiosity arises endogenously as a drive to resolve model uncertainty from evidence for a higher-payoff alternative. The model reproduces neural remapping regularities and unifies belief-updating distortions with information-acquisition anomalies. It offers new mechanisms for two effects central to associative memory. First, context effects: cues matter through the explanations they support, not just superficial similarity, so interventions can reframe interpretations rather than draw attention. Second, interference effects: alternatives block one another through fragmentation of evidence, not just memory retrieval, so interventions can distinguish explanations rather than strengthen target cues. I illustrate these principles where active information-seeking is crucial: engaging parents in Liberia’s school-based agricultural extension and promoting new teaching, study, and farming practices among teachers, students, and farmers.</w:t>
       </w:r>
     </w:p>
     <w:p>

--- a/JimmyLee_CV_July2026.docx
+++ b/JimmyLee_CV_July2026.docx
@@ -406,7 +406,7 @@
           <w:sz w:val="20"/>
           <w:szCs w:val="20"/>
         </w:rPr>
-        <w:t xml:space="preserve">People actively assign meaning to what they see and predict from it, and whether they look for more information depends on the mental model they use. People have the capacity to self-correct, but it can be hindered when the space of model exploration strains cognitive limits. Model-switching theories and behavioral models of categorization capture this partially: they allow one model at a time and abstract from information acquisition. I model shifts in “mindsets” as a choice of how much model uncertainty to entertain: given a default mental model and a menu of latent, higher-payoff alternatives, a decision maker jointly chooses how much attention to give each and how much information to acquire. A microfounded evidence constraint bounds motivated beliefs: the weight an alternative can carry is capped by its Bayesian posterior probability. Curiosity arises endogenously as a drive to resolve model uncertainty from evidence for a higher-payoff alternative. The model reproduces neural remapping regularities and unifies belief-updating distortions with information-acquisition anomalies. It offers new mechanisms for two effects central to associative memory. First, context effects: cues matter through the explanations they support, not just superficial similarity, so interventions can reframe interpretations rather than draw attention. Second, interference effects: alternatives block one another through fragmentation of evidence, not just memory retrieval, so interventions can distinguish explanations rather than strengthen target cues. I illustrate these principles where active information-seeking is crucial: engaging parents in Liberia’s school-based agricultural extension and promoting new teaching, study, and farming practices among teachers, students, and farmers.</w:t>
+        <w:t xml:space="preserve">People actively assign meaning to what they see and predict from it, and whether they look for more information depends on the mental model they use. People have the capacity to self-correct, but it can be hindered when the space of model exploration strains cognitive limits. Model-switching theories and behavioral models of categorization capture this partially: they allow one model at a time and abstract from information acquisition. I model shifts in “mindsets” as a choice of how much model uncertainty to entertain: given a default mental model and a menu of latent, higher-payoff alternatives, a decision maker jointly chooses how much attention to give each and how much information to acquire. A microfounded evidence constraint bounds motivated beliefs: the weight an alternative can carry is capped by its Bayesian posterior probability. Curiosity then arises endogenously as a drive to resolve model uncertainty from evidence for a higher-payoff alternative. The model reproduces neural remapping regularities and unifies belief-updating distortions with information-acquisition anomalies. It offers new mechanisms for two effects central to associative memory. First, context effects: cues matter through the explanations they support, not just superficial similarity, so interventions can reframe interpretations rather than draw attention. Second, interference effects: alternatives block one another through fragmentation of evidence, not just memory retrieval, so interventions can distinguish explanations rather than strengthen target cues. I illustrate these principles where active information-seeking is crucial: engaging parents in Liberia’s school-based agricultural extension and promoting new teaching, study, and farming practices among teachers, students, and farmers.</w:t>
       </w:r>
     </w:p>
     <w:p>

--- a/JimmyLee_CV_July2026.docx
+++ b/JimmyLee_CV_July2026.docx
@@ -406,7 +406,7 @@
           <w:sz w:val="20"/>
           <w:szCs w:val="20"/>
         </w:rPr>
-        <w:t xml:space="preserve">People actively assign meaning to what they see and predict from it, and whether they look for more information depends on the mental model they use. People have the capacity to self-correct, but it can be hindered when the space of model exploration strains cognitive limits. Model-switching theories and behavioral models of categorization capture this partially: they allow one model at a time and abstract from information acquisition. I model shifts in “mindsets” as a choice of how much model uncertainty to entertain: given a default mental model and a menu of latent, higher-payoff alternatives, a decision maker jointly chooses how much attention to give each and how much information to acquire. A microfounded evidence constraint bounds motivated beliefs: the weight an alternative can carry is capped by its Bayesian posterior probability. Curiosity then arises endogenously as a drive to resolve model uncertainty from evidence for a higher-payoff alternative. The model reproduces neural remapping regularities and unifies belief-updating distortions with information-acquisition anomalies. It offers new mechanisms for two effects central to associative memory. First, context effects: cues matter through the explanations they support, not just superficial similarity, so interventions can reframe interpretations rather than draw attention. Second, interference effects: alternatives block one another through fragmentation of evidence, not just memory retrieval, so interventions can distinguish explanations rather than strengthen target cues. I illustrate these principles where active information-seeking is crucial: engaging parents in Liberia’s school-based agricultural extension and promoting new teaching, study, and farming practices among teachers, students, and farmers.</w:t>
+        <w:t xml:space="preserve">People actively assign meaning to what they see and predict from it, and whether they look for more information depends on the mental model they use. People have the capacity to self-correct, but it can be hindered when the space of model exploration strains cognitive limits. Model-switching theories and associative-memory models of categorization capture this partially: they allow one model at a time and abstract from information acquisition. I model shifts in “mindsets” as a choice of how much model uncertainty to entertain: given a default mental model and a menu of latent, higher-payoff alternatives, a decision maker jointly chooses how much attention to give each and how much information to acquire. A microfounded evidence constraint bounds motivated beliefs: the weight an alternative can carry is capped by its Bayesian posterior probability. Curiosity then arises endogenously as a drive to resolve model uncertainty from evidence for a higher-payoff alternative. The model reproduces neural remapping regularities and unifies belief-updating distortions with information-acquisition anomalies. It offers new mechanisms for two effects central to associative memory. First, context effects: cues matter through the explanations they support, not just superficial similarity, so interventions can reframe interpretations rather than draw attention. Second, interference effects: alternatives block one another through fragmentation of evidence, not just memory retrieval, so interventions can distinguish explanations rather than strengthen target cues. I illustrate these principles where active information-seeking is crucial: engaging parents in Liberia’s school-based agricultural extension and promoting new teaching, study, and farming practices among teachers, students, and farmers.</w:t>
       </w:r>
     </w:p>
     <w:p>

--- a/JimmyLee_CV_July2026.docx
+++ b/JimmyLee_CV_July2026.docx
@@ -423,7 +423,7 @@
           <w:b/>
           <w:bCs/>
         </w:rPr>
-        <w:t xml:space="preserve">“Communicating Parents’ Beliefs to Students as a Pivotal Component of Parental Engagement: Evidence from School-Based Agricultural Extension in Liberia”</w:t>
+        <w:t xml:space="preserve">“Can Communicating Parents’ Beliefs to Students Be a Pivotal Component of Parental Engagement? Evidence from School-Based Agricultural Extension in Liberia”</w:t>
       </w:r>
     </w:p>
     <w:p>

--- a/JimmyLee_CV_July2026.docx
+++ b/JimmyLee_CV_July2026.docx
@@ -406,7 +406,7 @@
           <w:sz w:val="20"/>
           <w:szCs w:val="20"/>
         </w:rPr>
-        <w:t xml:space="preserve">People actively assign meaning to what they see and predict from it, and whether they look for more information depends on the mental model they use. People have the capacity to self-correct, but it can be hindered when the space of model exploration strains cognitive limits. Model-switching theories and associative-memory models of categorization capture this partially: they allow one model at a time and abstract from information acquisition. I model shifts in “mindsets” as a choice of how much model uncertainty to entertain: given a default mental model and a menu of latent, higher-payoff alternatives, a decision maker jointly chooses how much attention to give each and how much information to acquire. A microfounded evidence constraint bounds motivated beliefs: the weight an alternative can carry is capped by its Bayesian posterior probability. Curiosity then arises endogenously as a drive to resolve model uncertainty from evidence for a higher-payoff alternative. The model reproduces neural remapping regularities and unifies belief-updating distortions with information-acquisition anomalies. It offers new mechanisms for two effects central to associative memory. First, context effects: cues matter through the explanations they support, not just superficial similarity, so interventions can reframe interpretations rather than draw attention. Second, interference effects: alternatives block one another through fragmentation of evidence, not just memory retrieval, so interventions can distinguish explanations rather than strengthen target cues. I illustrate these principles where active information-seeking is crucial: engaging parents in Liberia’s school-based agricultural extension and promoting new teaching, study, and farming practices among teachers, students, and farmers.</w:t>
+        <w:t xml:space="preserve">People actively assign meaning to what they see and predict from it, and whether they look for more information depends on the mental model they use. People have the capacity to self-correct, but it can be hindered when the space of model exploration strains cognitive limits. Model-switching theories and associative-memory models of categorization capture this partially: they allow one model at a time and abstract from information acquisition. I model shifts in “mindsets” as a choice of how much model uncertainty to entertain: given a default mental model and a menu of latent alternatives, a decision maker jointly chooses how much attention to give each and how much information to acquire. A microfounded evidence constraint bounds motivated beliefs: the weight an alternative can carry is capped by its Bayesian posterior probability. Curiosity then arises endogenously as a drive to resolve model uncertainty from evidence for a higher-payoff alternative. The model reproduces neural remapping regularities and unifies belief-updating distortions with information-acquisition anomalies. It offers new mechanisms for two effects central to associative memory. First, context effects: cues matter through the explanations they support, not just superficial similarity, so interventions can reframe interpretations rather than draw attention. Second, interference effects: alternatives block one another through fragmentation of evidence, not just memory retrieval, so interventions can distinguish explanations rather than strengthen target cues. I illustrate these principles where active information-seeking is crucial: engaging parents in Liberia’s school-based agricultural extension and promoting new teaching, study, and farming practices among teachers, students, and farmers.</w:t>
       </w:r>
     </w:p>
     <w:p>

--- a/JimmyLee_CV_July2026.docx
+++ b/JimmyLee_CV_July2026.docx
@@ -406,7 +406,7 @@
           <w:sz w:val="20"/>
           <w:szCs w:val="20"/>
         </w:rPr>
-        <w:t xml:space="preserve">People actively assign meaning to what they see and predict from it, and whether they look for more information depends on the mental model they use. People have the capacity to self-correct, but it can be hindered when the space of model exploration strains cognitive limits. Model-switching theories and associative-memory models of categorization capture this partially: they allow one model at a time and abstract from information acquisition. I model shifts in “mindsets” as a choice of how much model uncertainty to entertain: given a default mental model and a menu of latent alternatives, a decision maker jointly chooses how much attention to give each and how much information to acquire. A microfounded evidence constraint bounds motivated beliefs: the weight an alternative can carry is capped by its Bayesian posterior probability. Curiosity then arises endogenously as a drive to resolve model uncertainty from evidence for a higher-payoff alternative. The model reproduces neural remapping regularities and unifies belief-updating distortions with information-acquisition anomalies. It offers new mechanisms for two effects central to associative memory. First, context effects: cues matter through the explanations they support, not just superficial similarity, so interventions can reframe interpretations rather than draw attention. Second, interference effects: alternatives block one another through fragmentation of evidence, not just memory retrieval, so interventions can distinguish explanations rather than strengthen target cues. I illustrate these principles where active information-seeking is crucial: engaging parents in Liberia’s school-based agricultural extension and promoting new teaching, study, and farming practices among teachers, students, and farmers.</w:t>
+        <w:t xml:space="preserve">People actively assign meaning to what they see and predict from it, and whether they look for more information depends on the mental model they use. People have the capacity to self-correct, but it can be hindered when the space of model exploration strains cognitive limits. Model-switching theories and associative-memory models of categorization capture this partially: they allow one model at a time and abstract from information acquisition. I model shifts in “mindsets” as a choice of how much model uncertainty to entertain: given a default mental model and a menu of latent alternatives, a decision maker jointly chooses how much attention to give each and how much information to acquire. A microfounded evidence constraint bounds motivated beliefs: the weight an alternative can carry is capped by its Bayesian posterior probability. Curiosity then arises endogenously as a drive to resolve model uncertainty from evidence for a higher-payoff alternative. The model reproduces neural remapping regularities and unifies belief-updating distortions with information-acquisition anomalies. It offers new mechanisms for two effects central to associative memory. First, context effects: cues matter through the explanations they support, not just superficial similarity, so interventions can reframe interpretations rather than draw attention. Second, interference effects: alternatives block one another through fragmentation of evidence, not just memory retrieval, so interventions can distinguish explanations rather than strengthen target cues. I illustrate these principles where active information-seeking is crucial: drawing parents’ attention to school-based agricultural extension and promoting new teaching, study, and farming practices among teachers, students, and farmers.</w:t>
       </w:r>
     </w:p>
     <w:p>

--- a/JimmyLee_CV_July2026.docx
+++ b/JimmyLee_CV_July2026.docx
@@ -406,7 +406,7 @@
           <w:sz w:val="20"/>
           <w:szCs w:val="20"/>
         </w:rPr>
-        <w:t xml:space="preserve">People actively assign meaning to what they see and predict from it, and whether they look for more information depends on the mental model they use. People have the capacity to self-correct, but it can be hindered when the space of model exploration strains cognitive limits. Model-switching theories and associative-memory models of categorization capture this partially: they allow one model at a time and abstract from information acquisition. I model shifts in “mindsets” as a choice of how much model uncertainty to entertain: given a default mental model and a menu of latent alternatives, a decision maker jointly chooses how much attention to give each and how much information to acquire. A microfounded evidence constraint bounds motivated beliefs: the weight an alternative can carry is capped by its Bayesian posterior probability. Curiosity then arises endogenously as a drive to resolve model uncertainty from evidence for a higher-payoff alternative. The model reproduces neural remapping regularities and unifies belief-updating distortions with information-acquisition anomalies. It offers new mechanisms for two effects central to associative memory. First, context effects: cues matter through the explanations they support, not just superficial similarity, so interventions can reframe interpretations rather than draw attention. Second, interference effects: alternatives block one another through fragmentation of evidence, not just memory retrieval, so interventions can distinguish explanations rather than strengthen target cues. I illustrate these principles where active information-seeking is crucial: drawing parents’ attention to school-based agricultural extension and promoting new teaching, study, and farming practices among teachers, students, and farmers.</w:t>
+        <w:t xml:space="preserve">People actively assign meaning to what they see and predict from it, and whether they look for more information depends on the mental model they use. People have the capacity to self-correct, but it can be hindered when the space of model exploration strains cognitive limits. Model-switching theories and associative-memory models of categorization capture this partially: they allow one model at a time and abstract from information acquisition. I model shifts in “mindsets” as a choice of how much model uncertainty to entertain: given a default mental model and a menu of latent alternatives, a decision maker jointly chooses how much attention to give each and how much information to acquire. A microfounded evidence constraint bounds motivated beliefs: the weight an alternative can carry is capped by its Bayesian posterior probability. Curiosity then arises endogenously as a drive to resolve model uncertainty from evidence for a higher-payoff alternative. The model reproduces neural remapping regularities and unifies belief-updating distortions with information-acquisition anomalies. It offers new mechanisms for two effects central to associative memory. First, context effects: cues matter through the explanations they support, not just superficial similarity, so interventions can reframe interpretations rather than draw attention. Second, interference effects: alternatives block one another through fragmentation of evidence, not just memory retrieval, so interventions can distinguish explanations rather than strengthen target cues. I illustrate these principles where continuous information-seeking is crucial: drawing parents’ attention to school-based agricultural extension and promoting new teaching, study, and farming practices among teachers, students, and farmers.</w:t>
       </w:r>
     </w:p>
     <w:p>

--- a/JimmyLee_CV_July2026.docx
+++ b/JimmyLee_CV_July2026.docx
@@ -406,7 +406,7 @@
           <w:sz w:val="20"/>
           <w:szCs w:val="20"/>
         </w:rPr>
-        <w:t xml:space="preserve">People actively assign meaning to what they see and predict from it, and whether they look for more information depends on the mental model they use. People have the capacity to self-correct, but it can be hindered when the space of model exploration strains cognitive limits. Model-switching theories and associative-memory models of categorization capture this partially: they allow one model at a time and abstract from information acquisition. I model shifts in “mindsets” as a choice of how much model uncertainty to entertain: given a default mental model and a menu of latent alternatives, a decision maker jointly chooses how much attention to give each and how much information to acquire. A microfounded evidence constraint bounds motivated beliefs: the weight an alternative can carry is capped by its Bayesian posterior probability. Curiosity then arises endogenously as a drive to resolve model uncertainty from evidence for a higher-payoff alternative. The model reproduces neural remapping regularities and unifies belief-updating distortions with information-acquisition anomalies. It offers new mechanisms for two effects central to associative memory. First, context effects: cues matter through the explanations they support, not just superficial similarity, so interventions can reframe interpretations rather than draw attention. Second, interference effects: alternatives block one another through fragmentation of evidence, not just memory retrieval, so interventions can distinguish explanations rather than strengthen target cues. I illustrate these principles where continuous information-seeking is crucial: drawing parents’ attention to school-based agricultural extension and promoting new teaching, study, and farming practices among teachers, students, and farmers.</w:t>
+        <w:t xml:space="preserve">People actively assign meaning to what they see and predict from it, and whether they look for more information depends on the mental model they use. People can self-correct, but this can be hindered when the space of model exploration strains cognitive limits. Model-switching and associative-memory models of categorization capture this partially: they allow one model at a time and abstract from information acquisition. I model contextual shifts in “mindsets” as a choice of how much model uncertainty to entertain: after an initial signal, a decision maker with a default mental model and latent, less precise alternatives jointly chooses how much attention to give each and how much information to acquire. The key discipline is a microfounded evidence constraint that bounds motivated beliefs: an alternative’s weight is capped by its Bayesian posterior. Curiosity then arises endogenously as a drive to resolve model uncertainty created by evidence for an alternative. The model unifies classic belief-updating distortions with information-acquisition anomalies. It isolates new mechanisms for two effects central to memory models. First, context effects: payoff-irrelevant contexts under the default have limited effects, because they sway decisions only when another model renders them relevant, and ensuing search corrects superficial resemblances. Second, interference effects: rather than changing which representation comes to mind, rival explanations can dilute one another’s support, leaving none activated and search dormant. I illustrate design principles where stimulating continuous model exploration is crucial: drawing parents’ attention to school-based agricultural extension and promoting new teaching, study, and farming practices among teachers, students, and farmers.</w:t>
       </w:r>
     </w:p>
     <w:p>

--- a/JimmyLee_CV_July2026.docx
+++ b/JimmyLee_CV_July2026.docx
@@ -406,7 +406,7 @@
           <w:sz w:val="20"/>
           <w:szCs w:val="20"/>
         </w:rPr>
-        <w:t xml:space="preserve">People actively assign meaning to what they see and predict from it, and whether they look for more information depends on the mental model they use. People can self-correct, but this can be hindered when the space of model exploration strains cognitive limits. Model-switching and associative-memory models of categorization capture this partially: they allow one model at a time and abstract from information acquisition. I model contextual shifts in “mindsets” as a choice of how much model uncertainty to entertain: after an initial signal, a decision maker with a default mental model and latent, less precise alternatives jointly chooses how much attention to give each and how much information to acquire. The key discipline is a microfounded evidence constraint that bounds motivated beliefs: an alternative’s weight is capped by its Bayesian posterior. Curiosity then arises endogenously as a drive to resolve model uncertainty created by evidence for an alternative. The model unifies classic belief-updating distortions with information-acquisition anomalies. It isolates new mechanisms for two effects central to memory models. First, context effects: payoff-irrelevant contexts under the default have limited effects, because they sway decisions only when another model renders them relevant, and ensuing search corrects superficial resemblances. Second, interference effects: rather than changing which representation comes to mind, rival explanations can dilute one another’s support, leaving none activated and search dormant. I illustrate design principles where stimulating continuous model exploration is crucial: drawing parents’ attention to school-based agricultural extension and promoting new teaching, study, and farming practices among teachers, students, and farmers.</w:t>
+        <w:t xml:space="preserve">People actively assign meaning to what they see and predict from it, and whether they look for more information depends on the mental model they use. People can self-correct, but this can be hindered when the space of model exploration strains cognitive limits. Model-switching and associative-memory models of categorization capture this partially: they allow one model at a time and abstract from information acquisition. I model contextual shifts in “mindsets” as a choice of how much model uncertainty to entertain: after an initial signal, a decision maker with a default mental model and latent, less precise alternatives jointly chooses how much attention to give each and how much information to acquire. The key discipline is a microfounded evidence constraint that bounds motivated beliefs: an alternative’s weight is capped by its Bayesian posterior. Curiosity then arises endogenously as a drive to resolve model uncertainty created by evidence for an alternative. The model unifies classic belief-updating distortions with information-acquisition anomalies. It isolates new mechanisms for two effects central to memory models. First, context effects: payoff-irrelevant context has limited effects, because it sways decisions only when another model makes it relevant, and the search this triggers reverses the shift if that model proves wrong. Second, interference effects: rather than changing which representation comes to mind, rival explanations can dilute one another’s support, leaving none activated and search dormant. I illustrate design principles where stimulating continuous model exploration is crucial: drawing parents’ attention to school-based agricultural extension and promoting new teaching, study, and farming practices among teachers, students, and farmers.</w:t>
       </w:r>
     </w:p>
     <w:p>

--- a/JimmyLee_CV_July2026.docx
+++ b/JimmyLee_CV_July2026.docx
@@ -406,7 +406,7 @@
           <w:sz w:val="20"/>
           <w:szCs w:val="20"/>
         </w:rPr>
-        <w:t xml:space="preserve">People actively assign meaning to what they see and predict from it, and whether they look for more information depends on the mental model they use. People can self-correct, but this can be hindered when the space of model exploration strains cognitive limits. Model-switching and associative-memory models of categorization capture this partially: they allow one model at a time and abstract from information acquisition. I model contextual shifts in “mindsets” as a choice of how much model uncertainty to entertain: after an initial signal, a decision maker with a default mental model and latent, less precise alternatives jointly chooses how much attention to give each and how much information to acquire. The key discipline is a microfounded evidence constraint that bounds motivated beliefs: an alternative’s weight is capped by its Bayesian posterior. Curiosity then arises endogenously as a drive to resolve model uncertainty created by evidence for an alternative. The model unifies classic belief-updating distortions with information-acquisition anomalies. It isolates new mechanisms for two effects central to memory models. First, context effects: payoff-irrelevant context has limited effects, because it sways decisions only when another model makes it relevant, and the search this triggers reverses the shift if that model proves wrong. Second, interference effects: rather than changing which representation comes to mind, rival explanations can dilute one another’s support, leaving none activated and search dormant. I illustrate design principles where stimulating continuous model exploration is crucial: drawing parents’ attention to school-based agricultural extension and promoting new teaching, study, and farming practices among teachers, students, and farmers.</w:t>
+        <w:t xml:space="preserve">People actively assign meaning to what they see and predict from it, and whether they look for more information depends on the mental model they use. People can self-correct, but this can be hindered when the space of model exploration strains cognitive limits. Model-switching and associative-memory models of categorization capture this partially: they allow one model at a time and abstract from information acquisition. I model contextual shifts in “mindsets” as a choice of how much model uncertainty to entertain: after an initial signal, a decision maker with a default mental model and latent, less precise alternatives jointly chooses how much attention to give each and how much information to acquire. The key discipline is a microfounded evidence constraint that bounds motivated beliefs: an alternative’s weight is capped by its Bayesian posterior. Curiosity then arises endogenously as a drive to resolve model uncertainty created by evidence for an alternative. The model unifies classic belief-updating distortions with information-acquisition anomalies. It isolates new mechanisms for two effects central to memory models. First, context effects: payoff-irrelevant context has limited effects, because it sways decisions only when another model makes it relevant, and the search this triggers reverses the shift if that model proves wrong. Second, interference effects: rather than changing which model comes to mind, rival explanations can dilute one another’s support, leaving none activated and search dormant. I illustrate design principles where stimulating continuous model exploration is crucial: drawing parents’ attention to school-based agricultural extension and promoting new teaching, study, and farming practices among teachers, students, and farmers.</w:t>
       </w:r>
     </w:p>
     <w:p>

--- a/JimmyLee_CV_July2026.docx
+++ b/JimmyLee_CV_July2026.docx
@@ -406,7 +406,7 @@
           <w:sz w:val="20"/>
           <w:szCs w:val="20"/>
         </w:rPr>
-        <w:t xml:space="preserve">People actively assign meaning to what they see and predict from it, and whether they look for more information depends on the mental model they use. People can self-correct, but this can be hindered when the space of model exploration strains cognitive limits. Model-switching and associative-memory models of categorization capture this partially: they allow one model at a time and abstract from information acquisition. I model contextual shifts in “mindsets” as a choice of how much model uncertainty to entertain: after an initial signal, a decision maker with a default mental model and latent, less precise alternatives jointly chooses how much attention to give each and how much information to acquire. The key discipline is a microfounded evidence constraint that bounds motivated beliefs: an alternative’s weight is capped by its Bayesian posterior. Curiosity then arises endogenously as a drive to resolve model uncertainty created by evidence for an alternative. The model unifies classic belief-updating distortions with information-acquisition anomalies. It isolates new mechanisms for two effects central to memory models. First, context effects: payoff-irrelevant context has limited effects, because it sways decisions only when another model makes it relevant, and the search this triggers reverses the shift if that model proves wrong. Second, interference effects: rather than changing which model comes to mind, rival explanations can dilute one another’s support, leaving none activated and search dormant. I illustrate design principles where stimulating continuous model exploration is crucial: drawing parents’ attention to school-based agricultural extension and promoting new teaching, study, and farming practices among teachers, students, and farmers.</w:t>
+        <w:t xml:space="preserve">People actively assign meaning to what they see and predict from it, and whether they look for more information depends on the mental model they use. People can self-correct, but this can be hindered when the space of model exploration strains cognitive limits. Model-switching and associative-memory models of categorization capture this partially: they allow one model at a time and abstract from information acquisition. I model contextual shifts in “mindsets” as a choice of how much model uncertainty to entertain: after an initial signal, a decision maker with a default mental model and latent, less precise alternatives jointly chooses how much attention to give each and how much information to acquire. The key discipline is a neurally grounded evidence constraint that bounds motivated beliefs: an alternative’s weight is capped by its Bayesian posterior. Curiosity then arises endogenously as a drive to resolve model uncertainty created by evidence for an alternative. The model unifies classic belief-updating distortions with information-acquisition anomalies. It isolates new mechanisms for two effects central to memory models. First, context effects: payoff-irrelevant context has limited effects, because it sways decisions only when another model makes it relevant, and the search this triggers reverses the shift if that model proves wrong. Second, interference effects: rather than changing which model comes to mind, rival explanations can dilute one another’s support, leaving none activated and search dormant. I illustrate design principles where stimulating continuous model exploration is crucial: drawing parents’ attention to school-based agricultural extension and promoting new teaching, study, and farming practices among teachers, students, and farmers.</w:t>
       </w:r>
     </w:p>
     <w:p>

--- a/JimmyLee_CV_July2026.docx
+++ b/JimmyLee_CV_July2026.docx
@@ -406,7 +406,7 @@
           <w:sz w:val="20"/>
           <w:szCs w:val="20"/>
         </w:rPr>
-        <w:t xml:space="preserve">People actively assign meaning to what they see and predict from it, and whether they look for more information depends on the mental model they use. People can self-correct, but this can be hindered when the space of model exploration strains cognitive limits. Model-switching and associative-memory models of categorization capture this partially: they allow one model at a time and abstract from information acquisition. I model contextual shifts in “mindsets” as a choice of how much model uncertainty to entertain: after an initial signal, a decision maker with a default mental model and latent, less precise alternatives jointly chooses how much attention to give each and how much information to acquire. The key discipline is a neurally grounded evidence constraint that bounds motivated beliefs: an alternative’s weight is capped by its Bayesian posterior. Curiosity then arises endogenously as a drive to resolve model uncertainty created by evidence for an alternative. The model unifies classic belief-updating distortions with information-acquisition anomalies. It isolates new mechanisms for two effects central to memory models. First, context effects: payoff-irrelevant context has limited effects, because it sways decisions only when another model makes it relevant, and the search this triggers reverses the shift if that model proves wrong. Second, interference effects: rather than changing which model comes to mind, rival explanations can dilute one another’s support, leaving none activated and search dormant. I illustrate design principles where stimulating continuous model exploration is crucial: drawing parents’ attention to school-based agricultural extension and promoting new teaching, study, and farming practices among teachers, students, and farmers.</w:t>
+        <w:t xml:space="preserve">People actively assign meaning to what they see and predict from it, and whether they look for more information depends on the mental model they use. People can self-correct, but this can be hindered when the space of model exploration strains cognitive limits. Model-switching and associative-memory models of categorization capture this partially: they allow one model at a time and abstract from information acquisition. I model contextual shifts in “mindsets” as a choice of how much model uncertainty to entertain: after an initial signal, a decision maker with a default mental model and latent, less precise alternatives jointly chooses how much attention to give each and how much information to acquire. The key discipline is a neurally grounded evidence constraint that bounds motivated beliefs: an alternative’s weight is capped by its Bayesian posterior. Curiosity then arises endogenously as a drive to resolve model uncertainty created by evidence for an alternative. The model links behavioral puzzles in belief updating and information acquisition. It isolates new mechanisms for two effects central to memory models. First, context effects: payoff-irrelevant context has limited effects, because it sways decisions only when another model makes it relevant, and the search this triggers reverses the shift if that model proves wrong. Second, interference effects: rather than changing which model comes to mind, rival explanations can dilute one another’s support, leaving none activated and search dormant. I illustrate design principles where stimulating continuous model exploration is crucial: drawing parents’ attention to school-based agricultural extension and promoting new teaching, study, and farming practices among teachers, students, and farmers.</w:t>
       </w:r>
     </w:p>
     <w:p>

--- a/JimmyLee_CV_July2026.docx
+++ b/JimmyLee_CV_July2026.docx
@@ -406,7 +406,7 @@
           <w:sz w:val="20"/>
           <w:szCs w:val="20"/>
         </w:rPr>
-        <w:t xml:space="preserve">People actively assign meaning to what they see and predict from it, and whether they look for more information depends on the mental model they use. People can self-correct, but this can be hindered when the space of model exploration strains cognitive limits. Model-switching and associative-memory models of categorization capture this partially: they allow one model at a time and abstract from information acquisition. I model contextual shifts in “mindsets” as a choice of how much model uncertainty to entertain: after an initial signal, a decision maker with a default mental model and latent, less precise alternatives jointly chooses how much attention to give each and how much information to acquire. The key discipline is a neurally grounded evidence constraint that bounds motivated beliefs: an alternative’s weight is capped by its Bayesian posterior. Curiosity then arises endogenously as a drive to resolve model uncertainty created by evidence for an alternative. The model links behavioral puzzles in belief updating and information acquisition. It isolates new mechanisms for two effects central to memory models. First, context effects: payoff-irrelevant context has limited effects, because it sways decisions only when another model makes it relevant, and the search this triggers reverses the shift if that model proves wrong. Second, interference effects: rather than changing which model comes to mind, rival explanations can dilute one another’s support, leaving none activated and search dormant. I illustrate design principles where stimulating continuous model exploration is crucial: drawing parents’ attention to school-based agricultural extension and promoting new teaching, study, and farming practices among teachers, students, and farmers.</w:t>
+        <w:t xml:space="preserve">People actively assign meaning to what they see and predict from it, and whether they look for more information depends on the mental model they use. People can self-correct, but this can be hindered when the space of model exploration strains cognitive limits. Model-switching and associative-memory models of categorization capture this partially: they allow one model at a time and abstract from information acquisition. I model contextual shifts in “mindsets” as a choice of how much model uncertainty to entertain: after an initial signal, a decision maker with a default mental model and latent, less precise alternatives jointly chooses how much attention to give each and how much information to acquire. The key discipline is a neurally grounded evidence constraint that bounds motivated beliefs: an alternative’s weight is capped by its Bayesian posterior. Curiosity then arises endogenously as a drive to resolve model uncertainty created by evidence for an alternative. The model links behavioral puzzles in belief updating and information acquisition. It isolates new mechanisms for two effects central to memory models. First, context effects: payoff-irrelevant context has limited effects, because it sways decisions only when another model makes it relevant, and the search this triggers reverses the shift if that model proves wrong. Second, interference effects: rather than changing which model comes to mind, rival explanations can dilute one another’s support, leaving none activated and search dormant. I illustrate design principles where stimulating continuous model exploration is crucial: drawing parents’ attention to school-based agricultural extension and promoting new teaching, learning, and farming approaches among teachers, students, and farmers.</w:t>
       </w:r>
     </w:p>
     <w:p>

--- a/JimmyLee_CV_July2026.docx
+++ b/JimmyLee_CV_July2026.docx
@@ -180,7 +180,7 @@
           <w:b/>
           <w:bCs/>
         </w:rPr>
-        <w:t>Behavioral Economics with applications in program evaluation, agriculture, and education</w:t>
+        <w:t>Behavioral Economics</w:t>
       </w:r>
     </w:p>
     <w:p>

--- a/JimmyLee_CV_July2026.docx
+++ b/JimmyLee_CV_July2026.docx
@@ -193,7 +193,7 @@
           <w:i/>
           <w:iCs/>
         </w:rPr>
-        <w:t>Focus—Modeling Curiosity Through Contextual Shifts in Mindsets: Endogenous Model Uncertainty and Information Acquisition Under Cognitive Limits</w:t>
+        <w:t>Focus—Endogenous Model Uncertainty and the Economics of Curiosity under Cognitive Limits</w:t>
       </w:r>
     </w:p>
     <w:p>

--- a/JimmyLee_CV_July2026.docx
+++ b/JimmyLee_CV_July2026.docx
@@ -193,7 +193,7 @@
           <w:i/>
           <w:iCs/>
         </w:rPr>
-        <w:t>Focus—Endogenous Model Uncertainty and the Economics of Curiosity under Cognitive Limits</w:t>
+        <w:t>Focus—The Economics of Curiosity: Endogenous Model Uncertainty under Cognitive Limits</w:t>
       </w:r>
     </w:p>
     <w:p>

--- a/JimmyLee_CV_July2026.docx
+++ b/JimmyLee_CV_July2026.docx
@@ -74,7 +74,7 @@
       </w:r>
       <w:r>
         <w:tab/>
-        <w:t>Sept 2024 – Present</w:t>
+        <w:t>Sept 2024 – Aug 2026</w:t>
       </w:r>
     </w:p>
     <w:p>
@@ -136,7 +136,7 @@
           <w:b/>
           <w:bCs/>
         </w:rPr>
-        <w:t>Development Economics, Program Evaluation and Scaling</w:t>
+        <w:t>Development Economics, Program Evaluation</w:t>
       </w:r>
     </w:p>
     <w:p>
@@ -324,7 +324,7 @@
           <w:sz w:val="22"/>
           <w:szCs w:val="22"/>
         </w:rPr>
-        <w:t xml:space="preserve">Schools in developing countries often have weak ties with parents. This paper examines the extent to which programs with innovative elements—which parents may misperceive—hinge on strengthening these ties to succeed. In a three-year Liberian experiment across 197 schools, I evaluate school-based agricultural extension (SBAE) against control, cross-randomizing whether to inform parents about SBAE’s distinctive, inquiry-based learning features via promotional videos and field days. SBAE improves targeted outcomes only when paired with parental engagement: students’ households adopt 26–53% more agricultural techniques, dropouts fall 4–5 percentage points per year, absenteeism falls 28%, and studying hours rise 22%. The program is among the most cost-effective extension programs in randomized trials in sub-Saharan Africa, and over twice as cost-effective as a widely cited cash-transfer benchmark for the region (Baird et al. 2011). SBAE has strong positive training effects on students that are unaltered by parental engagement. However, without parental engagement, SBAE’s diffusion mechanisms via school demonstration farms, home projects, and intra-household communication stay muted—technology adoption effects vanish, absenteeism rises 31%, studying hours fall 20%, and parents disconnect—reducing school farm visits 12% and parent–teacher meetings 39%. Parents’ persistent avoidance of information about a new program, plus sharply reversed responses to SBAE under engagement, pose a puzzle. I discuss how standard Bayesian updating under a fixed prior, selective attention, and associative memory each fall short as standalone explanations. I propose an integrative explanation: parental engagement shifts parents’ categorization of SBAE away from schemas such as “school gardens as drudgery” or “parents are not involved.”</w:t>
+        <w:t xml:space="preserve">Schools in developing countries often have weak ties with parents. This paper provides a proof of concept that the success of programs with innovative elements—which parents may misperceive—hinges on strengthening these ties. In a three-year Liberian experiment across 197 schools, I evaluate school-based agricultural extension (SBAE) against control, cross-randomizing whether to inform parents about SBAE’s distinctive, inquiry-based learning features via promotional videos and field days. SBAE improves targeted outcomes only when paired with parental engagement: students’ households adopt 26–53% more agricultural techniques, dropouts fall 4–5 percentage points per year, absenteeism falls 28%, and studying hours rise 22%. The program is among the most cost-effective extension programs in randomized trials in sub-Saharan Africa, and over twice as cost-effective as a widely cited cash-transfer benchmark for the region (Baird et al. 2011). SBAE has strong positive training effects on students that are unaltered by parental engagement. However, without parental engagement, SBAE’s diffusion mechanisms via school demonstration farms, home projects, and intra-household communication stay muted—technology adoption effects vanish, absenteeism rises 31%, studying hours fall 20%, and parents disconnect—reducing school farm visits 12% and parent–teacher meetings 39%. Parents’ persistent avoidance of information about a new program, plus sharply reversed responses to SBAE under engagement, pose a puzzle. I discuss how standard Bayesian updating under a fixed prior, selective attention, and associative memory each fall short as standalone explanations. I propose an integrative explanation: parental engagement shifts parents’ categorization of SBAE away from schemas such as “school gardens as drudgery” or “parents are not involved.”</w:t>
       </w:r>
     </w:p>
     <w:p>
@@ -361,7 +361,7 @@
         <w:t xml:space="preserve">“Technology Adoption and Schooling as Complements: The Promise of School-Based Agricultural Extension in Africa”</w:t>
       </w:r>
       <w:r>
-        <w:t xml:space="preserve"> (joint with Chris Udry)</w:t>
+        <w:t xml:space="preserve"> (joint with Christopher Udry)</w:t>
       </w:r>
     </w:p>
     <w:p>

--- a/JimmyLee_CV_July2026.docx
+++ b/JimmyLee_CV_July2026.docx
@@ -406,7 +406,7 @@
           <w:sz w:val="20"/>
           <w:szCs w:val="20"/>
         </w:rPr>
-        <w:t xml:space="preserve">People actively assign meaning to what they see and predict from it, and whether they look for more information depends on the mental model they use. People can self-correct, but this can be hindered when the space of model exploration strains cognitive limits. Model-switching and associative-memory models of categorization capture this partially: they allow one model at a time and abstract from information acquisition. I model contextual shifts in “mindsets” as a choice of how much model uncertainty to entertain: after an initial signal, a decision maker with a default mental model and latent, less precise alternatives jointly chooses how much attention to give each and how much information to acquire. The key discipline is a neurally grounded evidence constraint that bounds motivated beliefs: an alternative’s weight is capped by its Bayesian posterior. Curiosity then arises endogenously as a drive to resolve model uncertainty created by evidence for an alternative. The model links behavioral puzzles in belief updating and information acquisition. It isolates new mechanisms for two effects central to memory models. First, context effects: payoff-irrelevant context has limited effects, because it sways decisions only when another model makes it relevant, and the search this triggers reverses the shift if that model proves wrong. Second, interference effects: rather than changing which model comes to mind, rival explanations can dilute one another’s support, leaving none activated and search dormant. I illustrate design principles where stimulating continuous model exploration is crucial: drawing parents’ attention to school-based agricultural extension and promoting new teaching, learning, and farming approaches among teachers, students, and farmers.</w:t>
+        <w:t xml:space="preserve">Neuroscience suggests that people automatically classify a situation before choosing how to act. Association with experience supplies a familiar interpretation, but when it explains the evidence poorly, people begin to entertain alternatives and may seek information. Model-switching theories capture this shift partially: they allow one model at a time and abstract from information acquisition. This paper treats contextual shifts in “mindsets” as a choice of how much model uncertainty to entertain. Each mental model pairs a prior with a view of which features reveal the state, so weighting models means choosing what to attend to. After an initial signal, an agent with a costless default and latent, less precise alternatives chooses these weights and how much information to acquire. The key discipline is a neurally grounded evidence constraint that bounds motivated beliefs: an alternative’s weight is capped by its Bayesian posterior. Curiosity arises endogenously as a drive to resolve the resulting model uncertainty. The model isolates new mechanisms for two effects central to behavioral models of associative memory. First, context effects: payoff-irrelevant context has limited effects, because it sways decisions only when another model makes it relevant, and the search this triggers reverses the shift if that model proves wrong. Second, interference effects: rather than changing which model comes to mind, rival explanations dilute one another’s support, leaving none activated and search dormant. I illustrate design principles where stimulating continuous model exploration is crucial: drawing parents’ attention to school-based agricultural extension and promoting new teaching, learning, and farming approaches among teachers, students, and farmers.</w:t>
       </w:r>
     </w:p>
     <w:p>

--- a/JimmyLee_CV_July2026.docx
+++ b/JimmyLee_CV_July2026.docx
@@ -324,7 +324,7 @@
           <w:sz w:val="22"/>
           <w:szCs w:val="22"/>
         </w:rPr>
-        <w:t xml:space="preserve">Schools in developing countries often have weak ties with parents. This paper provides a proof of concept that the success of programs with innovative elements—which parents may misperceive—hinges on strengthening these ties. In a three-year Liberian experiment across 197 schools, I evaluate school-based agricultural extension (SBAE) against control, cross-randomizing whether to inform parents about SBAE’s distinctive, inquiry-based learning features via promotional videos and field days. SBAE improves targeted outcomes only when paired with parental engagement: students’ households adopt 26–53% more agricultural techniques, dropouts fall 4–5 percentage points per year, absenteeism falls 28%, and studying hours rise 22%. The program is among the most cost-effective extension programs in randomized trials in sub-Saharan Africa, and over twice as cost-effective as a widely cited cash-transfer benchmark for the region (Baird et al. 2011). SBAE has strong positive training effects on students that are unaltered by parental engagement. However, without parental engagement, SBAE’s diffusion mechanisms via school demonstration farms, home projects, and intra-household communication stay muted—technology adoption effects vanish, absenteeism rises 31%, studying hours fall 20%, and parents disconnect—reducing school farm visits 12% and parent–teacher meetings 39%. Parents’ persistent avoidance of information about a new program, plus sharply reversed responses to SBAE under engagement, pose a puzzle. I discuss how standard Bayesian updating under a fixed prior, selective attention, and associative memory each fall short as standalone explanations. I propose an integrative explanation: parental engagement shifts parents’ categorization of SBAE away from schemas such as “school gardens as drudgery” or “parents are not involved.”</w:t>
+        <w:t xml:space="preserve">Schools in developing countries often have weak ties with parents. This paper provides a proof of concept that the success of programs with innovative elements—which parents may misperceive—hinges on strengthening these ties. In a three-year Liberian experiment across 197 schools, I evaluate school-based agricultural extension (SBAE)—which combines experiential science instruction, school farms as demonstration plots, and student home farming projects—against control, cross-randomizing whether to inform parents about SBAE’s inquiry-based features via promotional videos and field days. SBAE improves targeted outcomes only when paired with parental engagement: students’ households adopt 26–53% more agricultural techniques, dropouts fall 4–5 percentage points per year, absenteeism falls 28%, and studying hours rise 22%. The program is among the most cost-effective extension programs in sub-Saharan African trials, and over twice as cost-effective as a widely cited cash-transfer benchmark for the region (Baird et al. 2011). SBAE has strong positive training effects on students that are unaltered by parental engagement. However, without parental engagement, SBAE’s diffusion mechanisms—school demonstration farms, home projects, intra-household communication—stay muted—technology adoption effects vanish, absenteeism rises 31%, studying hours fall 20%, and parents disconnect—reducing school farm visits 12% and parent–teacher meetings 39%. Parents’ persistent avoidance of information, plus sharply reversed responses under engagement, pose a puzzle. Standard Bayesian updating, selective attention, and associative memory each fall short as standalone explanations. I propose an integrative explanation: parental engagement shifts parents’ categorization of SBAE away from schemas such as “school gardens as drudgery.”</w:t>
       </w:r>
     </w:p>
     <w:p>
@@ -406,7 +406,7 @@
           <w:sz w:val="20"/>
           <w:szCs w:val="20"/>
         </w:rPr>
-        <w:t xml:space="preserve">Neuroscience suggests that people automatically classify a situation before choosing how to act. Association with experience supplies a familiar interpretation, but when it explains the evidence poorly, people begin to entertain alternatives and may seek information. Model-switching theories capture this shift partially: they allow one model at a time and abstract from information acquisition. This paper treats contextual shifts in “mindsets” as a choice of how much model uncertainty to entertain. Each mental model pairs a prior with a view of which features reveal the state, so weighting models means choosing what to attend to. After an initial signal, an agent with a costless default and latent, less precise alternatives chooses these weights and how much information to acquire. The key discipline is a neurally grounded evidence constraint that bounds motivated beliefs: an alternative’s weight is capped by its Bayesian posterior. Curiosity arises endogenously as a drive to resolve the resulting model uncertainty. The model isolates new mechanisms for two effects central to behavioral models of associative memory. First, context effects: payoff-irrelevant context has limited effects, because it sways decisions only when another model makes it relevant, and the search this triggers reverses the shift if that model proves wrong. Second, interference effects: rather than changing which model comes to mind, rival explanations dilute one another’s support, leaving none activated and search dormant. I illustrate design principles where stimulating continuous model exploration is crucial: drawing parents’ attention to school-based agricultural extension and promoting new teaching, learning, and farming approaches among teachers, students, and farmers.</w:t>
+        <w:t xml:space="preserve">Neuroscience suggests that people automatically classify a situation before choosing how to act. Association with experience supplies a familiar interpretation, but when it explains the evidence poorly, people begin to entertain less familiar alternatives. Model-switching theories capture this shift partially: they allow one model at a time and abstract from information acquisition. This paper treats contextual shifts in “mindsets” as a choice of how much model uncertainty to entertain. Each mental model pairs a prior with a view of which features reveal the state, so weighting models means choosing what to attend to. After an initial signal, an agent with a costless default and latent, less precise alternatives chooses these weights and how much information to acquire. The key discipline is a neurally grounded evidence constraint that bounds motivated beliefs: an alternative’s weight is capped by its Bayesian posterior. Curiosity arises endogenously as a drive to resolve the resulting model uncertainty. The model isolates new mechanisms for two effects central to behavioral models of associative memory. First, context effects: payoff-irrelevant context has limited effects, because it sways decisions only when another model makes it relevant, and the search this triggers reverses the shift if that model proves wrong. Second, interference effects: rather than changing which model comes to mind, rival explanations dilute one another’s support, leaving none activated and search dormant. I illustrate design principles where stimulating continuous model exploration is crucial: drawing parents’ attention to school-based agricultural extension and promoting new teaching, learning, and farming approaches among teachers, students, and farmers.</w:t>
       </w:r>
     </w:p>
     <w:p>

--- a/JimmyLee_CV_July2026.docx
+++ b/JimmyLee_CV_July2026.docx
@@ -324,7 +324,7 @@
           <w:sz w:val="22"/>
           <w:szCs w:val="22"/>
         </w:rPr>
-        <w:t xml:space="preserve">Schools in developing countries often have weak ties with parents. This paper provides a proof of concept that the success of programs with innovative elements—which parents may misperceive—hinges on strengthening these ties. In a three-year Liberian experiment across 197 schools, I evaluate school-based agricultural extension (SBAE)—which combines experiential science instruction, school farms as demonstration plots, and student home farming projects—against control, cross-randomizing whether to inform parents about SBAE’s inquiry-based features via promotional videos and field days. SBAE improves targeted outcomes only when paired with parental engagement: students’ households adopt 26–53% more agricultural techniques, dropouts fall 4–5 percentage points per year, absenteeism falls 28%, and studying hours rise 22%. The program is among the most cost-effective extension programs in sub-Saharan African trials, and over twice as cost-effective as a widely cited cash-transfer benchmark for the region (Baird et al. 2011). SBAE has strong positive training effects on students that are unaltered by parental engagement. However, without parental engagement, SBAE’s diffusion mechanisms—school demonstration farms, home projects, intra-household communication—stay muted—technology adoption effects vanish, absenteeism rises 31%, studying hours fall 20%, and parents disconnect—reducing school farm visits 12% and parent–teacher meetings 39%. Parents’ persistent avoidance of information, plus sharply reversed responses under engagement, pose a puzzle. Standard Bayesian updating, selective attention, and associative memory each fall short as standalone explanations. I propose an integrative explanation: parental engagement shifts parents’ categorization of SBAE away from schemas such as “school gardens as drudgery.”</w:t>
+        <w:t xml:space="preserve">Many developing countries have vastly under-staffed agricultural extension systems, while rural households face stark tradeoffs between children’s schooling and farm labor. This paper provides a proof of concept that schools can be developed into cost-effective hubs that tackle these dual challenges, but only if parent-school linkages are strengthened. In a three-year Liberian experiment across 197 schools, I evaluate school-based agricultural extension (SBAE)—which combines experiential science instruction, school farms as demonstration plots, and student home farming projects—against control, cross-randomizing whether to inform parents about SBAE’s inquiry-based features via promotional videos and field days. SBAE improves targeted outcomes only when paired with parental engagement: students’ households adopt 26–53% more agricultural techniques, dropouts fall 4–5 percentage points per year, absenteeism falls 28%, and studying hours rise 22%. The program is among the most cost-effective extension programs in sub-Saharan African trials, and over twice as cost-effective as a widely cited cash-transfer benchmark for the region (Baird et al. 2011). SBAE has strong positive training effects on students that are unaltered by parental engagement. However, without parental engagement, SBAE’s diffusion mechanisms—school demonstration farms, home projects, intra-household communication—stay muted—technology adoption effects vanish, absenteeism rises 31%, studying hours fall 20%, and parents disconnect—reducing school farm visits 12% and parent–teacher meetings 39%. Parents’ persistent avoidance of information, plus sharply reversed responses under engagement, pose a puzzle. Standard Bayesian updating, selective attention, and associative memory each fall short as standalone explanations. I propose an integrative explanation: parental engagement shifts parents’ categorization of SBAE away from schemas such as “school gardens as drudgery.”</w:t>
       </w:r>
     </w:p>
     <w:p>

--- a/JimmyLee_CV_July2026.docx
+++ b/JimmyLee_CV_July2026.docx
@@ -299,7 +299,7 @@
           <w:b/>
           <w:bCs/>
         </w:rPr>
-        <w:t>“Miscategorization as an Information Friction? Activating School-Based Agricultural Extension in Liberia with Parental Engagement”</w:t>
+        <w:t>“Miscategorization as an Information Friction? Activating School-Based Agricultural Education in Liberia with Parental Engagement”</w:t>
       </w:r>
     </w:p>
     <w:p>
@@ -324,7 +324,7 @@
           <w:sz w:val="22"/>
           <w:szCs w:val="22"/>
         </w:rPr>
-        <w:t xml:space="preserve">Many developing countries have vastly under-staffed agricultural extension systems, while rural households face stark tradeoffs between children’s schooling and farm labor. This paper provides a proof of concept that schools can be developed into cost-effective hubs that tackle these dual challenges, but only if parent-school linkages are strengthened. In a three-year Liberian experiment across 197 schools, I evaluate school-based agricultural extension (SBAE)—which combines experiential science instruction, school farms as demonstration plots, and student home farming projects—against control, cross-randomizing whether to inform parents about SBAE’s inquiry-based features via promotional videos and field days. SBAE improves targeted outcomes only when paired with parental engagement: students’ households adopt 26–53% more agricultural techniques, dropouts fall 4–5 percentage points per year, absenteeism falls 28%, and studying hours rise 22%. The program is among the most cost-effective extension programs in sub-Saharan African trials, and over twice as cost-effective as a widely cited cash-transfer benchmark for the region (Baird et al. 2011). SBAE has strong positive training effects on students that are unaltered by parental engagement. However, without parental engagement, SBAE’s diffusion mechanisms—school demonstration farms, home projects, intra-household communication—stay muted—technology adoption effects vanish, absenteeism rises 31%, studying hours fall 20%, and parents disconnect—reducing school farm visits 12% and parent–teacher meetings 39%. Parents’ persistent avoidance of information, plus sharply reversed responses under engagement, pose a puzzle. Standard Bayesian updating, selective attention, and associative memory each fall short as standalone explanations. I propose an integrative explanation: parental engagement shifts parents’ categorization of SBAE away from schemas such as “school gardens as drudgery.”</w:t>
+        <w:t xml:space="preserve">Many developing countries have vastly under-staffed agricultural extension systems, while rural households face stark tradeoffs between children’s schooling and farm labor. This paper provides a proof of concept that schools can be developed into cost-effective hubs that tackle these dual challenges, but only if parent-school linkages are strengthened. In a three-year Liberian experiment across 197 schools, I evaluate school-based agricultural education (SBAE)—a holistic model integrating inquiry-based learning with school demonstration farms and student home farming projects—estimating intent-to-treat effects on voluntary participants. I cross-randomize whether to inform parents about this integrated model via promotional videos and field days. SBAE improves targeted outcomes only when paired with parental engagement: students’ households adopt 26–53% more agricultural techniques, dropouts fall 4–5 percentage points per year, absenteeism falls 28%, and studying hours rise 22%. The program is among the most cost-effective in sub-Saharan African trials, and over twice as cost-effective as a widely cited cash-transfer benchmark (Baird et al. 2011). SBAE’s positive training effects on students are unaltered by parental engagement. However, without parental engagement, SBAE’s diffusion mechanisms—school demonstration farms, home projects, intra-household communication—stay muted—technology adoption effects vanish, absenteeism rises 31%, studying hours fall 20%, and parents disconnect—reducing school farm visits 12% and parent–teacher meetings 39%. Parents’ avoidance of information, plus sharply reversed responses under engagement, pose a puzzle. Bayesian updating, selective attention, and associative memory each fall short alone. I propose an integrative explanation: parental engagement shifts parents’ categorization of SBAE away from schemas that view agriculture and education as substitutes.</w:t>
       </w:r>
     </w:p>
     <w:p>
@@ -358,7 +358,7 @@
           <w:b/>
           <w:bCs/>
         </w:rPr>
-        <w:t xml:space="preserve">“Technology Adoption and Schooling as Complements: The Promise of School-Based Agricultural Extension in Africa”</w:t>
+        <w:t xml:space="preserve">“Technology Adoption and Schooling as Complements: The Promise of School-Based Agricultural Education in Africa”</w:t>
       </w:r>
       <w:r>
         <w:t xml:space="preserve"> (joint with Christopher Udry)</w:t>
@@ -375,7 +375,7 @@
           <w:sz w:val="20"/>
           <w:szCs w:val="20"/>
         </w:rPr>
-        <w:t xml:space="preserve">In sub-Saharan Africa, wide heterogeneity across farms makes other households’ experience a noisy guide to what suits a household’s own farms, slowing technology diffusion, while low perceived returns to schooling drive students to drop out. We develop a model of why school-based agricultural extension (SBAE), which combines inquiry-based science learning, school demonstration plots, student home projects, and leadership training, addresses this dual problem. Our model builds on the target-input framework, in which a household learns a technology’s suitability only by using it in production or by observing others who do. We add a third channel: the more of a child’s time the household devotes to schooling, the more precisely it learns from the school’s production signals. Schooling and technology adoption become complements. First, schooling carries an option value on the farm: by raising the probability of future adoption, it makes attendance worthwhile even where labor-market returns are low. Second, SBAE effectively subsidizes information acquisition by delivering information through schooling, whose cost households already bear for its educational returns, countering the under-supply of information in the presence of learning spillovers. We provide experimental evidence from Liberia that SBAE cost-effectively raises both agricultural technology adoption and school attendance, and use extensions of the model to study how SBAE’s design can be strengthened, including (i) how effectively inquiry-based learning raises the marginal informational return to schooling, and (ii) how effectively SBAE’s home visits aggregate households’ dispersed knowledge and feed it back to them.</w:t>
+        <w:t xml:space="preserve">In sub-Saharan Africa, wide heterogeneity across farms makes other households’ experience a noisy guide to what suits a household’s own farms, slowing technology diffusion, while low perceived returns to schooling drive students to drop out. We develop a model of why school-based agricultural education (SBAE), which combines inquiry-based science learning, school demonstration plots, student home projects, and leadership training, addresses this dual problem. Our model builds on the target-input framework, in which a household learns a technology’s suitability only by using it in production or by observing others who do. We add a third channel: the more of a child’s time the household devotes to schooling, the more precisely it learns from the school’s production signals. Schooling and technology adoption become complements. First, schooling carries an option value on the farm: by raising the probability of future adoption, it makes attendance worthwhile even where labor-market returns are low. Second, SBAE effectively subsidizes information acquisition by delivering information through schooling, whose cost households already bear for its educational returns, countering the under-supply of information in the presence of learning spillovers. We provide experimental evidence from Liberia that SBAE cost-effectively raises both agricultural technology adoption and school attendance, and use extensions of the model to study how SBAE’s design can be strengthened, including (i) how effectively inquiry-based learning raises the marginal informational return to schooling, and (ii) how effectively SBAE’s home visits aggregate households’ dispersed knowledge and feed it back to them.</w:t>
       </w:r>
     </w:p>
     <w:p>
@@ -406,7 +406,7 @@
           <w:sz w:val="20"/>
           <w:szCs w:val="20"/>
         </w:rPr>
-        <w:t xml:space="preserve">Neuroscience suggests that people automatically classify a situation before choosing how to act. Association with experience supplies a familiar interpretation, but when it explains the evidence poorly, people begin to entertain less familiar alternatives. Model-switching theories capture this shift partially: they allow one model at a time and abstract from information acquisition. This paper treats contextual shifts in “mindsets” as a choice of how much model uncertainty to entertain. Each mental model pairs a prior with a view of which features reveal the state, so weighting models means choosing what to attend to. After an initial signal, an agent with a costless default and latent, less precise alternatives chooses these weights and how much information to acquire. The key discipline is a neurally grounded evidence constraint that bounds motivated beliefs: an alternative’s weight is capped by its Bayesian posterior. Curiosity arises endogenously as a drive to resolve the resulting model uncertainty. The model isolates new mechanisms for two effects central to behavioral models of associative memory. First, context effects: payoff-irrelevant context has limited effects, because it sways decisions only when another model makes it relevant, and the search this triggers reverses the shift if that model proves wrong. Second, interference effects: rather than changing which model comes to mind, rival explanations dilute one another’s support, leaving none activated and search dormant. I illustrate design principles where stimulating continuous model exploration is crucial: drawing parents’ attention to school-based agricultural extension and promoting new teaching, learning, and farming approaches among teachers, students, and farmers.</w:t>
+        <w:t xml:space="preserve">Neuroscience suggests that people automatically classify a situation before choosing how to act. Association with experience supplies a familiar interpretation, but when it explains the evidence poorly, people begin to entertain less familiar alternatives. Model-switching theories capture this shift partially: they allow one model at a time and abstract from information acquisition. This paper treats contextual shifts in “mindsets” as a choice of how much model uncertainty to entertain. Each mental model pairs a prior with a view of which features reveal the state, so weighting models means choosing what to attend to. After an initial signal, an agent with a costless default and latent, less precise alternatives chooses these weights and how much information to acquire. The key discipline is a neurally grounded evidence constraint that bounds motivated beliefs: an alternative’s weight is capped by its Bayesian posterior. Curiosity arises endogenously as a drive to resolve the resulting model uncertainty. The model isolates new mechanisms for two effects central to behavioral models of associative memory. First, context effects: payoff-irrelevant context has limited effects, because it sways decisions only when another model makes it relevant, and the search this triggers reverses the shift if that model proves wrong. Second, interference effects: rather than changing which model comes to mind, rival explanations dilute one another’s support, leaving none activated and search dormant. I illustrate design principles where stimulating continuous model exploration is crucial: drawing parents’ attention to school-based agricultural education and promoting new teaching, learning, and farming approaches among teachers, students, and farmers.</w:t>
       </w:r>
     </w:p>
     <w:p>
@@ -423,7 +423,7 @@
           <w:b/>
           <w:bCs/>
         </w:rPr>
-        <w:t xml:space="preserve">“Can Communicating Parents’ Beliefs to Students Be a Pivotal Component of Parental Engagement? Evidence from School-Based Agricultural Extension in Liberia”</w:t>
+        <w:t xml:space="preserve">“Can Communicating Parents’ Beliefs to Students Be a Pivotal Component of Parental Engagement? Evidence from School-Based Agricultural Education in Liberia”</w:t>
       </w:r>
     </w:p>
     <w:p>
@@ -450,7 +450,7 @@
           <w:sz w:val="20"/>
           <w:szCs w:val="20"/>
         </w:rPr>
-        <w:t xml:space="preserve">When school programs require students to introduce improved techniques on household farms, is informing students and parents about the program sufficient, or is there a case for further signaling parents’ support to students? I study this question within a randomized evaluation of school-based agricultural extension (SBAE) in Liberia, where students take school farm training into a home farming project. After parents view a promotional video of the program and students are encouraged to diffuse techniques to their parents, I randomize a nudge revealing to students their parents’ optimism about their farm-management skills. Two years later, SBAE improves students’ livelihoods only with the nudge: income rises 63%, on-time school fee payment 43–47%, and cost-effectiveness for attendance doubles. Analysis of mechanisms highlights a management aspect of agricultural technology adoption that can be addressed with nudges: even where parents become attentive to SBAE and adopt promoted techniques, third-party assurance can be pivotal in shifting students away from assisting in subsistence farming.</w:t>
+        <w:t xml:space="preserve">When school programs require students to introduce improved techniques on household farms, is informing students and parents about the program sufficient, or is there a case for further signaling parents’ support to students? I study this question within a randomized evaluation of school-based agricultural education (SBAE) in Liberia, where students take school farm training into a home farming project. After parents view a promotional video of the program and students are encouraged to diffuse techniques to their parents, I randomize a nudge revealing to students their parents’ optimism about their farm-management skills. Two years later, SBAE improves students’ livelihoods only with the nudge: income rises 63%, on-time school fee payment 43–47%, and cost-effectiveness for attendance doubles. Analysis of mechanisms highlights a management aspect of agricultural technology adoption that can be addressed with nudges: even where parents become attentive to SBAE and adopt promoted techniques, third-party assurance can be pivotal in shifting students away from assisting in subsistence farming.</w:t>
       </w:r>
     </w:p>
     <w:p>
@@ -519,7 +519,7 @@
           <w:b/>
           <w:bCs/>
         </w:rPr>
-        <w:t xml:space="preserve">“Parental Engagement in School-based Agricultural Extension: Testing Mechanisms at Scale”</w:t>
+        <w:t xml:space="preserve">“Parental Engagement in School-based Agricultural Education: Testing Mechanisms at Scale”</w:t>
       </w:r>
       <w:r>
         <w:t xml:space="preserve"> (piloted interventions in 2025-26)</w:t>

--- a/JimmyLee_CV_July2026.docx
+++ b/JimmyLee_CV_July2026.docx
@@ -324,7 +324,7 @@
           <w:sz w:val="22"/>
           <w:szCs w:val="22"/>
         </w:rPr>
-        <w:t xml:space="preserve">Many developing countries have vastly under-staffed agricultural extension systems, while rural households face stark tradeoffs between children’s schooling and farm labor. This paper provides a proof of concept that schools can be developed into cost-effective hubs that tackle these dual challenges, but only if parent-school linkages are strengthened. In a three-year Liberian experiment across 197 schools, I evaluate school-based agricultural education (SBAE)—a holistic model integrating inquiry-based learning with school demonstration farms and student home farming projects—estimating intent-to-treat effects on voluntary participants. I cross-randomize whether to inform parents about this integrated model via promotional videos and field days. SBAE improves targeted outcomes only when paired with parental engagement: students’ households adopt 26–53% more agricultural techniques, dropouts fall 4–5 percentage points per year, absenteeism falls 28%, and studying hours rise 22%. The program is among the most cost-effective in sub-Saharan African trials, and over twice as cost-effective as a widely cited cash-transfer benchmark (Baird et al. 2011). SBAE’s positive training effects on students are unaltered by parental engagement. However, without parental engagement, SBAE’s diffusion mechanisms—school demonstration farms, home projects, intra-household communication—stay muted—technology adoption effects vanish, absenteeism rises 31%, studying hours fall 20%, and parents disconnect—reducing school farm visits 12% and parent–teacher meetings 39%. Parents’ avoidance of information, plus sharply reversed responses under engagement, pose a puzzle. Bayesian updating, selective attention, and associative memory each fall short alone. I propose an integrative explanation: parental engagement shifts parents’ categorization of SBAE away from schemas that view agriculture and education as substitutes.</w:t>
+        <w:t xml:space="preserve">Many developing countries have under-staffed agricultural extension systems, while rural households face tradeoffs between children’s schooling and farm labor. This paper provides a proof of concept that schools can be developed into cost-effective hubs that tackle these dual challenges, but only if parent-school linkages are strengthened. In a three-year Liberian experiment across 197 schools, I evaluate school-based agricultural education (SBAE)—a holistic model that trains science teachers to integrate inquiry-based learning with school demonstration farms and student home farming projects—estimating intent-to-treat effects on voluntary participants. I cross-randomize whether to inform parents about this integrated model via promotional videos and field days. SBAE improves targeted outcomes when paired with parental engagement: students’ households adopt 26–53% more agricultural techniques, dropouts fall 4–5 percentage points per year, absenteeism falls 28%, and studying hours rise 22%. The program is among the most cost-effective in agricultural extension trials, and over twice as cost-effective in improving school attendance as a conditional cash transfer benchmark (Baird et al. 2011). SBAE’s positive training effects on teachers and students are unaltered by parental engagement. However, without parental engagement, SBAE’s diffusion mechanisms—school demonstration farms, home projects, intra-household communication—stay muted. Technology adoption effects vanish, absenteeism rises 31%, studying hours fall 20%, and parents disconnect—reducing school farm visits 12% and parent–teacher meetings 39%. Parents’ persistent avoidance of information, plus sharply reversed responses under engagement, pose a puzzle. Bayesian updating, selective attention, and associative memory each fall short alone. I propose an integrative explanation: parental engagement shifts parents’ categorization of SBAE away from viewing agriculture and education as substitutes.</w:t>
       </w:r>
     </w:p>
     <w:p>

--- a/JimmyLee_CV_July2026.docx
+++ b/JimmyLee_CV_July2026.docx
@@ -324,7 +324,7 @@
           <w:sz w:val="22"/>
           <w:szCs w:val="22"/>
         </w:rPr>
-        <w:t xml:space="preserve">Many developing countries have under-staffed agricultural extension systems, while rural households face tradeoffs between children’s schooling and farm labor. This paper provides a proof of concept that schools can be developed into cost-effective hubs that tackle these dual challenges, but only if parent-school linkages are strengthened. In a three-year Liberian experiment across 197 schools, I evaluate school-based agricultural education (SBAE)—a holistic model that trains science teachers to integrate inquiry-based learning with school demonstration farms and student home farming projects—estimating intent-to-treat effects on voluntary participants. I cross-randomize whether to inform parents about this integrated model via promotional videos and field days. SBAE improves targeted outcomes when paired with parental engagement: students’ households adopt 26–53% more agricultural techniques, dropouts fall 4–5 percentage points per year, absenteeism falls 28%, and studying hours rise 22%. The program is among the most cost-effective in agricultural extension trials, and over twice as cost-effective in improving school attendance as a conditional cash transfer benchmark (Baird et al. 2011). SBAE’s positive training effects on teachers and students are unaltered by parental engagement. However, without parental engagement, SBAE’s diffusion mechanisms—school demonstration farms, home projects, intra-household communication—stay muted. Technology adoption effects vanish, absenteeism rises 31%, studying hours fall 20%, and parents disconnect—reducing school farm visits 12% and parent–teacher meetings 39%. Parents’ persistent avoidance of information, plus sharply reversed responses under engagement, pose a puzzle. Bayesian updating, selective attention, and associative memory each fall short alone. I propose an integrative explanation: parental engagement shifts parents’ categorization of SBAE away from viewing agriculture and education as substitutes.</w:t>
+        <w:t xml:space="preserve">Many developing countries have under-staffed agricultural extension systems, while rural households face tradeoffs between children’s schooling and farm labor. This paper provides a proof of concept that schools can become cost-effective hubs for these dual challenges, but only if parent-school linkages are strengthened. In a three-year Liberian experiment across 197 schools, I evaluate school-based agricultural education (SBAE)—a holistic model that trains science teachers to integrate inquiry-based learning with school demonstration farms and student home farming projects—estimating intent-to-treat effects on voluntary participants. I cross-randomize whether to inform parents about this integrated model via promotional videos and field days. SBAE improves targeted outcomes when paired with parental engagement: students’ households adopt 26–53% more agricultural techniques, dropouts fall 4–5 percentage points per year, absenteeism falls 28%, and studying hours rise 22%. It is among the most cost-effective in agricultural extension trials, and over twice as cost-effective for school attendance as a conditional cash transfer benchmark (Baird et al. 2011). SBAE’s positive training effects on teachers and students are unaltered by parental engagement. However, without parental engagement, SBAE’s diffusion mechanisms—school demonstration farms, home projects, intra-household communication—stay muted. Technology adoption effects vanish, absenteeism rises 31%, studying hours fall 20%, and parents disconnect—reducing school farm visits 12% and parent–teacher meetings 39%. Parents’ persistent avoidance of information, plus sharply reversed responses under engagement, pose a puzzle. Bayesian updating, selective attention, and associative memory each fall short alone. I propose an integrative explanation: parental engagement shifts parents away from viewing agriculture and education as substitutes.</w:t>
       </w:r>
     </w:p>
     <w:p>

--- a/JimmyLee_CV_July2026.docx
+++ b/JimmyLee_CV_July2026.docx
@@ -375,7 +375,7 @@
           <w:sz w:val="20"/>
           <w:szCs w:val="20"/>
         </w:rPr>
-        <w:t xml:space="preserve">In sub-Saharan Africa, wide heterogeneity across farms makes other households’ experience a noisy guide to what suits a household’s own farms, slowing technology diffusion, while low perceived returns to schooling drive students to drop out. We develop a model of why school-based agricultural education (SBAE), which combines inquiry-based science learning, school demonstration plots, student home projects, and leadership training, addresses this dual problem. Our model builds on the target-input framework, in which a household learns a technology’s suitability only by using it in production or by observing others who do. We add a third channel: the more of a child’s time the household devotes to schooling, the more precisely it learns from the school’s production signals. Schooling and technology adoption become complements. First, schooling carries an option value on the farm: by raising the probability of future adoption, it makes attendance worthwhile even where labor-market returns are low. Second, SBAE effectively subsidizes information acquisition by delivering information through schooling, whose cost households already bear for its educational returns, countering the under-supply of information in the presence of learning spillovers. We provide experimental evidence from Liberia that SBAE cost-effectively raises both agricultural technology adoption and school attendance, and use extensions of the model to study how SBAE’s design can be strengthened, including (i) how effectively inquiry-based learning raises the marginal informational return to schooling, and (ii) how effectively SBAE’s home visits aggregate households’ dispersed knowledge and feed it back to them.</w:t>
+        <w:t xml:space="preserve">In sub-Saharan Africa, wide heterogeneity across farms makes other households’ experience a noisy guide to what suits a household’s own farms, slowing technology diffusion, while low perceived returns to schooling drive students to drop out. We develop a model of why school-based agricultural education (SBAE), a holistic model in which trained science teachers integrate inquiry-based learning with school demonstration farms and student home farming projects, addresses this dual problem. Our model builds on the target-input framework, in which a household learns a technology’s suitability only by using it in production or by observing others who do. We add a third channel: the more of a child’s time the household devotes to schooling, the more precisely it learns from the school’s production signals. Schooling and technology adoption become complements. First, schooling carries an option value on the farm: by raising the probability of future adoption, it makes attendance worthwhile even where labor-market returns are low. Second, SBAE effectively subsidizes information acquisition by delivering information through schooling, whose cost households already bear for its educational returns, countering the under-supply of information in the presence of learning spillovers. We provide experimental evidence from Liberia that SBAE cost-effectively raises both agricultural technology adoption and school attendance, and use extensions of the model to study how SBAE’s design can be strengthened, including (i) how effectively inquiry-based learning raises the marginal informational return to schooling, and (ii) how effectively SBAE’s home visits aggregate households’ dispersed knowledge and feed it back to them.</w:t>
       </w:r>
     </w:p>
     <w:p>

--- a/JimmyLee_CV_July2026.docx
+++ b/JimmyLee_CV_July2026.docx
@@ -406,7 +406,7 @@
           <w:sz w:val="20"/>
           <w:szCs w:val="20"/>
         </w:rPr>
-        <w:t xml:space="preserve">Neuroscience suggests that people automatically classify a situation before choosing how to act. Association with experience supplies a familiar interpretation, but when it explains the evidence poorly, people begin to entertain less familiar alternatives. Model-switching theories capture this shift partially: they allow one model at a time and abstract from information acquisition. This paper treats contextual shifts in “mindsets” as a choice of how much model uncertainty to entertain. Each mental model pairs a prior with a view of which features reveal the state, so weighting models means choosing what to attend to. After an initial signal, an agent with a costless default and latent, less precise alternatives chooses these weights and how much information to acquire. The key discipline is a neurally grounded evidence constraint that bounds motivated beliefs: an alternative’s weight is capped by its Bayesian posterior. Curiosity arises endogenously as a drive to resolve the resulting model uncertainty. The model isolates new mechanisms for two effects central to behavioral models of associative memory. First, context effects: payoff-irrelevant context has limited effects, because it sways decisions only when another model makes it relevant, and the search this triggers reverses the shift if that model proves wrong. Second, interference effects: rather than changing which model comes to mind, rival explanations dilute one another’s support, leaving none activated and search dormant. I illustrate design principles where stimulating continuous model exploration is crucial: drawing parents’ attention to school-based agricultural education and promoting new teaching, learning, and farming approaches among teachers, students, and farmers.</w:t>
+        <w:t xml:space="preserve">Neuroscience suggests that people automatically classify a situation before choosing how to act. Association with experience supplies a familiar interpretation, but when it explains the evidence poorly, people begin to entertain less familiar alternatives. Model-switching theories capture this shift partially: they allow one model at a time and abstract from information acquisition. This paper treats contextual shifts in “mindsets” as a choice of how much model uncertainty to entertain. Each mental model pairs a prior with a view of which features reveal the state, so weighting models means choosing what to attend to. After an initial signal, an agent with a costless default and latent, less precise alternatives chooses these weights and how much information to acquire. The key discipline is a neurally grounded evidence constraint that bounds motivated beliefs: an alternative’s weight is capped by its Bayesian posterior. Curiosity arises endogenously as a drive to resolve the resulting model uncertainty. The model isolates new mechanisms for two effects central to behavioral models of associative memory. First, context effects: payoff-irrelevant context sways decisions only when another model makes it relevant, and the curiosity this creates drives self-correction. Persistent context effects thus reflect the information environment. Second, interference effects: rather than changing which model comes to mind, rival explanations dilute one another’s support, leaving none activated and search dormant. I illustrate design principles where stimulating continuous model exploration is crucial: drawing parents’ attention to school-based agricultural education and promoting new teaching, learning, and farming approaches among teachers, students, and farmers.</w:t>
       </w:r>
     </w:p>
     <w:p>

--- a/JimmyLee_CV_July2026.docx
+++ b/JimmyLee_CV_July2026.docx
@@ -375,7 +375,7 @@
           <w:sz w:val="20"/>
           <w:szCs w:val="20"/>
         </w:rPr>
-        <w:t xml:space="preserve">In sub-Saharan Africa, wide heterogeneity across farms makes other households’ experience a noisy guide to what suits a household’s own farms, slowing technology diffusion, while low perceived returns to schooling drive students to drop out. We develop a model of why school-based agricultural education (SBAE), a holistic model in which trained science teachers integrate inquiry-based learning with school demonstration farms and student home farming projects, addresses this dual problem. Our model builds on the target-input framework, in which a household learns a technology’s suitability only by using it in production or by observing others who do. We add a third channel: the more of a child’s time the household devotes to schooling, the more precisely it learns from the school’s production signals. Schooling and technology adoption become complements. First, schooling carries an option value on the farm: by raising the probability of future adoption, it makes attendance worthwhile even where labor-market returns are low. Second, SBAE effectively subsidizes information acquisition by delivering information through schooling, whose cost households already bear for its educational returns, countering the under-supply of information in the presence of learning spillovers. We provide experimental evidence from Liberia that SBAE cost-effectively raises both agricultural technology adoption and school attendance, and use extensions of the model to study how SBAE’s design can be strengthened, including (i) how effectively inquiry-based learning raises the marginal informational return to schooling, and (ii) how effectively SBAE’s home visits aggregate households’ dispersed knowledge and feed it back to them.</w:t>
+        <w:t xml:space="preserve">In sub-Saharan Africa, wide heterogeneity across farms makes other households’ experience a noisy guide to what suits a household’s own farms, slowing technology diffusion, while low perceived returns to schooling drive students to drop out. We develop a model of why school-based agricultural education (SBAE), a holistic program in which trained science teachers integrate inquiry-based learning with school demonstration farms and student home farming projects, addresses this dual problem. Our model builds on the target-input framework, in which a household learns a technology’s suitability only by using it in production or by observing others who do. We add a third channel: the more of a child’s time the household devotes to schooling, the more precisely it learns from the school’s production signals. Schooling and technology adoption become complements. First, schooling carries an option value on the farm: by raising the probability of future adoption, it makes attendance worthwhile even where labor-market returns are low. Second, SBAE effectively subsidizes information acquisition by delivering information through schooling, whose cost households already bear for its educational returns, countering the under-supply of information in the presence of learning spillovers. We provide experimental evidence from Liberia that SBAE cost-effectively raises both agricultural technology adoption and school attendance, and use extensions of the model to study how SBAE’s design can be strengthened, including (i) how effectively inquiry-based learning raises the marginal informational return to schooling, and (ii) how effectively SBAE’s home visits aggregate households’ dispersed knowledge and feed it back to them.</w:t>
       </w:r>
     </w:p>
     <w:p>

--- a/JimmyLee_CV_July2026.docx
+++ b/JimmyLee_CV_July2026.docx
@@ -74,7 +74,7 @@
       </w:r>
       <w:r>
         <w:tab/>
-        <w:t>Sept 2024 – Aug 2026</w:t>
+        <w:t>Sept 2024 – Present</w:t>
       </w:r>
     </w:p>
     <w:p>

--- a/JimmyLee_CV_July2026.docx
+++ b/JimmyLee_CV_July2026.docx
@@ -406,7 +406,7 @@
           <w:sz w:val="20"/>
           <w:szCs w:val="20"/>
         </w:rPr>
-        <w:t xml:space="preserve">Neuroscience suggests that people automatically classify a situation before choosing how to act. Association with experience supplies a familiar interpretation, but when it explains the evidence poorly, people begin to entertain less familiar alternatives. Model-switching theories capture this shift partially: they allow one model at a time and abstract from information acquisition. This paper treats contextual shifts in “mindsets” as a choice of how much model uncertainty to entertain. Each mental model pairs a prior with a view of which features reveal the state, so weighting models means choosing what to attend to. After an initial signal, an agent with a costless default and latent, less precise alternatives chooses these weights and how much information to acquire. The key discipline is a neurally grounded evidence constraint that bounds motivated beliefs: an alternative’s weight is capped by its Bayesian posterior. Curiosity arises endogenously as a drive to resolve the resulting model uncertainty. The model isolates new mechanisms for two effects central to behavioral models of associative memory. First, context effects: payoff-irrelevant context sways decisions only when another model makes it relevant, and the curiosity this creates drives self-correction. Persistent context effects thus reflect the information environment. Second, interference effects: rather than changing which model comes to mind, rival explanations dilute one another’s support, leaving none activated and search dormant. I illustrate design principles where stimulating continuous model exploration is crucial: drawing parents’ attention to school-based agricultural education and promoting new teaching, learning, and farming approaches among teachers, students, and farmers.</w:t>
+        <w:t xml:space="preserve">Neuroscience suggests that people automatically classify a situation before choosing how to act. Association with experience supplies a familiar interpretation, but when it explains the evidence poorly, people begin to entertain less familiar alternatives. Model-switching theories capture this shift partially: they allow one model at a time and abstract from information acquisition. This paper treats contextual shifts in “mindsets” as a choice of how much model uncertainty to entertain. Each mental model pairs a prior with a view of which features reveal the state, so weighting models means choosing what to attend to. After an initial signal, an agent with a costless default and latent, less precise alternatives chooses these weights and how much information to acquire. The key discipline is a neurally grounded evidence constraint that bounds motivated beliefs: an alternative’s weight is capped by its Bayesian posterior. Curiosity arises endogenously as a drive to resolve the resulting model uncertainty that imposes hedging costs. The model isolates new mechanisms for two effects central to behavioral models of associative memory. First, context effects: payoff-irrelevant context sways decisions only when another model makes it relevant, and the curiosity this creates drives self-correction. Persistent context effects thus reflect the information environment. Second, interference effects: rather than changing which model comes to mind, rival explanations dilute one another’s support, leaving none activated and search dormant. I illustrate design principles for stimulating curiosity about new programs, pedagogies, and farming techniques using examples from development economics.</w:t>
       </w:r>
     </w:p>
     <w:p>

--- a/JimmyLee_CV_July2026.docx
+++ b/JimmyLee_CV_July2026.docx
@@ -149,7 +149,7 @@
           <w:i/>
           <w:iCs/>
         </w:rPr>
-        <w:t>Focus—Synergies between Agriculture, Rural Education, and Digital Technologies</w:t>
+        <w:t>Focus—Synergies between Agriculture and Rural Education</w:t>
       </w:r>
     </w:p>
     <w:p>

--- a/JimmyLee_CV_July2026.docx
+++ b/JimmyLee_CV_July2026.docx
@@ -4,7 +4,7 @@
   <w:body>
     <w:p>
       <w:pPr>
-        <w:spacing w:after="20"/>
+        <w:spacing w:after="0"/>
         <w:jc w:val="center"/>
       </w:pPr>
       <w:r>
@@ -48,7 +48,7 @@
         <w:pBdr>
           <w:bottom w:val="single" w:sz="6" w:space="2" w:color="000000"/>
         </w:pBdr>
-        <w:spacing w:before="140" w:after="100"/>
+        <w:spacing w:before="40" w:after="60"/>
       </w:pPr>
       <w:r>
         <w:rPr>
@@ -106,7 +106,7 @@
     </w:p>
     <w:p>
       <w:pPr>
-        <w:spacing w:after="20"/>
+        <w:spacing w:after="0"/>
         <w:ind w:left="360"/>
       </w:pPr>
       <w:r>
@@ -119,7 +119,7 @@
         <w:pBdr>
           <w:bottom w:val="single" w:sz="6" w:space="2" w:color="000000"/>
         </w:pBdr>
-        <w:spacing w:before="140" w:after="100"/>
+        <w:spacing w:before="40" w:after="60"/>
       </w:pPr>
       <w:r>
         <w:rPr>
@@ -127,73 +127,67 @@
           <w:bCs/>
           <w:spacing w:val="20"/>
         </w:rPr>
-        <w:t>RESEARCH FIELDS</w:t>
-      </w:r>
-    </w:p>
-    <w:p>
-      <w:r>
-        <w:rPr>
-          <w:b/>
-          <w:bCs/>
-        </w:rPr>
-        <w:t>Development Economics, Program Evaluation</w:t>
-      </w:r>
-    </w:p>
-    <w:p>
-      <w:pPr>
-        <w:spacing w:after="60"/>
-        <w:ind w:left="360"/>
-      </w:pPr>
-      <w:r>
-        <w:rPr>
-          <w:i/>
-          <w:iCs/>
-        </w:rPr>
-        <w:t>Focus—Synergies between Agriculture and Rural Education</w:t>
-      </w:r>
-    </w:p>
-    <w:p>
-      <w:r>
-        <w:rPr>
-          <w:b/>
-          <w:bCs/>
-        </w:rPr>
-        <w:t>Family Economics, Organizational Economics</w:t>
-      </w:r>
-    </w:p>
-    <w:p>
-      <w:pPr>
-        <w:spacing w:after="20"/>
-        <w:ind w:left="360"/>
-      </w:pPr>
-      <w:r>
-        <w:rPr>
-          <w:i/>
-          <w:iCs/>
-        </w:rPr>
-        <w:t>Focus—Intergenerational Dynamics in Rural Household and Community Decision Making</w:t>
-      </w:r>
-    </w:p>
-    <w:p>
-      <w:r>
-        <w:rPr>
-          <w:b/>
-          <w:bCs/>
-        </w:rPr>
-        <w:t>Behavioral Economics</w:t>
-      </w:r>
-    </w:p>
-    <w:p>
-      <w:pPr>
-        <w:spacing w:after="60"/>
-        <w:ind w:left="360"/>
-      </w:pPr>
-      <w:r>
-        <w:rPr>
-          <w:i/>
-          <w:iCs/>
-        </w:rPr>
-        <w:t>Focus—The Economics of Curiosity: Endogenous Model Uncertainty under Cognitive Limits</w:t>
+        <w:t>EDUCATION</w:t>
+      </w:r>
+    </w:p>
+    <w:p>
+      <w:pPr>
+        <w:tabs>
+          <w:tab w:val="right" w:pos="9360"/>
+        </w:tabs>
+        <w:spacing w:after="0"/>
+      </w:pPr>
+      <w:r>
+        <w:rPr>
+          <w:b/>
+          <w:bCs/>
+        </w:rPr>
+        <w:t>Ph.D., Economics</w:t>
+      </w:r>
+      <w:r>
+        <w:t>, Northwestern University</w:t>
+        <w:tab/>
+        <w:t>2024</w:t>
+      </w:r>
+    </w:p>
+    <w:p>
+      <w:pPr>
+        <w:tabs>
+          <w:tab w:val="right" w:pos="9360"/>
+        </w:tabs>
+        <w:spacing w:after="0"/>
+      </w:pPr>
+      <w:r>
+        <w:rPr>
+          <w:b/>
+          <w:bCs/>
+        </w:rPr>
+        <w:t>M.Phil., Economics</w:t>
+      </w:r>
+      <w:r>
+        <w:t>, The Chinese University of Hong Kong</w:t>
+        <w:tab/>
+        <w:t>2017</w:t>
+      </w:r>
+    </w:p>
+    <w:p>
+      <w:pPr>
+        <w:tabs>
+          <w:tab w:val="right" w:pos="9360"/>
+        </w:tabs>
+        <w:spacing w:after="0"/>
+      </w:pPr>
+      <w:r>
+        <w:rPr>
+          <w:b/>
+          <w:bCs/>
+        </w:rPr>
+        <w:t>B.SSc., Economics</w:t>
+      </w:r>
+      <w:r>
+        <w:t>, The Chinese University of Hong Kong</w:t>
+        <w:tab/>
+        <w:t>2015</w:t>
       </w:r>
     </w:p>
     <w:p>
@@ -202,7 +196,7 @@
         <w:pBdr>
           <w:bottom w:val="single" w:sz="6" w:space="2" w:color="000000"/>
         </w:pBdr>
-        <w:spacing w:before="140" w:after="100"/>
+        <w:spacing w:before="40" w:after="60"/>
       </w:pPr>
       <w:r>
         <w:rPr>
@@ -210,67 +204,73 @@
           <w:bCs/>
           <w:spacing w:val="20"/>
         </w:rPr>
-        <w:t>EDUCATION</w:t>
-      </w:r>
-    </w:p>
-    <w:p>
-      <w:pPr>
-        <w:tabs>
-          <w:tab w:val="right" w:pos="9360"/>
-        </w:tabs>
-        <w:spacing w:after="20"/>
-      </w:pPr>
-      <w:r>
-        <w:rPr>
-          <w:b/>
-          <w:bCs/>
-        </w:rPr>
-        <w:t>Ph.D., Economics</w:t>
-      </w:r>
-      <w:r>
-        <w:t>, Northwestern University</w:t>
-        <w:tab/>
-        <w:t>2024</w:t>
-      </w:r>
-    </w:p>
-    <w:p>
-      <w:pPr>
-        <w:tabs>
-          <w:tab w:val="right" w:pos="9360"/>
-        </w:tabs>
-        <w:spacing w:after="20"/>
-      </w:pPr>
-      <w:r>
-        <w:rPr>
-          <w:b/>
-          <w:bCs/>
-        </w:rPr>
-        <w:t>M.Phil., Economics</w:t>
-      </w:r>
-      <w:r>
-        <w:t>, The Chinese University of Hong Kong</w:t>
-        <w:tab/>
-        <w:t>2017</w:t>
-      </w:r>
-    </w:p>
-    <w:p>
-      <w:pPr>
-        <w:tabs>
-          <w:tab w:val="right" w:pos="9360"/>
-        </w:tabs>
-        <w:spacing w:after="20"/>
-      </w:pPr>
-      <w:r>
-        <w:rPr>
-          <w:b/>
-          <w:bCs/>
-        </w:rPr>
-        <w:t>B.SSc., Economics</w:t>
-      </w:r>
-      <w:r>
-        <w:t>, The Chinese University of Hong Kong</w:t>
-        <w:tab/>
-        <w:t>2015</w:t>
+        <w:t>RESEARCH FIELDS</w:t>
+      </w:r>
+    </w:p>
+    <w:p>
+      <w:r>
+        <w:rPr>
+          <w:b/>
+          <w:bCs/>
+        </w:rPr>
+        <w:t>Development Economics, Program Evaluation</w:t>
+      </w:r>
+    </w:p>
+    <w:p>
+      <w:pPr>
+        <w:spacing w:after="40"/>
+        <w:ind w:left="360"/>
+      </w:pPr>
+      <w:r>
+        <w:rPr>
+          <w:i/>
+          <w:iCs/>
+        </w:rPr>
+        <w:t>Focus—Synergies between Agriculture and Rural Education</w:t>
+      </w:r>
+    </w:p>
+    <w:p>
+      <w:r>
+        <w:rPr>
+          <w:b/>
+          <w:bCs/>
+        </w:rPr>
+        <w:t>Family Economics, Organizational Economics</w:t>
+      </w:r>
+    </w:p>
+    <w:p>
+      <w:pPr>
+        <w:spacing w:after="0"/>
+        <w:ind w:left="360"/>
+      </w:pPr>
+      <w:r>
+        <w:rPr>
+          <w:i/>
+          <w:iCs/>
+        </w:rPr>
+        <w:t>Focus—Intergenerational Dynamics in Rural Household and Community Decision Making</w:t>
+      </w:r>
+    </w:p>
+    <w:p>
+      <w:r>
+        <w:rPr>
+          <w:b/>
+          <w:bCs/>
+        </w:rPr>
+        <w:t>Behavioral Economics</w:t>
+      </w:r>
+    </w:p>
+    <w:p>
+      <w:pPr>
+        <w:spacing w:after="40"/>
+        <w:ind w:left="360"/>
+      </w:pPr>
+      <w:r>
+        <w:rPr>
+          <w:i/>
+          <w:iCs/>
+        </w:rPr>
+        <w:t>Focus—The Economics of Curiosity: Endogenous Model Uncertainty under Cognitive Limits</w:t>
       </w:r>
     </w:p>
     <w:p>
@@ -279,7 +279,7 @@
         <w:pBdr>
           <w:bottom w:val="single" w:sz="6" w:space="2" w:color="000000"/>
         </w:pBdr>
-        <w:spacing w:before="140" w:after="100"/>
+        <w:spacing w:before="40" w:after="60"/>
       </w:pPr>
       <w:r>
         <w:rPr>
@@ -287,44 +287,55 @@
           <w:bCs/>
           <w:spacing w:val="20"/>
         </w:rPr>
-        <w:t>JOB MARKET PAPER</w:t>
-      </w:r>
-    </w:p>
-    <w:p>
-      <w:pPr>
-        <w:spacing w:after="20"/>
-      </w:pPr>
-      <w:r>
-        <w:rPr>
-          <w:b/>
-          <w:bCs/>
-        </w:rPr>
-        <w:t>“Miscategorization as an Information Friction? Activating School-Based Agricultural Education in Liberia with Parental Engagement”</w:t>
-      </w:r>
-    </w:p>
-    <w:p>
-      <w:pPr>
-        <w:spacing w:after="80"/>
-      </w:pPr>
-      <w:r>
-        <w:rPr>
-          <w:i/>
-          <w:iCs/>
-        </w:rPr>
-        <w:t>(Funded by AFD Fund for Innovation in Development, USAID-DIV, Wellspring Foundation, and FAO)</w:t>
-      </w:r>
-    </w:p>
-    <w:p>
-      <w:pPr>
-        <w:spacing w:after="100" w:line="238" w:lineRule="auto"/>
-        <w:ind w:left="360" w:right="360"/>
-      </w:pPr>
-      <w:r>
-        <w:rPr>
-          <w:sz w:val="22"/>
-          <w:szCs w:val="22"/>
-        </w:rPr>
-        <w:t xml:space="preserve">Many developing countries have under-staffed agricultural extension systems, while rural households face tradeoffs between children’s schooling and farm labor. This paper provides a proof of concept that schools can become cost-effective hubs for these dual challenges, but only if parent-school linkages are strengthened. In a three-year Liberian experiment across 197 schools, I evaluate school-based agricultural education (SBAE)—a holistic model that trains science teachers to integrate inquiry-based learning with school demonstration farms and student home farming projects—estimating intent-to-treat effects on voluntary participants. I cross-randomize whether to inform parents about this integrated model via promotional videos and field days. SBAE improves targeted outcomes when paired with parental engagement: students’ households adopt 26–53% more agricultural techniques, dropouts fall 4–5 percentage points per year, absenteeism falls 28%, and studying hours rise 22%. It is among the most cost-effective in agricultural extension trials, and over twice as cost-effective for school attendance as a conditional cash transfer benchmark (Baird et al. 2011). SBAE’s positive training effects on teachers and students are unaltered by parental engagement. However, without parental engagement, SBAE’s diffusion mechanisms—school demonstration farms, home projects, intra-household communication—stay muted. Technology adoption effects vanish, absenteeism rises 31%, studying hours fall 20%, and parents disconnect—reducing school farm visits 12% and parent–teacher meetings 39%. Parents’ persistent avoidance of information, plus sharply reversed responses under engagement, pose a puzzle. Bayesian updating, selective attention, and associative memory each fall short alone. I propose an integrative explanation: parental engagement shifts parents away from viewing agriculture and education as substitutes.</w:t>
+        <w:t>TEACHING</w:t>
+      </w:r>
+    </w:p>
+    <w:p>
+      <w:pPr>
+        <w:spacing w:after="0"/>
+      </w:pPr>
+      <w:r>
+        <w:rPr>
+          <w:b/>
+          <w:bCs/>
+        </w:rPr>
+        <w:t>Teaching Assistant</w:t>
+      </w:r>
+      <w:r>
+        <w:t>, Northwestern University (Department median 5.3/6)</w:t>
+      </w:r>
+    </w:p>
+    <w:p>
+      <w:pPr>
+        <w:spacing w:after="0"/>
+        <w:ind w:left="360"/>
+      </w:pPr>
+      <w:r>
+        <w:t>Introduction to Microeconomics (5.2, 5.4, 5.6), Introduction to Macroeconomics (5.4, 5.4), Intermediate Microeconomics (5.4), Intermediate Macroeconomics (5.7), International Trade (5.6), Economics of Nonprofit Organizations (5.8)</w:t>
+      </w:r>
+    </w:p>
+    <w:p>
+      <w:pPr>
+        <w:spacing w:after="0"/>
+      </w:pPr>
+      <w:r>
+        <w:rPr>
+          <w:b/>
+          <w:bCs/>
+        </w:rPr>
+        <w:t>Teaching Assistant</w:t>
+      </w:r>
+      <w:r>
+        <w:t>, The Chinese University of Hong Kong</w:t>
+      </w:r>
+    </w:p>
+    <w:p>
+      <w:pPr>
+        <w:spacing w:after="0"/>
+        <w:ind w:left="360"/>
+      </w:pPr>
+      <w:r>
+        <w:t>Mathematical Methods in Economics I, II, Family Economics, Labor Economics, International Macroeconomics</w:t>
       </w:r>
     </w:p>
     <w:p>
@@ -333,7 +344,61 @@
         <w:pBdr>
           <w:bottom w:val="single" w:sz="6" w:space="2" w:color="000000"/>
         </w:pBdr>
-        <w:spacing w:before="140" w:after="100"/>
+        <w:spacing w:before="40" w:after="60"/>
+      </w:pPr>
+      <w:r>
+        <w:rPr>
+          <w:b/>
+          <w:bCs/>
+          <w:spacing w:val="20"/>
+        </w:rPr>
+        <w:t>JOB MARKET PAPER</w:t>
+      </w:r>
+    </w:p>
+    <w:p>
+      <w:pPr>
+        <w:spacing w:after="0"/>
+      </w:pPr>
+      <w:r>
+        <w:rPr>
+          <w:b/>
+          <w:bCs/>
+        </w:rPr>
+        <w:t>“Miscategorization as an Information Friction? Activating School-Based Agricultural Education in Liberia with Parental Engagement”</w:t>
+      </w:r>
+    </w:p>
+    <w:p>
+      <w:pPr>
+        <w:spacing w:after="80"/>
+      </w:pPr>
+      <w:r>
+        <w:rPr>
+          <w:i/>
+          <w:iCs/>
+        </w:rPr>
+        <w:t>(Funded by AFD Fund for Innovation in Development, USAID-DIV, Wellspring Foundation, and FAO)</w:t>
+      </w:r>
+    </w:p>
+    <w:p>
+      <w:pPr>
+        <w:spacing w:after="100" w:line="224" w:lineRule="auto"/>
+        <w:ind w:left="360" w:right="360"/>
+      </w:pPr>
+      <w:r>
+        <w:rPr>
+          <w:sz w:val="22"/>
+          <w:szCs w:val="22"/>
+        </w:rPr>
+        <w:t xml:space="preserve">Many developing countries have under-staffed agricultural extension systems, while rural households face tradeoffs between children’s schooling and farm labor. This paper provides a proof of concept that schools can become cost-effective hubs for these dual challenges, but only if parent-school linkages are strengthened. In a three-year Liberian experiment across 197 schools, I evaluate school-based agricultural education (SBAE)—a holistic model that trains science teachers to integrate inquiry-based learning with school demonstration farms and student home farming projects—estimating intent-to-treat effects on voluntary participants. I cross-randomize whether to inform parents about this integrated model via promotional videos and field days. SBAE improves targeted outcomes when paired with parental engagement: students’ households adopt 26–53% more agricultural techniques, dropouts fall 4–5 percentage points per year, absenteeism falls 28%, and studying hours rise 22%. It is among the most cost-effective in agricultural extension trials, and over twice as cost-effective for school attendance as a conditional cash transfer benchmark (Baird et al. 2011). SBAE’s positive training effects on teachers and students are unaltered by parental engagement. However, without parental engagement, SBAE’s diffusion mechanisms—school demonstration farms, home projects, intra-household communication—stay muted. Technology adoption effects vanish, absenteeism rises 31%, studying hours fall 20%, and parents disconnect—reducing school farm visits 12% and parent–teacher meetings 39%. Parents’ persistent avoidance of information, plus sharply reversed responses under engagement, pose a puzzle. Bayesian updating, selective attention, and associative memory each fall short alone. I propose an integrative explanation: parental engagement shifts parents away from viewing agriculture and education as substitutes.</w:t>
+      </w:r>
+    </w:p>
+    <w:p>
+      <w:pPr>
+        <w:keepNext/>
+        <w:pBdr>
+          <w:bottom w:val="single" w:sz="6" w:space="2" w:color="000000"/>
+        </w:pBdr>
+        <w:spacing w:before="40" w:after="60"/>
       </w:pPr>
       <w:r>
         <w:rPr>
@@ -351,7 +416,7 @@
           <w:ilvl w:val="0"/>
           <w:numId w:val="2"/>
         </w:numPr>
-        <w:spacing w:after="60"/>
+        <w:spacing w:after="40"/>
       </w:pPr>
       <w:r>
         <w:rPr>
@@ -366,7 +431,7 @@
     </w:p>
     <w:p>
       <w:pPr>
-        <w:spacing w:after="80" w:line="216" w:lineRule="auto"/>
+        <w:spacing w:after="60" w:line="202" w:lineRule="auto"/>
         <w:ind w:left="720" w:right="360"/>
         <w:jc w:val="both"/>
       </w:pPr>
@@ -385,7 +450,7 @@
           <w:ilvl w:val="0"/>
           <w:numId w:val="2"/>
         </w:numPr>
-        <w:spacing w:after="60"/>
+        <w:spacing w:after="40"/>
       </w:pPr>
       <w:r>
         <w:rPr>
@@ -397,7 +462,7 @@
     </w:p>
     <w:p>
       <w:pPr>
-        <w:spacing w:after="80" w:line="216" w:lineRule="auto"/>
+        <w:spacing w:after="60" w:line="202" w:lineRule="auto"/>
         <w:ind w:left="720" w:right="360"/>
         <w:jc w:val="both"/>
       </w:pPr>
@@ -406,7 +471,7 @@
           <w:sz w:val="20"/>
           <w:szCs w:val="20"/>
         </w:rPr>
-        <w:t xml:space="preserve">Neuroscience suggests that people automatically classify a situation before choosing how to act. Association with experience supplies a familiar interpretation, but when it explains the evidence poorly, people begin to entertain less familiar alternatives. Model-switching theories capture this shift partially: they allow one model at a time and abstract from information acquisition. This paper treats contextual shifts in “mindsets” as a choice of how much model uncertainty to entertain. Each mental model pairs a prior with a view of which features reveal the state, so weighting models means choosing what to attend to. After an initial signal, an agent with a costless default and latent, less precise alternatives chooses these weights and how much information to acquire. The key discipline is a neurally grounded evidence constraint that bounds motivated beliefs: an alternative’s weight is capped by its Bayesian posterior. Curiosity arises endogenously as a drive to resolve the resulting model uncertainty that imposes hedging costs. The model isolates new mechanisms for two effects central to behavioral models of associative memory. First, context effects: payoff-irrelevant context sways decisions only when another model makes it relevant, and the curiosity this creates drives self-correction. Persistent context effects thus reflect the information environment. Second, interference effects: rather than changing which model comes to mind, rival explanations dilute one another’s support, leaving none activated and search dormant. I illustrate design principles for stimulating curiosity about new programs, pedagogies, and farming techniques using examples from development economics.</w:t>
+        <w:t xml:space="preserve">Neuroscience suggests that people automatically classify a situation before choosing how to act. Association with experience supplies a familiar interpretation, but when it explains the evidence poorly, people begin to entertain less familiar alternatives. Model-switching theories capture this shift partially: they allow one model at a time and abstract from information acquisition. This paper treats contextual shifts in “mindsets” as a choice of how much model uncertainty to entertain. Each mental model pairs a prior with a view of which features reveal the state, so weighting models means choosing what to attend to. After an initial signal, an agent with a costless default and latent, less precise alternatives chooses these weights and how much information to acquire. The key discipline is a neurally grounded evidence constraint that bounds motivated beliefs: an alternative’s weight is capped by its Bayesian posterior. Curiosity arises endogenously as a drive to resolve the resulting model uncertainty that imposes hedging costs. The model isolates new mechanisms for two effects central to behavioral models of associative memory. First, context effects: payoff-irrelevant context sways decisions only when another model makes it relevant, and the curiosity this creates drives self-correction. Persistent context effects thus reflect the information environment. Second, interference effects: rather than changing which model comes to mind, rival explanations dilute one another’s support, potentially leaving none activated and search dormant. I illustrate design principles for stimulating curiosity about new programs, pedagogies, and farming techniques using examples from development economics.</w:t>
       </w:r>
     </w:p>
     <w:p>
@@ -416,7 +481,7 @@
           <w:ilvl w:val="0"/>
           <w:numId w:val="2"/>
         </w:numPr>
-        <w:spacing w:after="60"/>
+        <w:spacing w:after="40"/>
       </w:pPr>
       <w:r>
         <w:rPr>
@@ -441,7 +506,7 @@
     </w:p>
     <w:p>
       <w:pPr>
-        <w:spacing w:after="80" w:line="216" w:lineRule="auto"/>
+        <w:spacing w:after="60" w:line="202" w:lineRule="auto"/>
         <w:ind w:left="720" w:right="360"/>
         <w:jc w:val="both"/>
       </w:pPr>
@@ -459,7 +524,7 @@
         <w:pBdr>
           <w:bottom w:val="single" w:sz="6" w:space="2" w:color="000000"/>
         </w:pBdr>
-        <w:spacing w:before="140" w:after="100"/>
+        <w:spacing w:before="40" w:after="60"/>
       </w:pPr>
       <w:r>
         <w:rPr>
@@ -472,7 +537,7 @@
     </w:p>
     <w:p>
       <w:pPr>
-        <w:spacing w:after="20"/>
+        <w:spacing w:after="0"/>
       </w:pPr>
       <w:r>
         <w:rPr>
@@ -492,7 +557,7 @@
           <w:ilvl w:val="0"/>
           <w:numId w:val="3"/>
         </w:numPr>
-        <w:spacing w:after="60"/>
+        <w:spacing w:after="40"/>
       </w:pPr>
       <w:r>
         <w:rPr>
@@ -512,7 +577,7 @@
           <w:ilvl w:val="0"/>
           <w:numId w:val="3"/>
         </w:numPr>
-        <w:spacing w:after="60"/>
+        <w:spacing w:after="40"/>
       </w:pPr>
       <w:r>
         <w:rPr>
@@ -532,14 +597,14 @@
           <w:ilvl w:val="0"/>
           <w:numId w:val="3"/>
         </w:numPr>
-        <w:spacing w:after="60"/>
-      </w:pPr>
-      <w:r>
-        <w:rPr>
-          <w:b/>
-          <w:bCs/>
-        </w:rPr>
-        <w:t xml:space="preserve">“Parental Engagement and the Use of Unconditional Cash Transfers”</w:t>
+        <w:spacing w:after="40"/>
+      </w:pPr>
+      <w:r>
+        <w:rPr>
+          <w:b/>
+          <w:bCs/>
+        </w:rPr>
+        <w:t xml:space="preserve">“School-based Agricultural Education, Parental Engagement, and the Use of Unconditional Cash Transfers”</w:t>
       </w:r>
     </w:p>
     <w:p>
@@ -549,7 +614,7 @@
           <w:ilvl w:val="0"/>
           <w:numId w:val="3"/>
         </w:numPr>
-        <w:spacing w:after="60"/>
+        <w:spacing w:after="40"/>
       </w:pPr>
       <w:r>
         <w:rPr>
@@ -568,7 +633,7 @@
         <w:pBdr>
           <w:bottom w:val="single" w:sz="6" w:space="2" w:color="000000"/>
         </w:pBdr>
-        <w:spacing w:before="140" w:after="100"/>
+        <w:spacing w:before="40" w:after="60"/>
       </w:pPr>
       <w:r>
         <w:rPr>
@@ -615,7 +680,7 @@
         <w:tabs>
           <w:tab w:val="right" w:pos="9360"/>
         </w:tabs>
-        <w:spacing w:after="20"/>
+        <w:spacing w:after="0"/>
         <w:ind w:left="360"/>
       </w:pPr>
       <w:r>
@@ -629,7 +694,7 @@
         <w:tabs>
           <w:tab w:val="right" w:pos="9360"/>
         </w:tabs>
-        <w:spacing w:after="20"/>
+        <w:spacing w:after="0"/>
         <w:ind w:left="360"/>
       </w:pPr>
       <w:r>
@@ -643,7 +708,7 @@
         <w:tabs>
           <w:tab w:val="right" w:pos="9360"/>
         </w:tabs>
-        <w:spacing w:after="20"/>
+        <w:spacing w:after="0"/>
         <w:ind w:left="360"/>
       </w:pPr>
       <w:r>
@@ -657,7 +722,7 @@
         <w:tabs>
           <w:tab w:val="right" w:pos="9360"/>
         </w:tabs>
-        <w:spacing w:after="20"/>
+        <w:spacing w:after="0"/>
         <w:ind w:left="360"/>
       </w:pPr>
       <w:r>
@@ -671,7 +736,7 @@
         <w:tabs>
           <w:tab w:val="right" w:pos="9360"/>
         </w:tabs>
-        <w:spacing w:after="20"/>
+        <w:spacing w:after="0"/>
         <w:ind w:left="360"/>
       </w:pPr>
       <w:r>
@@ -685,7 +750,7 @@
         <w:tabs>
           <w:tab w:val="right" w:pos="9360"/>
         </w:tabs>
-        <w:spacing w:after="20"/>
+        <w:spacing w:after="0"/>
         <w:ind w:left="360"/>
       </w:pPr>
       <w:r>
@@ -711,7 +776,7 @@
         <w:tabs>
           <w:tab w:val="right" w:pos="9360"/>
         </w:tabs>
-        <w:spacing w:after="20"/>
+        <w:spacing w:after="0"/>
         <w:ind w:left="360"/>
       </w:pPr>
       <w:r>
@@ -725,7 +790,7 @@
         <w:tabs>
           <w:tab w:val="right" w:pos="9360"/>
         </w:tabs>
-        <w:spacing w:after="20"/>
+        <w:spacing w:after="0"/>
         <w:ind w:left="360"/>
       </w:pPr>
       <w:r>
@@ -739,7 +804,7 @@
         <w:tabs>
           <w:tab w:val="right" w:pos="9360"/>
         </w:tabs>
-        <w:spacing w:after="20"/>
+        <w:spacing w:after="0"/>
         <w:ind w:left="360"/>
       </w:pPr>
       <w:r>
@@ -753,7 +818,7 @@
         <w:tabs>
           <w:tab w:val="right" w:pos="9360"/>
         </w:tabs>
-        <w:spacing w:after="20"/>
+        <w:spacing w:after="0"/>
         <w:ind w:left="360"/>
       </w:pPr>
       <w:r>
@@ -767,7 +832,7 @@
         <w:tabs>
           <w:tab w:val="right" w:pos="9360"/>
         </w:tabs>
-        <w:spacing w:after="20"/>
+        <w:spacing w:after="0"/>
         <w:ind w:left="360"/>
       </w:pPr>
       <w:r>
@@ -781,7 +846,7 @@
         <w:tabs>
           <w:tab w:val="right" w:pos="9360"/>
         </w:tabs>
-        <w:spacing w:after="20"/>
+        <w:spacing w:after="0"/>
         <w:ind w:left="360"/>
       </w:pPr>
       <w:r>
@@ -796,7 +861,7 @@
         <w:pBdr>
           <w:bottom w:val="single" w:sz="6" w:space="2" w:color="000000"/>
         </w:pBdr>
-        <w:spacing w:before="140" w:after="100"/>
+        <w:spacing w:before="40" w:after="60"/>
       </w:pPr>
       <w:r>
         <w:rPr>
@@ -809,7 +874,7 @@
     </w:p>
     <w:p>
       <w:pPr>
-        <w:spacing w:after="20"/>
+        <w:spacing w:after="0"/>
       </w:pPr>
       <w:r>
         <w:rPr>
@@ -830,7 +895,7 @@
     </w:p>
     <w:p>
       <w:pPr>
-        <w:spacing w:after="20"/>
+        <w:spacing w:after="0"/>
       </w:pPr>
       <w:r>
         <w:rPr>
@@ -842,7 +907,7 @@
     </w:p>
     <w:p>
       <w:pPr>
-        <w:spacing w:after="20"/>
+        <w:spacing w:after="0"/>
         <w:ind w:left="360"/>
       </w:pPr>
       <w:r>
@@ -857,7 +922,7 @@
         <w:pBdr>
           <w:bottom w:val="single" w:sz="6" w:space="2" w:color="000000"/>
         </w:pBdr>
-        <w:spacing w:before="140" w:after="100"/>
+        <w:spacing w:before="40" w:after="60"/>
       </w:pPr>
       <w:r>
         <w:rPr>
@@ -865,55 +930,52 @@
           <w:bCs/>
           <w:spacing w:val="20"/>
         </w:rPr>
-        <w:t>TEACHING</w:t>
-      </w:r>
-    </w:p>
-    <w:p>
-      <w:pPr>
-        <w:spacing w:after="20"/>
-      </w:pPr>
-      <w:r>
-        <w:rPr>
-          <w:b/>
-          <w:bCs/>
-        </w:rPr>
-        <w:t>Teaching Assistant</w:t>
-      </w:r>
-      <w:r>
-        <w:t>, Northwestern University (Department median 5.3/6)</w:t>
-      </w:r>
-    </w:p>
-    <w:p>
-      <w:pPr>
-        <w:spacing w:after="20"/>
-        <w:ind w:left="360"/>
-      </w:pPr>
-      <w:r>
-        <w:t>Introduction to Microeconomics (5.2, 5.4, 5.6), Introduction to Macroeconomics (5.4, 5.4), Intermediate Microeconomics (5.4), Intermediate Macroeconomics (5.7), International Trade (5.6), Economics of Nonprofit Organizations (5.8)</w:t>
-      </w:r>
-    </w:p>
-    <w:p>
-      <w:pPr>
-        <w:spacing w:after="20"/>
-      </w:pPr>
-      <w:r>
-        <w:rPr>
-          <w:b/>
-          <w:bCs/>
-        </w:rPr>
-        <w:t>Teaching Assistant</w:t>
-      </w:r>
-      <w:r>
-        <w:t>, The Chinese University of Hong Kong</w:t>
-      </w:r>
-    </w:p>
-    <w:p>
-      <w:pPr>
-        <w:spacing w:after="20"/>
-        <w:ind w:left="360"/>
-      </w:pPr>
-      <w:r>
-        <w:t>Mathematical Methods in Economics I, II, Family Economics, International Macroeconomics</w:t>
+        <w:t>LANGUAGES AND SKILLS</w:t>
+      </w:r>
+    </w:p>
+    <w:p>
+      <w:pPr>
+        <w:spacing w:after="0"/>
+      </w:pPr>
+      <w:r>
+        <w:rPr>
+          <w:b/>
+          <w:bCs/>
+        </w:rPr>
+        <w:t xml:space="preserve">Citizenship: </w:t>
+      </w:r>
+      <w:r>
+        <w:t>Hong Kong Special Administrative Region, China</w:t>
+      </w:r>
+    </w:p>
+    <w:p>
+      <w:pPr>
+        <w:spacing w:after="0"/>
+      </w:pPr>
+      <w:r>
+        <w:rPr>
+          <w:b/>
+          <w:bCs/>
+        </w:rPr>
+        <w:t xml:space="preserve">Languages: </w:t>
+      </w:r>
+      <w:r>
+        <w:t>English (fluent), French (intermediate), Mandarin (fluent), Cantonese (native)</w:t>
+      </w:r>
+    </w:p>
+    <w:p>
+      <w:pPr>
+        <w:spacing w:after="0"/>
+      </w:pPr>
+      <w:r>
+        <w:rPr>
+          <w:b/>
+          <w:bCs/>
+        </w:rPr>
+        <w:t xml:space="preserve">Programming: </w:t>
+      </w:r>
+      <w:r>
+        <w:t>Stata, R, Matlab, Python, ArcGIS, SurveyCTO</w:t>
       </w:r>
     </w:p>
     <w:p>
@@ -922,69 +984,7 @@
         <w:pBdr>
           <w:bottom w:val="single" w:sz="6" w:space="2" w:color="000000"/>
         </w:pBdr>
-        <w:spacing w:before="140" w:after="100"/>
-      </w:pPr>
-      <w:r>
-        <w:rPr>
-          <w:b/>
-          <w:bCs/>
-          <w:spacing w:val="20"/>
-        </w:rPr>
-        <w:t>LANGUAGES AND SKILLS</w:t>
-      </w:r>
-    </w:p>
-    <w:p>
-      <w:pPr>
-        <w:spacing w:after="20"/>
-      </w:pPr>
-      <w:r>
-        <w:rPr>
-          <w:b/>
-          <w:bCs/>
-        </w:rPr>
-        <w:t xml:space="preserve">Citizenship: </w:t>
-      </w:r>
-      <w:r>
-        <w:t>Hong Kong Special Administrative Region, China</w:t>
-      </w:r>
-    </w:p>
-    <w:p>
-      <w:pPr>
-        <w:spacing w:after="20"/>
-      </w:pPr>
-      <w:r>
-        <w:rPr>
-          <w:b/>
-          <w:bCs/>
-        </w:rPr>
-        <w:t xml:space="preserve">Languages: </w:t>
-      </w:r>
-      <w:r>
-        <w:t>English (fluent), French (intermediate), Mandarin (fluent), Cantonese (native)</w:t>
-      </w:r>
-    </w:p>
-    <w:p>
-      <w:pPr>
-        <w:spacing w:after="20"/>
-      </w:pPr>
-      <w:r>
-        <w:rPr>
-          <w:b/>
-          <w:bCs/>
-        </w:rPr>
-        <w:t xml:space="preserve">Programming: </w:t>
-      </w:r>
-      <w:r>
-        <w:t>Stata, R, Matlab, Python, ArcGIS, SurveyCTO</w:t>
-      </w:r>
-    </w:p>
-    <w:p>
-      <w:pPr>
-        <w:keepNext/>
-        <w:pBdr>
-          <w:bottom w:val="single" w:sz="6" w:space="2" w:color="000000"/>
-        </w:pBdr>
-        <w:spacing w:before="140" w:after="100"/>
+        <w:spacing w:before="40" w:after="60"/>
       </w:pPr>
       <w:r>
         <w:rPr>
@@ -1008,7 +1008,7 @@
           <w:b/>
           <w:bCs/>
         </w:rPr>
-        <w:t>Professor Christopher Udry (Chair)</w:t>
+        <w:t xml:space="preserve">Professor Christopher Udry (Chair)</w:t>
       </w:r>
       <w:r>
         <w:tab/>
@@ -1018,7 +1018,7 @@
           <w:b/>
           <w:bCs/>
         </w:rPr>
-        <w:t>Professor Dean Karlan</w:t>
+        <w:t xml:space="preserve">Professor Dean Karlan</w:t>
       </w:r>
     </w:p>
     <w:p>
@@ -1030,9 +1030,13 @@
         </w:tabs>
       </w:pPr>
       <w:r>
-        <w:t>Department of Economics</w:t>
+        <w:t xml:space="preserve">Department of Economics</w:t>
+      </w:r>
+      <w:r>
         <w:tab/>
-        <w:t>Department of Economics</w:t>
+      </w:r>
+      <w:r>
+        <w:t xml:space="preserve">Department of Economics</w:t>
       </w:r>
     </w:p>
     <w:p>
@@ -1044,9 +1048,13 @@
         </w:tabs>
       </w:pPr>
       <w:r>
-        <w:t>Northwestern University</w:t>
+        <w:t xml:space="preserve">Northwestern University</w:t>
+      </w:r>
+      <w:r>
         <w:tab/>
-        <w:t>Northwestern University</w:t>
+      </w:r>
+      <w:r>
+        <w:t xml:space="preserve">Northwestern University</w:t>
       </w:r>
     </w:p>
     <w:p>
@@ -1058,9 +1066,13 @@
         </w:tabs>
       </w:pPr>
       <w:r>
-        <w:t>2211 Campus Drive, Evanston, IL 60208</w:t>
+        <w:t xml:space="preserve">2211 Campus Drive, Evanston, IL 60208</w:t>
+      </w:r>
+      <w:r>
         <w:tab/>
-        <w:t>2211 Campus Drive, Evanston, IL 60208</w:t>
+      </w:r>
+      <w:r>
+        <w:t xml:space="preserve">2211 Campus Drive, Evanston, IL 60208</w:t>
       </w:r>
     </w:p>
     <w:p>
@@ -1072,38 +1084,14 @@
         </w:tabs>
       </w:pPr>
       <w:r>
-        <w:t>(+1) 847-491-8216</w:t>
+        <w:t xml:space="preserve">(+1) 847-491-8216</w:t>
+      </w:r>
+      <w:r>
         <w:tab/>
-        <w:t>(+1) 847-491-8706</w:t>
-      </w:r>
-    </w:p>
-    <w:p>
-      <w:pPr>
-        <w:keepLines/>
-        <w:tabs>
-          <w:tab w:val="left" w:pos="4680"/>
-        </w:tabs>
-        <w:spacing w:after="120"/>
-      </w:pPr>
-      <w:hyperlink r:id="rId7" w:history="1">
-        <w:r>
-          <w:rPr>
-            <w:rStyle w:val="Hyperlink"/>
-          </w:rPr>
-          <w:t>christopher.udry@northwestern.edu</w:t>
-        </w:r>
-      </w:hyperlink>
-      <w:r>
-        <w:tab/>
-      </w:r>
-      <w:hyperlink r:id="rId8" w:history="1">
-        <w:r>
-          <w:rPr>
-            <w:rStyle w:val="Hyperlink"/>
-          </w:rPr>
-          <w:t>karlan@u.northwestern.edu</w:t>
-        </w:r>
-      </w:hyperlink>
+      </w:r>
+      <w:r>
+        <w:t xml:space="preserve">(+1) 847-491-8706</w:t>
+      </w:r>
     </w:p>
     <w:p>
       <w:pPr>
@@ -1112,83 +1100,79 @@
         <w:tabs>
           <w:tab w:val="left" w:pos="4680"/>
         </w:tabs>
-      </w:pPr>
-      <w:r>
-        <w:rPr>
-          <w:b/>
-          <w:bCs/>
-        </w:rPr>
-        <w:t>Professor Lori Beaman</w:t>
+        <w:spacing w:after="60"/>
+      </w:pPr>
+      <w:r>
+        <w:t xml:space="preserve">christopher.udry@northwestern.edu</w:t>
+      </w:r>
+      <w:r>
+        <w:tab/>
+      </w:r>
+      <w:r>
+        <w:t xml:space="preserve">karlan@u.northwestern.edu</w:t>
       </w:r>
     </w:p>
     <w:p>
       <w:pPr>
         <w:keepNext/>
         <w:keepLines/>
-        <w:tabs>
-          <w:tab w:val="left" w:pos="4680"/>
-        </w:tabs>
-      </w:pPr>
-      <w:r>
-        <w:t>Department of Economics</w:t>
+      </w:pPr>
+      <w:r>
+        <w:rPr>
+          <w:b/>
+          <w:bCs/>
+        </w:rPr>
+        <w:t xml:space="preserve">Professor Lori Beaman</w:t>
       </w:r>
     </w:p>
     <w:p>
       <w:pPr>
         <w:keepNext/>
         <w:keepLines/>
-        <w:tabs>
-          <w:tab w:val="left" w:pos="4680"/>
-        </w:tabs>
-      </w:pPr>
-      <w:r>
-        <w:t>Northwestern University</w:t>
+      </w:pPr>
+      <w:r>
+        <w:t xml:space="preserve">Department of Economics</w:t>
       </w:r>
     </w:p>
     <w:p>
       <w:pPr>
         <w:keepNext/>
         <w:keepLines/>
-        <w:tabs>
-          <w:tab w:val="left" w:pos="4680"/>
-        </w:tabs>
-      </w:pPr>
-      <w:r>
-        <w:t>2211 Campus Drive, Evanston, IL 60208</w:t>
+      </w:pPr>
+      <w:r>
+        <w:t xml:space="preserve">Northwestern University</w:t>
       </w:r>
     </w:p>
     <w:p>
       <w:pPr>
         <w:keepNext/>
         <w:keepLines/>
-        <w:tabs>
-          <w:tab w:val="left" w:pos="4680"/>
-        </w:tabs>
-      </w:pPr>
-      <w:r>
-        <w:t>(+1) 847-491-5394</w:t>
-      </w:r>
-    </w:p>
-    <w:p>
-      <w:pPr>
+      </w:pPr>
+      <w:r>
+        <w:t xml:space="preserve">2211 Campus Drive, Evanston, IL 60208</w:t>
+      </w:r>
+    </w:p>
+    <w:p>
+      <w:pPr>
+        <w:keepNext/>
         <w:keepLines/>
-        <w:tabs>
-          <w:tab w:val="left" w:pos="4680"/>
-        </w:tabs>
-        <w:spacing w:after="120"/>
-      </w:pPr>
-      <w:hyperlink r:id="rId9" w:history="1">
-        <w:r>
-          <w:rPr>
-            <w:rStyle w:val="Hyperlink"/>
-          </w:rPr>
-          <w:t>l-beaman@northwestern.edu</w:t>
-        </w:r>
-      </w:hyperlink>
+      </w:pPr>
+      <w:r>
+        <w:t xml:space="preserve">(+1) 847-491-5394</w:t>
+      </w:r>
+    </w:p>
+    <w:p>
+      <w:pPr>
+        <w:keepNext/>
+        <w:keepLines/>
+      </w:pPr>
+      <w:r>
+        <w:t xml:space="preserve">l-beaman@northwestern.edu</w:t>
+      </w:r>
     </w:p>
     <w:sectPr>
       <w:pgSz w:w="12240" w:h="15840"/>
-      <w:pgMar w:top="720" w:right="1440" w:bottom="720" w:left="1440" w:header="708" w:footer="708" w:gutter="0"/>
+      <w:pgMar w:top="648" w:right="1260" w:bottom="648" w:left="1260" w:header="540" w:footer="540" w:gutter="0"/>
       <w:cols w:space="720"/>
       <w:docGrid w:linePitch="360"/>
     </w:sectPr>

--- a/JimmyLee_CV_July2026.docx
+++ b/JimmyLee_CV_July2026.docx
@@ -389,7 +389,7 @@
           <w:sz w:val="22"/>
           <w:szCs w:val="22"/>
         </w:rPr>
-        <w:t xml:space="preserve">Many developing countries have under-staffed agricultural extension systems, while rural households face tradeoffs between children’s schooling and farm labor. This paper provides a proof of concept that schools can become cost-effective hubs for these dual challenges, but only if parent-school linkages are strengthened. In a three-year Liberian experiment across 197 schools, I evaluate school-based agricultural education (SBAE)—a holistic model that trains science teachers to integrate inquiry-based learning with school demonstration farms and student home farming projects—estimating intent-to-treat effects on voluntary participants. I cross-randomize whether to inform parents about this integrated model via promotional videos and field days. SBAE improves targeted outcomes when paired with parental engagement: students’ households adopt 26–53% more agricultural techniques, dropouts fall 4–5 percentage points per year, absenteeism falls 28%, and studying hours rise 22%. It is among the most cost-effective in agricultural extension trials, and over twice as cost-effective for school attendance as a conditional cash transfer benchmark (Baird et al. 2011). SBAE’s positive training effects on teachers and students are unaltered by parental engagement. However, without parental engagement, SBAE’s diffusion mechanisms—school demonstration farms, home projects, intra-household communication—stay muted. Technology adoption effects vanish, absenteeism rises 31%, studying hours fall 20%, and parents disconnect—reducing school farm visits 12% and parent–teacher meetings 39%. Parents’ persistent avoidance of information, plus sharply reversed responses under engagement, pose a puzzle. Bayesian updating, selective attention, and associative memory each fall short alone. I propose an integrative explanation: parental engagement shifts parents away from viewing agriculture and education as substitutes.</w:t>
+        <w:t xml:space="preserve">Many developing countries have under-staffed agricultural extension systems, while rural households trade off children’s schooling with farm labor. This paper shows schools can become cost-effective hubs tackling these dual challenges, but only if parent-school linkages are strengthened. In a three-year Liberian experiment across 197 schools, I evaluate school-based agricultural education (SBAE)—a voluntary program training science teachers to integrate inquiry-based learning with student-led school demonstration farms and home farming projects—estimating intent-to-treat effects on randomly sampled students. I cross-randomize whether to inform parents about this integrated program via promotional videos and field days. SBAE improves targeted outcomes when paired with parental engagement: students’ households adopt 26–53% more agricultural techniques, dropouts fall 4–5 percentage points per year, absenteeism falls 28%, and studying hours rise 22%. It is among the most cost-effective in agricultural extension trials, and over twice as cost-effective for improving attendance as a conditional cash transfer benchmark. SBAE’s positive training effects on teachers and students are unaltered by parental engagement. However, without parental engagement, SBAE’s diffusion mechanisms—parents’ learning from school farms, home projects, intra-household communication—stay muted. Technology adoption effects vanish, absenteeism rises 31%, studying hours fall 20%, and parents disconnect: only a third of parents visit school farms over three years, visit frequency falls 12%, and parent–teacher meetings fall 39%. Parents’ persistent avoidance of information, plus sharply reversed responses under engagement, pose a puzzle. Bayesian updating, selective attention, and associative memory each fall short. I propose an integrative explanation: parental engagement shifts parents away from viewing agriculture and education as substitutes.</w:t>
       </w:r>
     </w:p>
     <w:p>
@@ -440,7 +440,7 @@
           <w:sz w:val="20"/>
           <w:szCs w:val="20"/>
         </w:rPr>
-        <w:t xml:space="preserve">In sub-Saharan Africa, wide heterogeneity across farms makes other households’ experience a noisy guide to what suits a household’s own farms, slowing technology diffusion, while low perceived returns to schooling drive students to drop out. We develop a model of why school-based agricultural education (SBAE), a holistic program in which trained science teachers integrate inquiry-based learning with school demonstration farms and student home farming projects, addresses this dual problem. Our model builds on the target-input framework, in which a household learns a technology’s suitability only by using it in production or by observing others who do. We add a third channel: the more of a child’s time the household devotes to schooling, the more precisely it learns from the school’s production signals. Schooling and technology adoption become complements. First, schooling carries an option value on the farm: by raising the probability of future adoption, it makes attendance worthwhile even where labor-market returns are low. Second, SBAE effectively subsidizes information acquisition by delivering information through schooling, whose cost households already bear for its educational returns, countering the under-supply of information in the presence of learning spillovers. We provide experimental evidence from Liberia that SBAE cost-effectively raises both agricultural technology adoption and school attendance, and use extensions of the model to study how SBAE’s design can be strengthened, including (i) how effectively inquiry-based learning raises the marginal informational return to schooling, and (ii) how effectively SBAE’s home visits aggregate households’ dispersed knowledge and feed it back to them.</w:t>
+        <w:t xml:space="preserve">In sub-Saharan Africa, wide heterogeneity across farms makes other households’ experience a noisy guide to what suits a household’s own farms, slowing technology diffusion, while low perceived returns to schooling drive students to drop out. We develop a model of why school-based agricultural education (SBAE), a holistic program in which trained science teachers integrate inquiry-based learning with student-led school demonstration farms and home farming projects, addresses this dual problem. Our model builds on the target-input framework, in which a household learns a technology’s suitability only by using it in production or by observing others who do. We add a third channel: the more of a child’s time the household devotes to schooling, the more precisely it learns from the school’s production signals. Schooling and technology adoption become complements. First, schooling carries an option value on the farm: by raising the probability of future adoption, it makes attendance worthwhile even where labor-market returns are low. Second, SBAE effectively subsidizes information acquisition by delivering information through schooling, whose cost households already bear for its educational returns, countering the under-supply of information in the presence of learning spillovers. We provide experimental evidence from Liberia that SBAE cost-effectively raises both agricultural technology adoption and school attendance, and use extensions of the model to study how SBAE’s design can be strengthened, including (i) how effectively inquiry-based learning raises the marginal informational return to schooling, and (ii) how effectively SBAE’s home visits aggregate households’ dispersed knowledge and feed it back to them.</w:t>
       </w:r>
     </w:p>
     <w:p>

--- a/JimmyLee_CV_July2026.docx
+++ b/JimmyLee_CV_July2026.docx
@@ -389,7 +389,7 @@
           <w:sz w:val="22"/>
           <w:szCs w:val="22"/>
         </w:rPr>
-        <w:t xml:space="preserve">Many developing countries have under-staffed agricultural extension systems, while rural households trade off children’s schooling with farm labor. This paper shows schools can become cost-effective hubs tackling these dual challenges, but only if parent-school linkages are strengthened. In a three-year Liberian experiment across 197 schools, I evaluate school-based agricultural education (SBAE)—a voluntary program training science teachers to integrate inquiry-based learning with student-led school demonstration farms and home farming projects—estimating intent-to-treat effects on randomly sampled students. I cross-randomize whether to inform parents about this integrated program via promotional videos and field days. SBAE improves targeted outcomes when paired with parental engagement: students’ households adopt 26–53% more agricultural techniques, dropouts fall 4–5 percentage points per year, absenteeism falls 28%, and studying hours rise 22%. It is among the most cost-effective in agricultural extension trials, and over twice as cost-effective for improving attendance as a conditional cash transfer benchmark. SBAE’s positive training effects on teachers and students are unaltered by parental engagement. However, without parental engagement, SBAE’s diffusion mechanisms—parents’ learning from school farms, home projects, intra-household communication—stay muted. Technology adoption effects vanish, absenteeism rises 31%, studying hours fall 20%, and parents disconnect: only a third of parents visit school farms over three years, visit frequency falls 12%, and parent–teacher meetings fall 39%. Parents’ persistent avoidance of information, plus sharply reversed responses under engagement, pose a puzzle. Bayesian updating, selective attention, and associative memory each fall short. I propose an integrative explanation: parental engagement shifts parents away from viewing agriculture and education as substitutes.</w:t>
+        <w:t xml:space="preserve">Many developing countries have under-staffed agricultural extension systems, while rural households trade off children’s schooling with farm labor. This paper shows schools can become cost-effective hubs tackling these dual challenges, but only if parent-school linkages are strengthened. In a three-year Liberian experiment across 197 schools, I evaluate school-based agricultural education (SBAE)—a voluntary program training science teachers to integrate inquiry-based learning with student-led school demonstration farms and home farming projects—estimating intent-to-treat effects on randomly sampled students. I cross-randomize whether to inform parents about this integrated program via promotional videos and field days. SBAE improves targeted outcomes when paired with parental engagement: students’ households adopt 26–53% more yield-improving farming techniques, dropouts fall 4–5 percentage points per year, absenteeism falls 28%, and studying hours rise 22%. It is among the most cost-effective agricultural extension trials, and over twice as cost-effective for improving attendance as a conditional cash transfer benchmark. SBAE’s positive training effects on teachers and students are unaltered by parental engagement. However, without parental engagement, SBAE’s diffusion mechanisms—parents’ learning from school farms, home projects, intra-household communication—stay muted. Technology adoption effects vanish, absenteeism rises 31%, studying hours fall 20%, and parents disconnect: only a third of parents visit school farms in three years, visit frequency falls 12%, and parent–teacher meetings fall 39%. Parents’ persistent avoidance of information, plus sharply reversed responses under engagement, pose a puzzle. Bayesian updating, selective attention, and associative memory each fall short. I propose an integrative explanation: parental engagement shifts parents away from viewing agriculture and education as substitutes.</w:t>
       </w:r>
     </w:p>
     <w:p>

--- a/JimmyLee_CV_July2026.docx
+++ b/JimmyLee_CV_July2026.docx
@@ -890,7 +890,7 @@
         <w:ind w:left="360"/>
       </w:pPr>
       <w:r>
-        <w:t>National Chung Cheng University; NYU Africa House–Center for Technology, Economics, and Development (CTED); Mohammed VI Polytechnic University (UM6P); Tel Aviv University; Oklahoma State University; Harvard Center for International Development; Africa Food Systems Forum 2024</w:t>
+        <w:t>Mundlak Workshop in Agricultural and Applied Economics (scheduled); National Chung Cheng University; NYU Africa House–Center for Technology, Economics, and Development (CTED); Mohammed VI Polytechnic University (UM6P); Tel Aviv University; Oklahoma State University; Harvard Center for International Development; Africa Food Systems Forum 2024</w:t>
       </w:r>
     </w:p>
     <w:p>

--- a/JimmyLee_CV_July2026.docx
+++ b/JimmyLee_CV_July2026.docx
@@ -471,7 +471,7 @@
           <w:sz w:val="20"/>
           <w:szCs w:val="20"/>
         </w:rPr>
-        <w:t xml:space="preserve">Neuroscience suggests that people automatically classify a situation before choosing how to act. Association with experience supplies a familiar interpretation, but when it explains the evidence poorly, people begin to entertain less familiar alternatives. Model-switching theories capture this shift partially: they allow one model at a time and abstract from information acquisition. This paper treats contextual shifts in “mindsets” as a choice of how much model uncertainty to entertain. Each mental model pairs a prior with a view of which features reveal the state, so weighting models means choosing what to attend to. After an initial signal, an agent with a costless default and latent, less precise alternatives chooses these weights and how much information to acquire. The key discipline is a neurally grounded evidence constraint that bounds motivated beliefs: an alternative’s weight is capped by its Bayesian posterior. Curiosity arises endogenously as a drive to resolve the resulting model uncertainty that imposes hedging costs. The model isolates new mechanisms for two effects central to behavioral models of associative memory. First, context effects: payoff-irrelevant context sways decisions only when another model makes it relevant, and the curiosity this creates drives self-correction. Persistent context effects thus reflect the information environment. Second, interference effects: rather than changing which model comes to mind, rival explanations dilute one another’s support, potentially leaving none activated and search dormant. I illustrate design principles for stimulating curiosity about new programs, pedagogies, and farming techniques using examples from development economics.</w:t>
+        <w:t xml:space="preserve">Why do people ignore useful information in some situations and seek it eagerly in others? Neuroscience suggests that people automatically classify a situation before choosing how to act. Memory supplies a familiar interpretation drawn from similar past situations. Only when that interpretation fails do people begin to entertain less familiar alternatives. This paper treats contextual shifts in “mindsets” as a choice of how much model uncertainty to entertain. Each mental model pairs a prior with a view of which features reveal the state, so weighting models means choosing what to attend to. After an initial signal, an agent with a costless default and latent, less precise alternatives chooses these weights and how much information to acquire. The key discipline is a neurally grounded evidence constraint that bounds motivated beliefs: an alternative’s weight is capped by its Bayesian posterior. Curiosity arises endogenously as a drive to resolve the resulting model uncertainty that imposes hedging costs. The model isolates new mechanisms for two effects central to behavioral models of associative memory. First, context effects: payoff-irrelevant context sways decisions only when another model makes it relevant, and the curiosity this creates drives self-correction. Persistent context effects thus reflect the information environment. Second, interference effects: rather than changing which model comes to mind, rival explanations dilute one another’s support, leaving none activated and search dormant. I illustrate design principles for stimulating curiosity about new programs, pedagogies, and farming techniques using examples from development economics.</w:t>
       </w:r>
     </w:p>
     <w:p>

--- a/JimmyLee_CV_July2026.docx
+++ b/JimmyLee_CV_July2026.docx
@@ -471,7 +471,7 @@
           <w:sz w:val="20"/>
           <w:szCs w:val="20"/>
         </w:rPr>
-        <w:t xml:space="preserve">Why do people ignore useful information in some situations and seek it eagerly in others? Neuroscience suggests that people automatically classify a situation before choosing how to act. Memory supplies a familiar interpretation drawn from similar past situations. Only when that interpretation fails do people begin to entertain less familiar alternatives. This paper treats contextual shifts in “mindsets” as a choice of how much model uncertainty to entertain. Each mental model pairs a prior with a view of which features reveal the state, so weighting models means choosing what to attend to. After an initial signal, an agent with a costless default and latent, less precise alternatives chooses these weights and how much information to acquire. The key discipline is a neurally grounded evidence constraint that bounds motivated beliefs: an alternative’s weight is capped by its Bayesian posterior. Curiosity arises endogenously as a drive to resolve the resulting model uncertainty that imposes hedging costs. The model isolates new mechanisms for two effects central to behavioral models of associative memory. First, context effects: payoff-irrelevant context sways decisions only when another model makes it relevant, and the curiosity this creates drives self-correction. Persistent context effects thus reflect the information environment. Second, interference effects: rather than changing which model comes to mind, rival explanations dilute one another’s support, leaving none activated and search dormant. I illustrate design principles for stimulating curiosity about new programs, pedagogies, and farming techniques using examples from development economics.</w:t>
+        <w:t xml:space="preserve">What is curiosity, and what leads a person to seek the information required to explore new perspectives? Neuroscience suggests that people automatically classify a situation before choosing how to act. Memory supplies a familiar interpretation drawn from similar past situations (e.g., a farmer attributing a neighbor’s unusually high yield to good weather). As that interpretation begins to fail, people entertain less familiar alternatives. This paper treats contextual shifts in “mindsets” as a choice of how much model uncertainty to entertain. Each mental model pairs a prior with a view of which features reveal the state, so weighting models means choosing what to attend to. After an initial signal, an agent with a costless default and latent, less precise alternatives chooses these weights and how much information to acquire. The key discipline is a neurally grounded evidence constraint that bounds motivated beliefs: an alternative’s weight is capped by its Bayesian posterior. Curiosity arises endogenously as a drive to resolve the resulting model uncertainty that imposes hedging costs. The model isolates new mechanisms for two effects central to behavioral models of associative memory. First, context effects: payoff-irrelevant context sways decisions only when another model makes it relevant, and the curiosity this creates drives self-correction. Persistent context effects thus reflect the information environment. Second, interference effects: rather than changing which model comes to mind, rival explanations dilute one another’s support, leaving none activated and search dormant. I illustrate design principles for stimulating curiosity about new programs, pedagogies, and farming techniques using examples from development economics.</w:t>
       </w:r>
     </w:p>
     <w:p>

--- a/JimmyLee_CV_July2026.docx
+++ b/JimmyLee_CV_July2026.docx
@@ -471,7 +471,7 @@
           <w:sz w:val="20"/>
           <w:szCs w:val="20"/>
         </w:rPr>
-        <w:t xml:space="preserve">What is curiosity, and what leads a person to seek the information required to explore new perspectives? Neuroscience suggests that people automatically classify a situation before choosing how to act. Memory supplies a familiar interpretation drawn from similar past situations (e.g., a farmer attributing a neighbor’s unusually high yield to good weather). As that interpretation begins to fail, people entertain less familiar alternatives. This paper treats contextual shifts in “mindsets” as a choice of how much model uncertainty to entertain. Each mental model pairs a prior with a view of which features reveal the state, so weighting models means choosing what to attend to. After an initial signal, an agent with a costless default and latent, less precise alternatives chooses these weights and how much information to acquire. The key discipline is a neurally grounded evidence constraint that bounds motivated beliefs: an alternative’s weight is capped by its Bayesian posterior. Curiosity arises endogenously as a drive to resolve the resulting model uncertainty that imposes hedging costs. The model isolates new mechanisms for two effects central to behavioral models of associative memory. First, context effects: payoff-irrelevant context sways decisions only when another model makes it relevant, and the curiosity this creates drives self-correction. Persistent context effects thus reflect the information environment. Second, interference effects: rather than changing which model comes to mind, rival explanations dilute one another’s support, leaving none activated and search dormant. I illustrate design principles for stimulating curiosity about new programs, pedagogies, and farming techniques using examples from development economics.</w:t>
+        <w:t xml:space="preserve">What is curiosity, and what leads a person to seek the information required to explore new perspectives? Neuroscience suggests that people automatically classify a situation before choosing how to act. Memory supplies a familiar interpretation drawn from similar past situations (e.g., a farmer attributing a neighbor’s unusually high yield to good weather). As that interpretation begins to fail, people entertain less familiar alternatives. This paper treats contextual shifts in “mindsets” as a choice of how much model uncertainty to entertain. Each mental model pairs a prior with a view of which features reveal the state, so weighting models means choosing what to attend to. After an initial signal, an agent with a costless default and latent, less precise alternatives chooses these weights and how much information to acquire. The key discipline is a neurally grounded evidence constraint that bounds motivated beliefs: an alternative’s weight is capped by its Bayesian posterior. Curiosity arises endogenously as a drive to resolve the resulting model uncertainty that imposes hedging costs. The model isolates informational mechanisms for two effects central to behavioral models of associative memory. First, context effects: payoff-irrelevant context sways decisions only when another model makes it relevant, and the curiosity this creates drives self-correction. Persistent context effects thus reflect the information environment. Second, interference effects: rather than changing which model comes to mind, rival explanations dilute one another’s support, leaving none activated and search dormant. I illustrate design principles for stimulating curiosity about new programs, pedagogies, and farming techniques using examples from development economics.</w:t>
       </w:r>
     </w:p>
     <w:p>

--- a/JimmyLee_CV_July2026.docx
+++ b/JimmyLee_CV_July2026.docx
@@ -471,7 +471,7 @@
           <w:sz w:val="20"/>
           <w:szCs w:val="20"/>
         </w:rPr>
-        <w:t xml:space="preserve">What is curiosity, and what leads a person to seek the information required to explore new perspectives? Neuroscience suggests that people automatically classify a situation before choosing how to act. Memory supplies a familiar interpretation drawn from similar past situations (e.g., a farmer attributing a neighbor’s unusually high yield to good weather). As that interpretation begins to fail, people entertain less familiar alternatives. This paper treats contextual shifts in “mindsets” as a choice of how much model uncertainty to entertain. Each mental model pairs a prior with a view of which features reveal the state, so weighting models means choosing what to attend to. After an initial signal, an agent with a costless default and latent, less precise alternatives chooses these weights and how much information to acquire. The key discipline is a neurally grounded evidence constraint that bounds motivated beliefs: an alternative’s weight is capped by its Bayesian posterior. Curiosity arises endogenously as a drive to resolve the resulting model uncertainty that imposes hedging costs. The model isolates informational mechanisms for two effects central to behavioral models of associative memory. First, context effects: payoff-irrelevant context sways decisions only when another model makes it relevant, and the curiosity this creates drives self-correction. Persistent context effects thus reflect the information environment. Second, interference effects: rather than changing which model comes to mind, rival explanations dilute one another’s support, leaving none activated and search dormant. I illustrate design principles for stimulating curiosity about new programs, pedagogies, and farming techniques using examples from development economics.</w:t>
+        <w:t xml:space="preserve">What is curiosity: what leads a person to seek the information required to explore new perspectives? Neuroscience suggests that people automatically classify a situation before choosing how to act, drawing a familiar interpretation from similar past situations (e.g., a farmer attributing a neighbor’s unusually high yield to good weather). As that interpretation begins to fail, people entertain less familiar alternatives. This paper treats contextual shifts in “mindsets” as a choice of how much model uncertainty to entertain. Each mental model pairs a prior with a view of how observable features combine to reveal the state, so weighting models changes how a person interprets a situation. After an initial signal, an agent with a costless default and latent alternatives chooses these weights and how much information to acquire. The key discipline is a neurally grounded evidence constraint that bounds motivated beliefs: an alternative’s weight is capped by its Bayesian posterior. Curiosity arises endogenously as a drive to resolve the resulting model uncertainty that imposes hedging costs. The model isolates informational mechanisms for two effects central to models of associative memory. First, context effects: payoff-irrelevant cues (e.g., the blue color of a fertilizer spoon) sway decisions only when another model (e.g., one in which dosage matters and blue marks the recommended dose) makes them relevant, and the curiosity this creates drives self-correction. Persistent context effects thus reflect the information environment. Second, interference effects: rather than changing which model comes to mind, rival explanations dilute one another’s support, leaving none activated and search dormant. I illustrate design principles for stimulating curiosity about new programs, pedagogies, and farming techniques using examples from development economics.</w:t>
       </w:r>
     </w:p>
     <w:p>

--- a/JimmyLee_CV_July2026.docx
+++ b/JimmyLee_CV_July2026.docx
@@ -471,7 +471,7 @@
           <w:sz w:val="20"/>
           <w:szCs w:val="20"/>
         </w:rPr>
-        <w:t xml:space="preserve">What is curiosity: what leads a person to seek the information required to explore new perspectives? Neuroscience suggests that people automatically classify a situation before choosing how to act, drawing a familiar interpretation from similar past situations (e.g., a farmer attributing a neighbor’s unusually high yield to good weather). As that interpretation begins to fail, people entertain less familiar alternatives. This paper treats contextual shifts in “mindsets” as a choice of how much model uncertainty to entertain. Each mental model pairs a prior with a view of how observable features combine to reveal the state, so weighting models changes how a person interprets a situation. After an initial signal, an agent with a costless default and latent alternatives chooses these weights and how much information to acquire. The key discipline is a neurally grounded evidence constraint that bounds motivated beliefs: an alternative’s weight is capped by its Bayesian posterior. Curiosity arises endogenously as a drive to resolve the resulting model uncertainty that imposes hedging costs. The model isolates informational mechanisms for two effects central to models of associative memory. First, context effects: payoff-irrelevant cues (e.g., the blue color of a fertilizer spoon) sway decisions only when another model (e.g., one in which dosage matters and blue marks the recommended dose) makes them relevant, and the curiosity this creates drives self-correction. Persistent context effects thus reflect the information environment. Second, interference effects: rather than changing which model comes to mind, rival explanations dilute one another’s support, leaving none activated and search dormant. I illustrate design principles for stimulating curiosity about new programs, pedagogies, and farming techniques using examples from development economics.</w:t>
+        <w:t xml:space="preserve">What is curiosity: what leads a person to seek the information required to explore new perspectives? Neuroscience suggests that people automatically classify a situation before choosing how to act, drawing a familiar interpretation from similar past situations (e.g., a farmer attributing a neighbor’s unusually high yield to good weather). As observations become harder to reconcile with that interpretation, people entertain less familiar alternatives. This paper treats contextual shifts in “mindsets” as a choice of how much model uncertainty to entertain. Each mental model pairs a prior with a view of how observable features combine to reveal the state, so weighting models changes how a person interprets a situation. After an initial signal, an agent with a costless default and latent alternatives chooses these weights and how much information to acquire. The key discipline is a neurally grounded evidence constraint that bounds motivated beliefs: an alternative’s weight is capped by its Bayesian posterior. Curiosity arises endogenously as a drive to resolve the resulting model uncertainty that imposes hedging costs. The model isolates informational mechanisms for two effects central to models of associative memory. First, context effects: cues that are payoff-irrelevant under the default sway decisions only when they activate an alternative under which they matter, and the curiosity this creates drives self-correction. Persistent context effects thus reflect the information environment. Second, interference effects: rather than changing which model comes to mind, rival explanations dilute one another’s support, leaving none activated and search dormant. I illustrate design principles for stimulating curiosity about new programs, pedagogies, and farming techniques using examples from development economics.</w:t>
       </w:r>
     </w:p>
     <w:p>

--- a/JimmyLee_CV_July2026.docx
+++ b/JimmyLee_CV_July2026.docx
@@ -471,7 +471,7 @@
           <w:sz w:val="20"/>
           <w:szCs w:val="20"/>
         </w:rPr>
-        <w:t xml:space="preserve">What is curiosity: what leads a person to seek the information required to explore new perspectives? Neuroscience suggests that people automatically classify a situation before choosing how to act, drawing a familiar interpretation from similar past situations (e.g., a farmer attributing a neighbor’s unusually high yield to good weather). As observations become harder to reconcile with that interpretation, people entertain less familiar alternatives. This paper treats contextual shifts in “mindsets” as a choice of how much model uncertainty to entertain. Each mental model pairs a prior with a view of how observable features combine to reveal the state, so weighting models changes how a person interprets a situation. After an initial signal, an agent with a costless default and latent alternatives chooses these weights and how much information to acquire. The key discipline is a neurally grounded evidence constraint that bounds motivated beliefs: an alternative’s weight is capped by its Bayesian posterior. Curiosity arises endogenously as a drive to resolve the resulting model uncertainty that imposes hedging costs. The model isolates informational mechanisms for two effects central to models of associative memory. First, context effects: cues that are payoff-irrelevant under the default sway decisions only when they activate an alternative under which they matter, and the curiosity this creates drives self-correction. Persistent context effects thus reflect the information environment. Second, interference effects: rather than changing which model comes to mind, rival explanations dilute one another’s support, leaving none activated and search dormant. I illustrate design principles for stimulating curiosity about new programs, pedagogies, and farming techniques using examples from development economics.</w:t>
+        <w:t xml:space="preserve">What is curiosity: what leads a person to seek the information required to explore new perspectives? Neuroscience suggests that people automatically classify a situation before choosing how to act, drawing a familiar interpretation from similar past situations (e.g., a farmer attributing a neighbor’s unusually high yield to good weather). As observations become harder to reconcile with that interpretation, people entertain less familiar alternatives. This paper treats contextual shifts in “mindsets” as a choice of how much model uncertainty to entertain. Each mental model pairs a prior with a view of how observable features combine to reveal the state, so weighting models changes how a person interprets a situation. After an initial signal, an agent with a costless default and latent alternatives chooses these weights and how much information to acquire. The key discipline is a neurally grounded evidence constraint that bounds motivated beliefs: an alternative’s weight is capped by its Bayesian posterior. Curiosity arises endogenously as a drive to resolve the resulting model uncertainty that imposes hedging costs. By letting agents seek information and move beyond the interpretation supplied by associative memory, the model revises two hallmark effects of memory-based behavioral models. First, context effects: cues that are payoff-irrelevant under the default sway decisions only when they activate an alternative under which they matter, and the curiosity this creates drives self-correction. Persistent context effects thus reflect the information environment. Second, interference effects: rather than changing which model comes to mind, rival explanations dilute one another’s support, leaving none activated and search dormant. I illustrate design principles for stimulating curiosity about new programs, pedagogies, and farming techniques using examples from development economics.</w:t>
       </w:r>
     </w:p>
     <w:p>

--- a/JimmyLee_CV_July2026.docx
+++ b/JimmyLee_CV_July2026.docx
@@ -471,7 +471,7 @@
           <w:sz w:val="20"/>
           <w:szCs w:val="20"/>
         </w:rPr>
-        <w:t xml:space="preserve">What is curiosity: what leads a person to seek the information required to explore new perspectives? Neuroscience suggests that people automatically classify a situation before choosing how to act, drawing a familiar interpretation from similar past situations (e.g., a farmer attributing a neighbor’s unusually high yield to good weather). As observations become harder to reconcile with that interpretation, people entertain less familiar alternatives. This paper treats contextual shifts in “mindsets” as a choice of how much model uncertainty to entertain. Each mental model pairs a prior with a view of how observable features combine to reveal the state, so weighting models changes how a person interprets a situation. After an initial signal, an agent with a costless default and latent alternatives chooses these weights and how much information to acquire. The key discipline is a neurally grounded evidence constraint that bounds motivated beliefs: an alternative’s weight is capped by its Bayesian posterior. Curiosity arises endogenously as a drive to resolve the resulting model uncertainty that imposes hedging costs. By letting agents seek information and move beyond the interpretation supplied by associative memory, the model revises two hallmark effects of memory-based behavioral models. First, context effects: cues that are payoff-irrelevant under the default sway decisions only when they activate an alternative under which they matter, and the curiosity this creates drives self-correction. Persistent context effects thus reflect the information environment. Second, interference effects: rather than changing which model comes to mind, rival explanations dilute one another’s support, leaving none activated and search dormant. I illustrate design principles for stimulating curiosity about new programs, pedagogies, and farming techniques using examples from development economics.</w:t>
+        <w:t xml:space="preserve">What is curiosity: what leads a person to seek the information required to explore new perspectives? Neuroscience suggests that people automatically classify a situation before choosing how to act, drawing a familiar interpretation from similar past situations (e.g., a farmer attributing a neighbor’s unusually high yield to good weather). As observations become harder to reconcile with that interpretation, people entertain less familiar alternatives. This paper treats contextual shifts in “mindsets” as a choice of how much model uncertainty to entertain. Each mental model pairs a prior with a view of how observable features combine to reveal the state, so weighting models changes how a person interprets a situation. After an initial signal, an agent with a costless default and latent alternatives chooses these weights and how much information to acquire. The key discipline is a neurally grounded evidence constraint that bounds motivated beliefs: an alternative’s weight is capped by its Bayesian posterior. Curiosity arises endogenously as a drive to resolve the resulting model uncertainty that imposes hedging costs. By letting agents seek information and move beyond the interpretation supplied by associative memory, the model revises two hallmark effects of memory-based behavioral models. First, context effects: cues that are payoff-irrelevant under the default sway decisions only when they activate an alternative under which they matter, and the curiosity this creates drives self-correction. Persistent context effects thus reflect the information environment. Second, interference effects: cues consistent with several alternatives divide the evidence among them, so none may be activated and the agent stays incurious. I illustrate design principles for stimulating curiosity about new programs, pedagogies, and farming techniques using examples from development economics.</w:t>
       </w:r>
     </w:p>
     <w:p>

--- a/JimmyLee_CV_July2026.docx
+++ b/JimmyLee_CV_July2026.docx
@@ -471,7 +471,7 @@
           <w:sz w:val="20"/>
           <w:szCs w:val="20"/>
         </w:rPr>
-        <w:t xml:space="preserve">What is curiosity: what leads a person to seek the information required to explore new perspectives? Neuroscience suggests that people automatically classify a situation before choosing how to act, drawing a familiar interpretation from similar past situations (e.g., a farmer attributing a neighbor’s unusually high yield to good weather). As observations become harder to reconcile with that interpretation, people entertain less familiar alternatives. This paper treats contextual shifts in “mindsets” as a choice of how much model uncertainty to entertain. Each mental model pairs a prior with a view of how observable features combine to reveal the state, so weighting models changes how a person interprets a situation. After an initial signal, an agent with a costless default and latent alternatives chooses these weights and how much information to acquire. The key discipline is a neurally grounded evidence constraint that bounds motivated beliefs: an alternative’s weight is capped by its Bayesian posterior. Curiosity arises endogenously as a drive to resolve the resulting model uncertainty that imposes hedging costs. By letting agents seek information and move beyond the interpretation supplied by associative memory, the model revises two hallmark effects of memory-based behavioral models. First, context effects: cues that are payoff-irrelevant under the default sway decisions only when they activate an alternative under which they matter, and the curiosity this creates drives self-correction. Persistent context effects thus reflect the information environment. Second, interference effects: cues consistent with several alternatives divide the evidence among them, so none may be activated and the agent stays incurious. I illustrate design principles for stimulating curiosity about new programs, pedagogies, and farming techniques using examples from development economics.</w:t>
+        <w:t xml:space="preserve">What is curiosity: what leads a person to seek the information required to explore new perspectives? Neuroscience suggests that people automatically classify a situation before choosing how to act, drawing a familiar interpretation from similar past situations (e.g., a farmer attributing a neighbor’s unusually high yield to good weather). As observations become harder to reconcile with that interpretation, people entertain less familiar alternatives. This paper treats contextual shifts in “mindsets” as a choice of how much model uncertainty to entertain. Each mental model pairs a prior with a view of how observable features combine to reveal the state, so weighting models changes how a person interprets a situation. After an initial signal, an agent with a costless default and latent alternatives chooses these weights and how much information to acquire. The key discipline is a neurally grounded evidence constraint that bounds motivated beliefs: an alternative’s weight is capped by its Bayesian posterior. Curiosity arises endogenously as a drive to resolve the resulting model uncertainty that imposes hedging costs. By letting agents seek information and move beyond the interpretation supplied by associative memory, the model revises two hallmark effects of memory-based behavioral models. First, context effects: contextual cues that are payoff-irrelevant under the default sway decisions only when they activate an alternative under which they matter, and the curiosity this creates drives self-correction. Persistent context effects thus reflect the information environment. Second, interference effects: cues consistent with several alternatives divide the evidence among them, so none may be activated and the agent stays incurious. I illustrate design principles for stimulating curiosity about new programs, pedagogies, and farming techniques using examples from development economics.</w:t>
       </w:r>
     </w:p>
     <w:p>

--- a/JimmyLee_CV_July2026.docx
+++ b/JimmyLee_CV_July2026.docx
@@ -471,7 +471,7 @@
           <w:sz w:val="20"/>
           <w:szCs w:val="20"/>
         </w:rPr>
-        <w:t xml:space="preserve">What is curiosity: what leads a person to seek the information required to explore new perspectives? Neuroscience suggests that people automatically classify a situation before choosing how to act, drawing a familiar interpretation from similar past situations (e.g., a farmer attributing a neighbor’s unusually high yield to good weather). As observations become harder to reconcile with that interpretation, people entertain less familiar alternatives. This paper treats contextual shifts in “mindsets” as a choice of how much model uncertainty to entertain. Each mental model pairs a prior with a view of how observable features combine to reveal the state, so weighting models changes how a person interprets a situation. After an initial signal, an agent with a costless default and latent alternatives chooses these weights and how much information to acquire. The key discipline is a neurally grounded evidence constraint that bounds motivated beliefs: an alternative’s weight is capped by its Bayesian posterior. Curiosity arises endogenously as a drive to resolve the resulting model uncertainty that imposes hedging costs. By letting agents seek information and move beyond the interpretation supplied by associative memory, the model revises two hallmark effects of memory-based behavioral models. First, context effects: contextual cues that are payoff-irrelevant under the default sway decisions only when they activate an alternative under which they matter, and the curiosity this creates drives self-correction. Persistent context effects thus reflect the information environment. Second, interference effects: cues consistent with several alternatives divide the evidence among them, so none may be activated and the agent stays incurious. I illustrate design principles for stimulating curiosity about new programs, pedagogies, and farming techniques using examples from development economics.</w:t>
+        <w:t xml:space="preserve">What is curiosity: what leads a person to seek the information required to explore new perspectives? Neuroscience suggests that people automatically classify a situation before choosing how to act, drawing a familiar interpretation from similar past situations (e.g., a farmer attributing a neighbor’s unusually high yield to good weather). As observations become harder to reconcile with that interpretation, people entertain alternatives. This paper treats such shifts in “mindsets” as a choice of how much model uncertainty to entertain. Each mental model pairs a prior with a view of how observable features combine to reveal the state. After an initial signal, an agent with a costless default and latent alternatives chooses model weights and how much information to acquire. The key discipline is a neurally grounded evidence constraint that bounds motivated beliefs: an alternative’s weight is capped by its Bayesian posterior. Curiosity then arises endogenously as a drive to resolve the resulting model uncertainty, which imposes hedging costs. Moving beyond what associative memory supplies, the model revises two hallmark effects of memory-based models. First, context effects: contextual cues that are payoff-irrelevant under the default sway decisions only when they activate an alternative under which they matter, and the curiosity this creates drives self-correction. Persistent context effects thus reflect the information environment. Second, interference effects: cues consistent with several alternatives divide the evidence among them, so none may be activated and the agent stays incurious. Development examples illustrate principles for stimulating curiosity about innovative programs, pedagogies, and farming techniques.</w:t>
       </w:r>
     </w:p>
     <w:p>

--- a/JimmyLee_CV_July2026.docx
+++ b/JimmyLee_CV_July2026.docx
@@ -471,7 +471,7 @@
           <w:sz w:val="20"/>
           <w:szCs w:val="20"/>
         </w:rPr>
-        <w:t xml:space="preserve">What is curiosity: what leads a person to seek the information required to explore new perspectives? Neuroscience suggests that people automatically classify a situation before choosing how to act, drawing a familiar interpretation from similar past situations (e.g., a farmer attributing a neighbor’s unusually high yield to good weather). As observations become harder to reconcile with that interpretation, people entertain alternatives. This paper treats such shifts in “mindsets” as a choice of how much model uncertainty to entertain. Each mental model pairs a prior with a view of how observable features combine to reveal the state. After an initial signal, an agent with a costless default and latent alternatives chooses model weights and how much information to acquire. The key discipline is a neurally grounded evidence constraint that bounds motivated beliefs: an alternative’s weight is capped by its Bayesian posterior. Curiosity then arises endogenously as a drive to resolve the resulting model uncertainty, which imposes hedging costs. Moving beyond what associative memory supplies, the model revises two hallmark effects of memory-based models. First, context effects: contextual cues that are payoff-irrelevant under the default sway decisions only when they activate an alternative under which they matter, and the curiosity this creates drives self-correction. Persistent context effects thus reflect the information environment. Second, interference effects: cues consistent with several alternatives divide the evidence among them, so none may be activated and the agent stays incurious. Development examples illustrate principles for stimulating curiosity about innovative programs, pedagogies, and farming techniques.</w:t>
+        <w:t xml:space="preserve">What is curiosity: what leads a person to seek the information required to explore new perspectives? Neuroscience suggests that people automatically classify a situation before choosing how to act, drawing a familiar interpretation from similar past situations (e.g., a farmer attributing a neighbor’s unusually high yield to good weather). As observations become harder to reconcile with that interpretation, people entertain alternatives. This paper treats such shifts in “mindsets” as a choice of how much model uncertainty to entertain. Each mental model pairs a prior with a view of how observable features combine to reveal the state. After an initial signal, an agent with a costless default and latent alternatives chooses model weights and how much information to acquire. The key discipline is a neurally grounded evidence constraint that bounds motivated beliefs: an alternative’s weight is capped by its Bayesian posterior. Curiosity then arises endogenously as a drive to resolve the resulting model uncertainty, which imposes hedging costs. By letting agents seek information and move beyond the familiar interpretation that associative memory supplies, the model revises two hallmark effects of memory-based models. First, context effects: contextual cues that are payoff-irrelevant under the default sway decisions only when they activate an alternative under which they matter, and the curiosity this creates drives self-correction. Persistent context effects thus reflect the information environment. Second, interference effects: cues consistent with several alternatives divide the evidence among them, so none may be activated and the agent stays incurious. Development examples illustrate principles for stimulating curiosity about innovative programs, pedagogies, and farming techniques.</w:t>
       </w:r>
     </w:p>
     <w:p>

--- a/JimmyLee_CV_July2026.docx
+++ b/JimmyLee_CV_July2026.docx
@@ -471,7 +471,7 @@
           <w:sz w:val="20"/>
           <w:szCs w:val="20"/>
         </w:rPr>
-        <w:t xml:space="preserve">What is curiosity: what leads a person to seek the information required to explore new perspectives? Neuroscience suggests that people automatically classify a situation before choosing how to act, drawing a familiar interpretation from similar past situations (e.g., a farmer attributing a neighbor’s unusually high yield to good weather). As observations become harder to reconcile with that interpretation, people entertain alternatives. This paper treats such shifts in “mindsets” as a choice of how much model uncertainty to entertain. Each mental model pairs a prior with a view of how observable features combine to reveal the state. After an initial signal, an agent with a costless default and latent alternatives chooses model weights and how much information to acquire. The key discipline is a neurally grounded evidence constraint that bounds motivated beliefs: an alternative’s weight is capped by its Bayesian posterior. Curiosity then arises endogenously as a drive to resolve the resulting model uncertainty, which imposes hedging costs. By letting agents seek information and move beyond the familiar interpretation that associative memory supplies, the model revises two hallmark effects of memory-based models. First, context effects: contextual cues that are payoff-irrelevant under the default sway decisions only when they activate an alternative under which they matter, and the curiosity this creates drives self-correction. Persistent context effects thus reflect the information environment. Second, interference effects: cues consistent with several alternatives divide the evidence among them, so none may be activated and the agent stays incurious. Development examples illustrate principles for stimulating curiosity about innovative programs, pedagogies, and farming techniques.</w:t>
+        <w:t xml:space="preserve">What is curiosity: what leads a person to seek the information required to explore new perspectives? Neuroscience suggests that people automatically classify a situation before choosing how to act, drawing a familiar interpretation from similar past situations (e.g., a farmer attributing a neighbor’s high yield to good weather). As observations become harder to reconcile with that interpretation, people entertain alternatives. This paper treats such shifts in “mindsets” as a choice of how much model uncertainty to entertain. Each mental model pairs a prior with a view of how observable features combine to reveal the state. After an initial signal, an agent with a costless default and latent alternatives chooses model weights and how much information to acquire. The key discipline is a neurally grounded evidence constraint that bounds motivated beliefs: an alternative’s weight is capped by its Bayesian posterior. Curiosity then arises endogenously as a drive to resolve the resulting model uncertainty, which imposes hedging costs. By letting agents seek information and move beyond the familiar interpretation that associative memory supplies, the model revises two hallmark effects of memory-based models. First, context effects: contextual cues that are payoff-irrelevant under the default sway decisions only when they activate an alternative under which they matter, and the curiosity this creates drives self-correction. Persistent context effects thus reflect the information environment. Second, interference effects: cues consistent with several alternatives divide the evidence among them, so none may be activated and the agent stays incurious. Development examples illustrate principles for stimulating curiosity about innovative programs, pedagogies, and farming techniques.</w:t>
       </w:r>
     </w:p>
     <w:p>

--- a/JimmyLee_CV_July2026.docx
+++ b/JimmyLee_CV_July2026.docx
@@ -471,7 +471,7 @@
           <w:sz w:val="20"/>
           <w:szCs w:val="20"/>
         </w:rPr>
-        <w:t xml:space="preserve">What is curiosity: what leads a person to seek the information required to explore new perspectives? Neuroscience suggests that people automatically classify a situation before choosing how to act, drawing a familiar interpretation from similar past situations (e.g., a farmer attributing a neighbor’s high yield to good weather). As observations become harder to reconcile with that interpretation, people entertain alternatives. This paper treats such shifts in “mindsets” as a choice of how much model uncertainty to entertain. Each mental model pairs a prior with a view of how observable features combine to reveal the state. After an initial signal, an agent with a costless default and latent alternatives chooses model weights and how much information to acquire. The key discipline is a neurally grounded evidence constraint that bounds motivated beliefs: an alternative’s weight is capped by its Bayesian posterior. Curiosity then arises endogenously as a drive to resolve the resulting model uncertainty, which imposes hedging costs. By letting agents seek information and move beyond the familiar interpretation that associative memory supplies, the model revises two hallmark effects of memory-based models. First, context effects: contextual cues that are payoff-irrelevant under the default sway decisions only when they activate an alternative under which they matter, and the curiosity this creates drives self-correction. Persistent context effects thus reflect the information environment. Second, interference effects: cues consistent with several alternatives divide the evidence among them, so none may be activated and the agent stays incurious. Development examples illustrate principles for stimulating curiosity about innovative programs, pedagogies, and farming techniques.</w:t>
+        <w:t xml:space="preserve">What is curiosity: what leads a person to seek the information required to explore new perspectives? Neuroscience suggests that people automatically classify a situation before choosing how to act, drawing a familiar interpretation from similar past situations (e.g., a farmer attributing a neighbor’s high yield to good weather). As observations become harder to reconcile with that interpretation, people entertain alternatives. This paper treats such shifts in “mindsets” as a choice of how much model uncertainty to entertain. Each mental model pairs a prior with a view of how observable features combine to reveal the state. After an initial signal, an agent with a costless default and latent alternatives jointly chooses model weights and how much information to acquire. The key discipline is a neurally grounded evidence constraint that bounds motivated beliefs: an alternative’s weight is capped by its Bayesian posterior. Curiosity then arises endogenously as the value of resolving the model uncertainty triggered by the initial signal. By letting agents seek information and move beyond what associative memory supplies, the model shows how people’s ability to self-correct depends on the information environment. This revises two hallmark effects in memory-based models. First, context effects: contextual cues that are payoff-irrelevant under the default sway decisions only when they activate an alternative under which they matter, and the curiosity this creates drives self-correction. Second, interference effects: cues consistent with several alternatives divide the evidence among them, so none may be activated and the agent stays incurious. Development examples illustrate principles for stimulating curiosity about innovative programs, pedagogies, and farming techniques.</w:t>
       </w:r>
     </w:p>
     <w:p>

--- a/JimmyLee_CV_July2026.docx
+++ b/JimmyLee_CV_July2026.docx
@@ -471,7 +471,7 @@
           <w:sz w:val="20"/>
           <w:szCs w:val="20"/>
         </w:rPr>
-        <w:t xml:space="preserve">What is curiosity: what leads a person to seek the information required to explore new perspectives? Neuroscience suggests that people automatically classify a situation before choosing how to act, drawing a familiar interpretation from similar past situations (e.g., a farmer attributing a neighbor’s high yield to good weather). As observations become harder to reconcile with that interpretation, people entertain alternatives. This paper treats such shifts in “mindsets” as a choice of how much model uncertainty to entertain. Each mental model pairs a prior with a view of how observable features combine to reveal the state. After an initial signal, an agent with a costless default and latent alternatives jointly chooses model weights and how much information to acquire. The key discipline is a neurally grounded evidence constraint that bounds motivated beliefs: an alternative’s weight is capped by its Bayesian posterior. Curiosity then arises endogenously as the value of resolving the model uncertainty triggered by the initial signal. By letting agents seek information and move beyond what associative memory supplies, the model shows how people’s ability to self-correct depends on the information environment. This revises two hallmark effects in memory-based models. First, context effects: contextual cues that are payoff-irrelevant under the default sway decisions only when they activate an alternative under which they matter, and the curiosity this creates drives self-correction. Second, interference effects: cues consistent with several alternatives divide the evidence among them, so none may be activated and the agent stays incurious. Development examples illustrate principles for stimulating curiosity about innovative programs, pedagogies, and farming techniques.</w:t>
+        <w:t xml:space="preserve">What is curiosity: what leads a person to seek the information required to explore new perspectives? Neuroscience suggests that people automatically classify a situation before choosing how to act, drawing a familiar interpretation from similar past situations (e.g., a farmer attributing a neighbor’s high yield to good weather). As observations become harder to reconcile with that interpretation, people entertain alternatives. This paper treats such shifts in “mindsets” as a choice of how much model uncertainty to entertain. Each mental model pairs a prior with a view of how observable features combine to reveal the state. After an initial signal, an agent with a costless default and latent alternatives jointly chooses model weights and how much information to acquire. The key discipline is a neurally grounded evidence constraint that bounds motivated beliefs: an alternative’s weight is capped by its Bayesian posterior. Curiosity then arises endogenously as the value of resolving the model uncertainty triggered by the initial signal. By letting agents seek information and move beyond what associative memory supplies, the model shows that people’s susceptibility to cognitive biases depends on the information environment, thereby revising two hallmark effects in memory-based models. First, context effects: contextual cues that are payoff-irrelevant under the default sway decisions only when they activate an alternative under which they matter, and the curiosity this creates drives self-correction. Second, interference effects: cues consistent with several alternatives divide the evidence among them, so none may be activated and the agent stays with the default even when each alternative outperforms it. Development examples illustrate principles for stimulating curiosity about innovative programs, pedagogies, and farming techniques.</w:t>
       </w:r>
     </w:p>
     <w:p>

--- a/JimmyLee_CV_July2026.docx
+++ b/JimmyLee_CV_July2026.docx
@@ -471,7 +471,7 @@
           <w:sz w:val="20"/>
           <w:szCs w:val="20"/>
         </w:rPr>
-        <w:t xml:space="preserve">What is curiosity: what leads a person to seek the information required to explore new perspectives? Neuroscience suggests that people automatically classify a situation before choosing how to act, drawing a familiar interpretation from similar past situations (e.g., a farmer attributing a neighbor’s high yield to good weather). As observations become harder to reconcile with that interpretation, people entertain alternatives. This paper treats such shifts in “mindsets” as a choice of how much model uncertainty to entertain. Each mental model pairs a prior with a view of how observable features combine to reveal the state. After an initial signal, an agent with a costless default and latent alternatives jointly chooses model weights and how much information to acquire. The key discipline is a neurally grounded evidence constraint that bounds motivated beliefs: an alternative’s weight is capped by its Bayesian posterior. Curiosity then arises endogenously as the value of resolving the model uncertainty triggered by the initial signal. By letting agents seek information and move beyond what associative memory supplies, the model shows that people’s susceptibility to cognitive biases depends on the information environment, thereby revising two hallmark effects in memory-based models. First, context effects: contextual cues that are payoff-irrelevant under the default sway decisions only when they activate an alternative under which they matter, and the curiosity this creates drives self-correction. Second, interference effects: cues consistent with several alternatives divide the evidence among them, so none may be activated and the agent stays with the default even when each alternative outperforms it. Development examples illustrate principles for stimulating curiosity about innovative programs, pedagogies, and farming techniques.</w:t>
+        <w:t xml:space="preserve">What is curiosity: what leads a person to seek the information required to explore new perspectives? Neuroscience suggests that people automatically classify a situation before choosing how to act, drawing a familiar interpretation from similar past situations (e.g., a farmer attributing a neighbor’s high yield to good weather). As observations become harder to reconcile with that interpretation, people entertain alternatives. This paper treats such shifts in “mindsets” as a choice of how much model uncertainty to entertain. Each mental model pairs a prior with a view of how observable features combine to reveal the state. After an initial signal, an agent with a costless default and latent alternatives jointly chooses model weights and how much information to acquire. The key discipline is an evidence constraint that bounds motivated beliefs: an alternative’s weight is capped by its Bayesian posterior. Curiosity then arises endogenously as the value of resolving the model uncertainty the signal triggers. Because agents can seek information beyond what associative memory supplies, the model shows that how far irrelevant context distorts judgment and choice depends on the information environment, thereby revising two hallmark effects in memory-based models. First, cues that are payoff-irrelevant under the default sway decisions only when they activate an alternative under which they matter, and the resulting curiosity drives self-correction when evidence is unbiased. Second, cues consistent with several alternatives divide the evidence among them, so none may be activated, even when each outperforms the default. Development examples illustrate how to stimulate curiosity about innovative programs, pedagogies, and farming techniques.</w:t>
       </w:r>
     </w:p>
     <w:p>

--- a/JimmyLee_CV_July2026.docx
+++ b/JimmyLee_CV_July2026.docx
@@ -471,7 +471,7 @@
           <w:sz w:val="20"/>
           <w:szCs w:val="20"/>
         </w:rPr>
-        <w:t xml:space="preserve">What is curiosity: what leads a person to seek the information required to explore new perspectives? Neuroscience suggests that people automatically classify a situation before choosing how to act, drawing a familiar interpretation from similar past situations (e.g., a farmer attributing a neighbor’s high yield to good weather). As observations become harder to reconcile with that interpretation, people entertain alternatives. This paper treats such shifts in “mindsets” as a choice of how much model uncertainty to entertain. Each mental model pairs a prior with a view of how observable features combine to reveal the state. After an initial signal, an agent with a costless default and latent alternatives jointly chooses model weights and how much information to acquire. The key discipline is an evidence constraint that bounds motivated beliefs: an alternative’s weight is capped by its Bayesian posterior. Curiosity then arises endogenously as the value of resolving the model uncertainty the signal triggers. Because agents can seek information beyond what associative memory supplies, the model shows that how far irrelevant context distorts judgment and choice depends on the information environment, thereby revising two hallmark effects in memory-based models. First, cues that are payoff-irrelevant under the default sway decisions only when they activate an alternative under which they matter, and the resulting curiosity drives self-correction when evidence is unbiased. Second, cues consistent with several alternatives divide the evidence among them, so none may be activated, even when each outperforms the default. Development examples illustrate how to stimulate curiosity about innovative programs, pedagogies, and farming techniques.</w:t>
+        <w:t xml:space="preserve">What is curiosity: what leads a person to seek the information required to explore new perspectives? Neuroscience suggests that people automatically classify a situation before choosing how to act, drawing a familiar interpretation from similar past situations (e.g., a farmer attributing a neighbor’s high yield to good weather). As observations become harder to reconcile with that interpretation, people entertain alternatives. This paper treats such shifts in “mindsets” as a choice of how much model uncertainty to entertain. Each mental model pairs a prior with a view of how observable features combine to reveal the state. After an initial signal, an agent with a costless default and latent alternatives jointly chooses model weights and how much information to acquire. The key discipline is an evidence constraint that bounds motivated beliefs: an alternative’s weight is capped by its Bayesian posterior. Curiosity then arises endogenously as the value of resolving the model uncertainty the signal triggers. Because agents can seek information beyond what associative memory supplies, the model shows that how far irrelevant context distorts judgment and choice depends on the information environment, thereby revising two hallmark effects in memory-based models (Bordalo et al. 2026). First, cues that are payoff-irrelevant under the default sway decisions only when they activate an alternative under which they matter, and the resulting curiosity drives self-correction when evidence is unbiased. Second, cues consistent with several alternatives divide the evidence among them, so none may be activated, even when each outperforms the default. Development examples illustrate how to stimulate curiosity about innovative programs, pedagogies, and farming techniques.</w:t>
       </w:r>
     </w:p>
     <w:p>

--- a/JimmyLee_CV_July2026.docx
+++ b/JimmyLee_CV_July2026.docx
@@ -471,7 +471,7 @@
           <w:sz w:val="20"/>
           <w:szCs w:val="20"/>
         </w:rPr>
-        <w:t xml:space="preserve">What is curiosity: what leads a person to seek the information required to explore new perspectives? Neuroscience suggests that people automatically classify a situation before choosing how to act, drawing a familiar interpretation from similar past situations (e.g., a farmer attributing a neighbor’s high yield to good weather). As observations become harder to reconcile with that interpretation, people entertain alternatives. This paper treats such shifts in “mindsets” as a choice of how much model uncertainty to entertain. Each mental model pairs a prior with a view of how observable features combine to reveal the state. After an initial signal, an agent with a costless default and latent alternatives jointly chooses model weights and how much information to acquire. The key discipline is an evidence constraint that bounds motivated beliefs: an alternative’s weight is capped by its Bayesian posterior. Curiosity then arises endogenously as the value of resolving the model uncertainty the signal triggers. Because agents can seek information beyond what associative memory supplies, the model shows that how far irrelevant context distorts judgment and choice depends on the information environment, thereby revising two hallmark effects in memory-based models (Bordalo et al. 2026). First, cues that are payoff-irrelevant under the default sway decisions only when they activate an alternative under which they matter, and the resulting curiosity drives self-correction when evidence is unbiased. Second, cues consistent with several alternatives divide the evidence among them, so none may be activated, even when each outperforms the default. Development examples illustrate how to stimulate curiosity about innovative programs, pedagogies, and farming techniques.</w:t>
+        <w:t xml:space="preserve">What is curiosity: what leads a person to seek the information required to explore new perspectives? Neuroscience suggests that people automatically classify a situation before choosing how to act, drawing a familiar interpretation from similar past situations (e.g., a farmer attributing a neighbor’s high yield to good weather). As observations become harder to reconcile with that interpretation, people entertain alternatives. This paper treats such shifts in “mindsets” as a choice of how much model uncertainty to entertain. Each mental model pairs a prior with a view of how observable features combine to reveal the state. After an initial signal, an agent with a costless default and latent alternatives jointly chooses model weights and how much information to acquire. The key discipline is an evidence constraint that bounds motivated beliefs: an alternative’s weight is capped by its Bayesian posterior. Curiosity then arises endogenously as the value of resolving the model uncertainty the signal triggers. Because agents can seek information beyond what associative memory supplies, the model shows that how far irrelevant context distorts judgment and choice depends on the information environment, thereby revising two hallmark effects in memory-based models (e.g., Bordalo et al. 2026). First, cues that are payoff-irrelevant under the default sway decisions only when they activate an alternative under which they matter, and the resulting curiosity drives self-correction when evidence is unbiased. Second, cues consistent with several alternatives divide the evidence among them, so none may be activated, even when each outperforms the default. Development examples illustrate how to stimulate curiosity about innovative programs, pedagogies, and farming techniques.</w:t>
       </w:r>
     </w:p>
     <w:p>

--- a/JimmyLee_CV_July2026.docx
+++ b/JimmyLee_CV_July2026.docx
@@ -471,7 +471,7 @@
           <w:sz w:val="20"/>
           <w:szCs w:val="20"/>
         </w:rPr>
-        <w:t xml:space="preserve">What is curiosity: what leads a person to seek the information required to explore new perspectives? Neuroscience suggests that people automatically classify a situation before choosing how to act, drawing a familiar interpretation from similar past situations (e.g., a farmer attributing a neighbor’s high yield to good weather). As observations become harder to reconcile with that interpretation, people entertain alternatives. This paper treats such shifts in “mindsets” as a choice of how much model uncertainty to entertain. Each mental model pairs a prior with a view of how observable features combine to reveal the state. After an initial signal, an agent with a costless default and latent alternatives jointly chooses model weights and how much information to acquire. The key discipline is an evidence constraint that bounds motivated beliefs: an alternative’s weight is capped by its Bayesian posterior. Curiosity then arises endogenously as the value of resolving the model uncertainty the signal triggers. Because agents can seek information beyond what associative memory supplies, the model shows that how far irrelevant context distorts judgment and choice depends on the information environment, thereby revising two hallmark effects in memory-based models (e.g., Bordalo et al. 2026). First, cues that are payoff-irrelevant under the default sway decisions only when they activate an alternative under which they matter, and the resulting curiosity drives self-correction when evidence is unbiased. Second, cues consistent with several alternatives divide the evidence among them, so none may be activated, even when each outperforms the default. Development examples illustrate how to stimulate curiosity about innovative programs, pedagogies, and farming techniques.</w:t>
+        <w:t xml:space="preserve">What is curiosity: what leads a person to seek the information required to explore new perspectives? Neuroscience suggests that people automatically classify a situation before choosing how to act, drawing a familiar interpretation from similar past situations (e.g., a farmer attributing a neighbor’s high yield to good weather). As observations become harder to reconcile with that interpretation, people entertain alternatives. This paper treats such shifts in “mindsets” as a choice of how much model uncertainty to entertain. Each mental model pairs a prior with a view of how observable features combine to reveal the state. After an initial signal, an agent with a costless default and latent alternatives jointly chooses model weights and how much information to acquire. The key discipline is an evidence constraint that bounds motivated beliefs: an alternative’s weight is capped by its Bayesian posterior. Curiosity then arises endogenously as the value of resolving the model uncertainty the signal triggers. Because agents can seek information and reason beyond what associative memory supplies, exploration is both triggered and tested by evidence, which revises hallmark behavioral effects in memory-based models (e.g., Bordalo et al. 2023, 2026). Payoff-irrelevant contextual cues open a new perspective only when they activate an alternative under which they matter, and the curiosity this creates tests that perspective, so the shift lasts only if evidence supports it. Yet cues consistent with several alternatives can stifle exploration by dividing the evidence among them, even when each alternative outperforms the default. Development examples illustrate how to stimulate curiosity about innovative programs, pedagogies, and farming techniques.</w:t>
       </w:r>
     </w:p>
     <w:p>

--- a/JimmyLee_CV_July2026.docx
+++ b/JimmyLee_CV_July2026.docx
@@ -471,7 +471,7 @@
           <w:sz w:val="20"/>
           <w:szCs w:val="20"/>
         </w:rPr>
-        <w:t xml:space="preserve">What is curiosity: what leads a person to seek the information required to explore new perspectives? Neuroscience suggests that people automatically classify a situation before choosing how to act, drawing a familiar interpretation from similar past situations (e.g., a farmer attributing a neighbor’s high yield to good weather). As observations become harder to reconcile with that interpretation, people entertain alternatives. This paper treats such shifts in “mindsets” as a choice of how much model uncertainty to entertain. Each mental model pairs a prior with a view of how observable features combine to reveal the state. After an initial signal, an agent with a costless default and latent alternatives jointly chooses model weights and how much information to acquire. The key discipline is an evidence constraint that bounds motivated beliefs: an alternative’s weight is capped by its Bayesian posterior. Curiosity then arises endogenously as the value of resolving the model uncertainty the signal triggers. Because agents can seek information and reason beyond what associative memory supplies, exploration is both triggered and tested by evidence, which revises hallmark behavioral effects in memory-based models (e.g., Bordalo et al. 2023, 2026). Payoff-irrelevant contextual cues open a new perspective only when they activate an alternative under which they matter, and the curiosity this creates tests that perspective, so the shift lasts only if evidence supports it. Yet cues consistent with several alternatives can stifle exploration by dividing the evidence among them, even when each alternative outperforms the default. Development examples illustrate how to stimulate curiosity about innovative programs, pedagogies, and farming techniques.</w:t>
+        <w:t xml:space="preserve">What is curiosity: what leads a person to seek the information required to explore new perspectives? Neuroscience suggests that people automatically classify a situation before choosing how to act, drawing a familiar interpretation from similar past situations (e.g., a farmer attributing a neighbor’s high yield to good weather). As observations become harder to reconcile with that interpretation, people entertain alternatives. This paper treats such shifts in “mindsets” as a choice of how much model uncertainty to entertain. Each mental model pairs a prior with a view of how observable features combine to reveal the state. After an initial signal, an agent with a costless default and latent alternatives jointly chooses model weights and how much information to acquire. The key discipline is an evidence constraint that bounds motivated beliefs: an alternative’s weight is capped by its Bayesian posterior. Curiosity then arises endogenously as the value of resolving the model uncertainty the agent chooses to entertain. Because agents can seek information and reason beyond what associative memory supplies, exploration is both triggered and tested by evidence, which revises hallmark behavioral effects in memory-based models (e.g., Bordalo et al. 2023, 2026). Payoff-irrelevant contextual cues open a new perspective only when they activate an alternative under which they matter, and the curiosity this stimulates tests that perspective, so the shift lasts only if evidence supports it. Yet cues consistent with several alternatives can stifle exploration by dividing the evidence among them, even when each alternative outperforms the default. Development examples illustrate how to stimulate curiosity about innovative programs, pedagogies, and farming techniques.</w:t>
       </w:r>
     </w:p>
     <w:p>

--- a/JimmyLee_CV_July2026.docx
+++ b/JimmyLee_CV_July2026.docx
@@ -471,7 +471,7 @@
           <w:sz w:val="20"/>
           <w:szCs w:val="20"/>
         </w:rPr>
-        <w:t xml:space="preserve">What is curiosity: what leads a person to seek the information required to explore new perspectives? Neuroscience suggests that people automatically classify a situation before choosing how to act, drawing a familiar interpretation from similar past situations (e.g., a farmer attributing a neighbor’s high yield to good weather). As observations become harder to reconcile with that interpretation, people entertain alternatives. This paper treats such shifts in “mindsets” as a choice of how much model uncertainty to entertain. Each mental model pairs a prior with a view of how observable features combine to reveal the state. After an initial signal, an agent with a costless default and latent alternatives jointly chooses model weights and how much information to acquire. The key discipline is an evidence constraint that bounds motivated beliefs: an alternative’s weight is capped by its Bayesian posterior. Curiosity then arises endogenously as the value of resolving the model uncertainty the agent chooses to entertain. Because agents can seek information and reason beyond what associative memory supplies, exploration is both triggered and tested by evidence, which revises hallmark behavioral effects in memory-based models (e.g., Bordalo et al. 2023, 2026). Payoff-irrelevant contextual cues open a new perspective only when they activate an alternative under which they matter, and the curiosity this stimulates tests that perspective, so the shift lasts only if evidence supports it. Yet cues consistent with several alternatives can stifle exploration by dividing the evidence among them, even when each alternative outperforms the default. Development examples illustrate how to stimulate curiosity about innovative programs, pedagogies, and farming techniques.</w:t>
+        <w:t xml:space="preserve">What is curiosity: what leads a person to seek the information required to explore new perspectives? Neuroscience suggests that people automatically classify a situation before choosing how to act, drawing a familiar interpretation from similar past situations (e.g., a farmer attributing a neighbor’s high yield to good weather). As observations become harder to reconcile with that interpretation, people entertain alternatives. This paper treats such shifts in “mindsets” as a choice of how much model uncertainty to entertain. Each mental model pairs a prior with a view of how observable features combine to reveal the state. After an initial signal, an agent with a costless default and latent, less precise alternatives jointly chooses model weights and how much information to acquire. The key discipline is an evidence constraint that bounds motivated beliefs: an alternative’s weight is capped by its Bayesian posterior. Curiosity then arises endogenously as the value of resolving the model uncertainty the agent chooses to entertain. Because agents can seek information and reason beyond what associative memory supplies, exploration is both triggered and tested by evidence, which revises hallmark behavioral effects in memory-based models (e.g., Bordalo et al. 2023, 2026). Payoff-irrelevant contextual cues open a new perspective only when they activate an alternative under which they matter, and the curiosity this stimulates tests that perspective, so the shift lasts only if evidence supports it. Yet cues consistent with several alternatives can stifle exploration by dividing the evidence among them, even when each alternative outperforms the default. Development examples illustrate how to stimulate curiosity about innovative programs, pedagogies, and farming techniques.</w:t>
       </w:r>
     </w:p>
     <w:p>

--- a/JimmyLee_CV_July2026.docx
+++ b/JimmyLee_CV_July2026.docx
@@ -471,7 +471,7 @@
           <w:sz w:val="20"/>
           <w:szCs w:val="20"/>
         </w:rPr>
-        <w:t xml:space="preserve">What is curiosity: what leads a person to seek the information required to explore new perspectives? Neuroscience suggests that people automatically classify a situation before choosing how to act, drawing a familiar interpretation from similar past situations (e.g., a farmer attributing a neighbor’s high yield to good weather). As observations become harder to reconcile with that interpretation, people entertain alternatives. This paper treats such shifts in “mindsets” as a choice of how much model uncertainty to entertain. Each mental model pairs a prior with a view of how observable features combine to reveal the state. After an initial signal, an agent with a costless default and latent, less precise alternatives jointly chooses model weights and how much information to acquire. The key discipline is an evidence constraint that bounds motivated beliefs: an alternative’s weight is capped by its Bayesian posterior. Curiosity then arises endogenously as the value of resolving the model uncertainty the agent chooses to entertain. Because agents can seek information and reason beyond what associative memory supplies, exploration is both triggered and tested by evidence, which revises hallmark behavioral effects in memory-based models (e.g., Bordalo et al. 2023, 2026). Payoff-irrelevant contextual cues open a new perspective only when they activate an alternative under which they matter, and the curiosity this stimulates tests that perspective, so the shift lasts only if evidence supports it. Yet cues consistent with several alternatives can stifle exploration by dividing the evidence among them, even when each alternative outperforms the default. Development examples illustrate how to stimulate curiosity about innovative programs, pedagogies, and farming techniques.</w:t>
+        <w:t xml:space="preserve">What is curiosity: what leads a person to seek the information required to explore new perspectives? Neuroscience suggests that people automatically classify a situation before choosing how to act, drawing a familiar interpretation from similar past situations (e.g., a farmer attributing a neighbor’s high yield to good weather). As observations become harder to reconcile with that interpretation, people entertain alternatives. This paper treats such shifts in “mindsets” as a choice of how much model uncertainty to entertain. Each mental model pairs a prior with a view of how observable features combine to reveal the state. After an initial signal, an agent with a costless default and latent, less precise alternatives jointly chooses model weights and how much information to acquire. The key discipline is an evidence constraint that bounds motivated beliefs: an alternative’s weight is capped by its Bayesian posterior. Curiosity then arises endogenously as the value of resolving the model uncertainty the agent chooses to entertain. Because agents can seek information and reason beyond what associative memory supplies, exploration is both triggered and tested by evidence, which revises hallmark behavioral effects in memory-based models (e.g., Bordalo et al. 2023, 2026). Payoff-irrelevant contextual cues open a new perspective only when they activate an alternative under which they matter, and the curiosity this stimulates tests that perspective, so the shift lasts only if evidence supports it. Yet cues consistent with several alternatives can stifle exploration of a promising one by dividing the evidence among them, even if the agent would never entertain the others. Development examples illustrate how to stimulate curiosity about innovative programs, pedagogies, and farming techniques.</w:t>
       </w:r>
     </w:p>
     <w:p>

--- a/JimmyLee_CV_July2026.docx
+++ b/JimmyLee_CV_July2026.docx
@@ -471,7 +471,7 @@
           <w:sz w:val="20"/>
           <w:szCs w:val="20"/>
         </w:rPr>
-        <w:t xml:space="preserve">What is curiosity: what leads a person to seek the information required to explore new perspectives? Neuroscience suggests that people automatically classify a situation before choosing how to act, drawing a familiar interpretation from similar past situations (e.g., a farmer attributing a neighbor’s high yield to good weather). As observations become harder to reconcile with that interpretation, people entertain alternatives. This paper treats such shifts in “mindsets” as a choice of how much model uncertainty to entertain. Each mental model pairs a prior with a view of how observable features combine to reveal the state. After an initial signal, an agent with a costless default and latent, less precise alternatives jointly chooses model weights and how much information to acquire. The key discipline is an evidence constraint that bounds motivated beliefs: an alternative’s weight is capped by its Bayesian posterior. Curiosity then arises endogenously as the value of resolving the model uncertainty the agent chooses to entertain. Because agents can seek information and reason beyond what associative memory supplies, exploration is both triggered and tested by evidence, which revises hallmark behavioral effects in memory-based models (e.g., Bordalo et al. 2023, 2026). Payoff-irrelevant contextual cues open a new perspective only when they activate an alternative under which they matter, and the curiosity this stimulates tests that perspective, so the shift lasts only if evidence supports it. Yet cues consistent with several alternatives can stifle exploration of a promising one by dividing the evidence among them, even if the agent would never entertain the others. Development examples illustrate how to stimulate curiosity about innovative programs, pedagogies, and farming techniques.</w:t>
+        <w:t xml:space="preserve">What is curiosity: what leads a person to seek the information required to explore new perspectives? Neuroscience suggests that people automatically classify a situation before choosing how to act, drawing a familiar interpretation from similar past situations (e.g., a farmer attributing a neighbor’s high yield to good weather). As observations become harder to reconcile with that interpretation, people entertain alternatives. This paper treats such shifts in “mindsets” as a choice of how much model uncertainty to entertain. Each mental model pairs a prior with a view of how observable features combine to reveal the state. After an initial signal, an agent with a costless default and latent, less precise alternatives jointly chooses model weights and how much information to acquire. The key discipline is an evidence constraint that bounds motivated beliefs: an alternative’s weight is capped by its Bayesian posterior. Curiosity then arises endogenously as the value of resolving the model uncertainty the agent chooses to entertain. Because agents can seek information and reason beyond what associative memory supplies, exploration is both triggered and tested by evidence, which revises hallmark behavioral effects in memory-based models (e.g., Bordalo et al. 2023, 2026). Payoff-irrelevant contextual cues sway decisions only when they activate an alternative under which they matter, and the curiosity this stimulates tests that alternative, so the shift lasts only if evidence supports it. Yet cues consistent with several alternatives can stifle exploration of a promising one by dividing the evidence among them, even if the agent would never entertain the others. Development examples illustrate how to stimulate curiosity about innovative programs, pedagogies, and farming techniques.</w:t>
       </w:r>
     </w:p>
     <w:p>

--- a/JimmyLee_CV_July2026.docx
+++ b/JimmyLee_CV_July2026.docx
@@ -471,7 +471,7 @@
           <w:sz w:val="20"/>
           <w:szCs w:val="20"/>
         </w:rPr>
-        <w:t xml:space="preserve">What is curiosity: what leads a person to seek the information required to explore new perspectives? Neuroscience suggests that people automatically classify a situation before choosing how to act, drawing a familiar interpretation from similar past situations (e.g., a farmer attributing a neighbor’s high yield to good weather). As observations become harder to reconcile with that interpretation, people entertain alternatives. This paper treats such shifts in “mindsets” as a choice of how much model uncertainty to entertain. Each mental model pairs a prior with a view of how observable features combine to reveal the state. After an initial signal, an agent with a costless default and latent, less precise alternatives jointly chooses model weights and how much information to acquire. The key discipline is an evidence constraint that bounds motivated beliefs: an alternative’s weight is capped by its Bayesian posterior. Curiosity then arises endogenously as the value of resolving the model uncertainty the agent chooses to entertain. Because agents can seek information and reason beyond what associative memory supplies, exploration is both triggered and tested by evidence, which revises hallmark behavioral effects in memory-based models (e.g., Bordalo et al. 2023, 2026). Payoff-irrelevant contextual cues sway decisions only when they activate an alternative under which they matter, and the curiosity this stimulates tests that alternative, so the shift lasts only if evidence supports it. Yet cues consistent with several alternatives can stifle exploration of a promising one by dividing the evidence among them, even if the agent would never entertain the others. Development examples illustrate how to stimulate curiosity about innovative programs, pedagogies, and farming techniques.</w:t>
+        <w:t xml:space="preserve">What is curiosity: what leads a person to seek the information required to explore new perspectives? Neuroscience suggests that people automatically classify a situation before choosing how to act, drawing a familiar interpretation from similar past situations (e.g., a farmer attributing a neighbor’s high yield to good weather). As observations become harder to reconcile with that interpretation, people entertain alternatives. This paper treats such shifts in “mindsets” as a choice of how much model uncertainty to entertain. Each mental model pairs a prior with a view of how observable features combine to reveal the state. After an initial signal, an agent with a costless default and latent, less precise alternatives jointly chooses model weights and how much information to acquire. The key discipline is an evidence constraint that bounds motivated beliefs: an alternative’s weight is capped by its Bayesian posterior. Curiosity then arises endogenously as the value of resolving the model uncertainty the agent chooses to entertain. Because agents can seek information and reason beyond what associative memory supplies, exploration is both triggered and tested by evidence, which revises hallmark behavioral effects in memory-based models (e.g., Bordalo et al. 2023, 2026). Payoff-irrelevant contextual cues sway decisions only when they activate an alternative under which they matter, and the curiosity this stimulates tests that alternative, so the shift lasts only if evidence supports it. Yet cues consistent with several alternatives can stifle exploration of a promising one by dividing the evidence among them, even if the agent would never entertain the others. I illustrate how to stimulate curiosity about innovative development programs, pedagogies, and farming techniques, and outline how the framework can be extended with non-instrumental curiosity, creativity, and critical thinking.</w:t>
       </w:r>
     </w:p>
     <w:p>

--- a/JimmyLee_CV_July2026.docx
+++ b/JimmyLee_CV_July2026.docx
@@ -471,7 +471,7 @@
           <w:sz w:val="20"/>
           <w:szCs w:val="20"/>
         </w:rPr>
-        <w:t xml:space="preserve">What is curiosity: what leads a person to seek the information required to explore new perspectives? Neuroscience suggests that people automatically classify a situation before choosing how to act, drawing a familiar interpretation from similar past situations (e.g., a farmer attributing a neighbor’s high yield to good weather). As observations become harder to reconcile with that interpretation, people entertain alternatives. This paper treats such shifts in “mindsets” as a choice of how much model uncertainty to entertain. Each mental model pairs a prior with a view of how observable features combine to reveal the state. After an initial signal, an agent with a costless default and latent, less precise alternatives jointly chooses model weights and how much information to acquire. The key discipline is an evidence constraint that bounds motivated beliefs: an alternative’s weight is capped by its Bayesian posterior. Curiosity then arises endogenously as the value of resolving the model uncertainty the agent chooses to entertain. Because agents can seek information and reason beyond what associative memory supplies, exploration is both triggered and tested by evidence, which revises hallmark behavioral effects in memory-based models (e.g., Bordalo et al. 2023, 2026). Payoff-irrelevant contextual cues sway decisions only when they activate an alternative under which they matter, and the curiosity this stimulates tests that alternative, so the shift lasts only if evidence supports it. Yet cues consistent with several alternatives can stifle exploration of a promising one by dividing the evidence among them, even if the agent would never entertain the others. I illustrate how to stimulate curiosity about innovative development programs, pedagogies, and farming techniques, and outline how the framework can be extended with non-instrumental curiosity, creativity, and critical thinking.</w:t>
+        <w:t xml:space="preserve">What is curiosity: what leads a person to seek the information required to explore new perspectives? Neuroscience suggests that people automatically classify a situation before choosing how to act, drawing a familiar interpretation from similar past situations (e.g., a farmer attributing a neighbor’s high yield to good weather). As observations become harder to reconcile with that interpretation, people entertain alternatives. This paper treats such shifts in “mindsets” as a choice of how much model uncertainty to entertain. Each mental model pairs a prior with a view of how observable features combine to reveal the state. After an initial signal, an agent with a costless default and latent, less precise alternatives jointly chooses model weights and how much information to acquire. The key discipline is an evidence constraint that bounds motivated beliefs: an alternative’s weight is capped by its Bayesian posterior. Curiosity then arises endogenously as the value of resolving the model uncertainty the agent chooses to entertain. Because agents can seek information and reason beyond what associative memory supplies, exploration is both triggered and tested by evidence, which revises hallmark behavioral effects in memory-based models (e.g., Bordalo et al. 2023, 2026). Payoff-irrelevant contextual cues sway decisions only when they activate an alternative under which they matter, and the curiosity this stimulates tests that alternative, so the shift lasts only if evidence supports it. Yet cues consistent with several alternatives can stifle exploration of a promising one by dividing the evidence among them, even if the agent would never entertain the others. I illustrate how to stimulate curiosity about innovative development programs, pedagogies, and farming techniques, and analyze creativity and critical thinking through the lens of cognitive dimension reduction.</w:t>
       </w:r>
     </w:p>
     <w:p>

--- a/JimmyLee_CV_July2026.docx
+++ b/JimmyLee_CV_July2026.docx
@@ -437,8 +437,8 @@
       </w:pPr>
       <w:r>
         <w:rPr>
-          <w:sz w:val="20"/>
-          <w:szCs w:val="20"/>
+          <w:sz w:val="22"/>
+          <w:szCs w:val="22"/>
         </w:rPr>
         <w:t xml:space="preserve">In sub-Saharan Africa, wide heterogeneity across farms makes other households’ experience a noisy guide to what suits a household’s own farms, slowing technology diffusion, while low perceived returns to schooling drive students to drop out. We develop a model of why school-based agricultural education (SBAE), a holistic program in which trained science teachers integrate inquiry-based learning with student-led school demonstration farms and home farming projects, addresses this dual problem. Our model builds on the target-input framework, in which a household learns a technology’s suitability only by using it in production or by observing others who do. We add a third channel: the more of a child’s time the household devotes to schooling, the more precisely it learns from the school’s production signals. Schooling and technology adoption become complements. First, schooling carries an option value on the farm: by raising the probability of future adoption, it makes attendance worthwhile even where labor-market returns are low. Second, SBAE effectively subsidizes information acquisition by delivering information through schooling, whose cost households already bear for its educational returns, countering the under-supply of information in the presence of learning spillovers. We provide experimental evidence from Liberia that SBAE cost-effectively raises both agricultural technology adoption and school attendance, and use extensions of the model to study how SBAE’s design can be strengthened, including (i) how effectively inquiry-based learning raises the marginal informational return to schooling, and (ii) how effectively SBAE’s home visits aggregate households’ dispersed knowledge and feed it back to them.</w:t>
       </w:r>
@@ -468,8 +468,8 @@
       </w:pPr>
       <w:r>
         <w:rPr>
-          <w:sz w:val="20"/>
-          <w:szCs w:val="20"/>
+          <w:sz w:val="22"/>
+          <w:szCs w:val="22"/>
         </w:rPr>
         <w:t xml:space="preserve">What is curiosity: what leads a person to seek the information required to explore new perspectives? Neuroscience suggests that people automatically classify a situation before choosing how to act, drawing a familiar interpretation from similar past situations (e.g., a farmer attributing a neighbor’s high yield to good weather). As observations become harder to reconcile with that interpretation, people entertain alternatives. This paper treats such shifts in “mindsets” as a choice of how much model uncertainty to entertain. Each mental model pairs a prior with a view of how observable features combine to reveal the state. After an initial signal, an agent with a costless default and latent, less precise alternatives jointly chooses model weights and how much information to acquire. The key discipline is an evidence constraint that bounds motivated beliefs: an alternative’s weight is capped by its Bayesian posterior. Curiosity then arises endogenously as the value of resolving the model uncertainty the agent chooses to entertain. Because agents can seek information and reason beyond what associative memory supplies, exploration is both triggered and tested by evidence, which revises hallmark behavioral effects in memory-based models (e.g., Bordalo et al. 2023, 2026). Payoff-irrelevant contextual cues sway decisions only when they activate an alternative under which they matter, and the curiosity this stimulates tests that alternative, so the shift lasts only if evidence supports it. Yet cues consistent with several alternatives can stifle exploration of a promising one by dividing the evidence among them, even if the agent would never entertain the others. I illustrate how to stimulate curiosity about innovative development programs, pedagogies, and farming techniques, and analyze creativity and critical thinking through the lens of cognitive dimension reduction.</w:t>
       </w:r>
@@ -512,8 +512,8 @@
       </w:pPr>
       <w:r>
         <w:rPr>
-          <w:sz w:val="20"/>
-          <w:szCs w:val="20"/>
+          <w:sz w:val="22"/>
+          <w:szCs w:val="22"/>
         </w:rPr>
         <w:t xml:space="preserve">When school programs require students to introduce improved techniques on household farms, is informing students and parents about the program sufficient, or is there a case for further signaling parents’ support to students? I study this question within a randomized evaluation of school-based agricultural education (SBAE) in Liberia, where students take school farm training into a home farming project. After parents view a promotional video of the program and students are encouraged to diffuse techniques to their parents, I randomize a nudge revealing to students their parents’ optimism about their farm-management skills. Two years later, SBAE improves students’ livelihoods only with the nudge: income rises 63%, on-time school fee payment 43–47%, and cost-effectiveness for attendance doubles. Analysis of mechanisms highlights a management aspect of agricultural technology adoption that can be addressed with nudges: even where parents become attentive to SBAE and adopt promoted techniques, third-party assurance can be pivotal in shifting students away from assisting in subsistence farming.</w:t>
       </w:r>

--- a/JimmyLee_CV_July2026.docx
+++ b/JimmyLee_CV_July2026.docx
@@ -471,7 +471,7 @@
           <w:sz w:val="22"/>
           <w:szCs w:val="22"/>
         </w:rPr>
-        <w:t xml:space="preserve">What is curiosity: what leads a person to seek the information required to explore new perspectives? Neuroscience suggests that people automatically classify a situation before choosing how to act, drawing a familiar interpretation from similar past situations (e.g., a farmer attributing a neighbor’s high yield to good weather). As observations become harder to reconcile with that interpretation, people entertain alternatives. This paper treats such shifts in “mindsets” as a choice of how much model uncertainty to entertain. Each mental model pairs a prior with a view of how observable features combine to reveal the state. After an initial signal, an agent with a costless default and latent, less precise alternatives jointly chooses model weights and how much information to acquire. The key discipline is an evidence constraint that bounds motivated beliefs: an alternative’s weight is capped by its Bayesian posterior. Curiosity then arises endogenously as the value of resolving the model uncertainty the agent chooses to entertain. Because agents can seek information and reason beyond what associative memory supplies, exploration is both triggered and tested by evidence, which revises hallmark behavioral effects in memory-based models (e.g., Bordalo et al. 2023, 2026). Payoff-irrelevant contextual cues sway decisions only when they activate an alternative under which they matter, and the curiosity this stimulates tests that alternative, so the shift lasts only if evidence supports it. Yet cues consistent with several alternatives can stifle exploration of a promising one by dividing the evidence among them, even if the agent would never entertain the others. I illustrate how to stimulate curiosity about innovative development programs, pedagogies, and farming techniques, and analyze creativity and critical thinking through the lens of cognitive dimension reduction.</w:t>
+        <w:t xml:space="preserve">What is curiosity: what leads a person to seek the information required to explore new perspectives? Neuroscience suggests that people automatically classify a situation before choosing how to act, drawing a familiar interpretation from similar past situations (e.g., a farmer attributing a neighbor’s high yield to good weather). As observations become harder to reconcile with that interpretation, people entertain alternatives. This paper treats such shifts in “mindsets” as a choice of how much model uncertainty to entertain. Each mental model pairs a prior with a view of how observable features combine to reveal the state. After an initial signal, an agent with a costless default and latent, less precise alternatives jointly chooses model weights and how much information to acquire. The key discipline is an evidence constraint that bounds motivated beliefs: an alternative’s weight is capped by its Bayesian posterior. Curiosity then arises endogenously as the value of resolving the model uncertainty the agent chooses to entertain. Because agents can seek information and reason beyond what associative memory supplies, exploration is both triggered and tested by evidence, which revises hallmark behavioral effects in memory-based models (e.g., Bordalo et al. 2023, 2026). Payoff-irrelevant contextual cues sway decisions only when they activate an alternative under which they matter, and the curiosity this stimulates tests that alternative, so the shift lasts only if evidence supports it. Yet cues consistent with multiple alternatives can stifle exploration of a promising one by dividing the evidence among them, even if the agent would never entertain the others. I illustrate how to stimulate curiosity about innovative development programs, pedagogies, and farming techniques, and analyze creativity and critical thinking as forms of cognitive dimension reduction that sustain curiosity.</w:t>
       </w:r>
     </w:p>
     <w:p>

--- a/JimmyLee_CV_July2026.docx
+++ b/JimmyLee_CV_July2026.docx
@@ -471,7 +471,7 @@
           <w:sz w:val="22"/>
           <w:szCs w:val="22"/>
         </w:rPr>
-        <w:t xml:space="preserve">What is curiosity: what leads a person to seek the information required to explore new perspectives? Neuroscience suggests that people automatically classify a situation before choosing how to act, drawing a familiar interpretation from similar past situations (e.g., a farmer attributing a neighbor’s high yield to good weather). As observations become harder to reconcile with that interpretation, people entertain alternatives. This paper treats such shifts in “mindsets” as a choice of how much model uncertainty to entertain. Each mental model pairs a prior with a view of how observable features combine to reveal the state. After an initial signal, an agent with a costless default and latent, less precise alternatives jointly chooses model weights and how much information to acquire. The key discipline is an evidence constraint that bounds motivated beliefs: an alternative’s weight is capped by its Bayesian posterior. Curiosity then arises endogenously as the value of resolving the model uncertainty the agent chooses to entertain. Because agents can seek information and reason beyond what associative memory supplies, exploration is both triggered and tested by evidence, which revises hallmark behavioral effects in memory-based models (e.g., Bordalo et al. 2023, 2026). Payoff-irrelevant contextual cues sway decisions only when they activate an alternative under which they matter, and the curiosity this stimulates tests that alternative, so the shift lasts only if evidence supports it. Yet cues consistent with multiple alternatives can stifle exploration of a promising one by dividing the evidence among them, even if the agent would never entertain the others. I illustrate how to stimulate curiosity about innovative development programs, pedagogies, and farming techniques, and analyze creativity and critical thinking as forms of cognitive dimension reduction that sustain curiosity.</w:t>
+        <w:t xml:space="preserve">What is curiosity: what leads a person to seek the information required to explore new perspectives? Neuroscience suggests that people automatically classify a situation before choosing how to act, drawing a familiar interpretation from similar past situations (e.g., a farmer attributing a neighbor’s high yield to good weather). As observations become harder to reconcile with that interpretation, people entertain alternatives. This paper treats such shifts in “mindsets” as a choice of how much model uncertainty to entertain. Each mental model pairs a prior with a view of how observable features combine to reveal the state. After an initial signal, an agent with a costless default and latent, less precise alternatives jointly chooses model weights and how much information to acquire. The key discipline is an evidence constraint that bounds motivated beliefs: an alternative’s weight is capped by its Bayesian posterior. Curiosity then arises endogenously as the value of resolving the model uncertainty the agent chooses to entertain. Because agents can seek information and reason beyond what associative memory supplies, exploration is both triggered and tested by evidence, which revises hallmark behavioral effects in memory-based models (e.g., Bordalo et al. 2023, 2026). Payoff-irrelevant contextual cues sway decisions only when they activate an alternative under which they matter, and the curiosity this stimulates tests that alternative, so the shift lasts only if evidence supports it. Yet cues consistent with multiple alternatives can stifle exploration of a promising one by dividing the evidence among them, even if the agent would never entertain the others. I analyze creativity and critical thinking as forms of cognitive dimension reduction that sustain curiosity, and illustrate implications for stimulating curiosity about innovative development programs, pedagogies, and farming techniques.</w:t>
       </w:r>
     </w:p>
     <w:p>

--- a/JimmyLee_CV_July2026.docx
+++ b/JimmyLee_CV_July2026.docx
@@ -471,7 +471,7 @@
           <w:sz w:val="22"/>
           <w:szCs w:val="22"/>
         </w:rPr>
-        <w:t xml:space="preserve">What is curiosity: what leads a person to seek the information required to explore new perspectives? Neuroscience suggests that people automatically classify a situation before choosing how to act, drawing a familiar interpretation from similar past situations (e.g., a farmer attributing a neighbor’s high yield to good weather). As observations become harder to reconcile with that interpretation, people entertain alternatives. This paper treats such shifts in “mindsets” as a choice of how much model uncertainty to entertain. Each mental model pairs a prior with a view of how observable features combine to reveal the state. After an initial signal, an agent with a costless default and latent, less precise alternatives jointly chooses model weights and how much information to acquire. The key discipline is an evidence constraint that bounds motivated beliefs: an alternative’s weight is capped by its Bayesian posterior. Curiosity then arises endogenously as the value of resolving the model uncertainty the agent chooses to entertain. Because agents can seek information and reason beyond what associative memory supplies, exploration is both triggered and tested by evidence, which revises hallmark behavioral effects in memory-based models (e.g., Bordalo et al. 2023, 2026). Payoff-irrelevant contextual cues sway decisions only when they activate an alternative under which they matter, and the curiosity this stimulates tests that alternative, so the shift lasts only if evidence supports it. Yet cues consistent with multiple alternatives can stifle exploration of a promising one by dividing the evidence among them, even if the agent would never entertain the others. I analyze creativity and critical thinking as forms of cognitive dimension reduction that sustain curiosity, and illustrate implications for stimulating curiosity about innovative development programs, pedagogies, and farming techniques.</w:t>
+        <w:t xml:space="preserve">What is curiosity: what leads a person to seek the information required to explore new perspectives? Neuroscience suggests that people automatically classify a situation before choosing how to act, drawing a familiar interpretation from similar past situations (e.g., a farmer attributing a neighbor’s high yield to good weather). As observations become harder to reconcile with that interpretation, people increasingly entertain alternatives. This paper treats such shifts in “mindsets” as a choice of how much model uncertainty to entertain. Each mental model pairs a prior with a view of how observable features combine to reveal the state. After an initial signal, an agent with a costless default and latent, less precise alternatives jointly chooses model weights and how much information to acquire. The key discipline is an evidence constraint that bounds motivated beliefs: an alternative’s weight is capped by its Bayesian posterior. Curiosity then arises endogenously as the value of resolving the model uncertainty the agent chooses to entertain. Because agents can seek information and reason beyond what associative memory supplies, exploration is both triggered and tested by evidence, which revises hallmark behavioral effects in memory-based models (e.g., Bordalo et al., 2023, 2026). Contextual cues payoff-irrelevant under the default sway decisions only when they activate an alternative under which they are relevant, and the curiosity this stimulates tests that alternative, so the shift lasts only if evidence supports it. Yet cues consistent with multiple alternatives can stifle exploration of a promising one by dividing the evidence among them, even if the agent would never entertain the others. I analyze creative and critical thinking as forms of cognitive dimension reduction that sustain curiosity, and apply the theory to stimulating curiosity about innovative development programs, pedagogies, and farming techniques.</w:t>
       </w:r>
     </w:p>
     <w:p>

--- a/JimmyLee_CV_July2026.docx
+++ b/JimmyLee_CV_July2026.docx
@@ -471,7 +471,7 @@
           <w:sz w:val="22"/>
           <w:szCs w:val="22"/>
         </w:rPr>
-        <w:t xml:space="preserve">What is curiosity: what leads a person to seek the information required to explore new perspectives? Neuroscience suggests that people automatically classify a situation before choosing how to act, drawing a familiar interpretation from similar past situations (e.g., a farmer attributing a neighbor’s high yield to good weather). As observations become harder to reconcile with that interpretation, people increasingly entertain alternatives. This paper treats such shifts in “mindsets” as a choice of how much model uncertainty to entertain. Each mental model pairs a prior with a view of how observable features combine to reveal the state. After an initial signal, an agent with a costless default and latent, less precise alternatives jointly chooses model weights and how much information to acquire. The key discipline is an evidence constraint that bounds motivated beliefs: an alternative’s weight is capped by its Bayesian posterior. Curiosity then arises endogenously as the value of resolving the model uncertainty the agent chooses to entertain. Because agents can seek information and reason beyond what associative memory supplies, exploration is both triggered and tested by evidence, which revises hallmark behavioral effects in memory-based models (e.g., Bordalo et al., 2023, 2026). Contextual cues payoff-irrelevant under the default sway decisions only when they activate an alternative under which they are relevant, and the curiosity this stimulates tests that alternative, so the shift lasts only if evidence supports it. Yet cues consistent with multiple alternatives can stifle exploration of a promising one by dividing the evidence among them, even if the agent would never entertain the others. I analyze creative and critical thinking as forms of cognitive dimension reduction that sustain curiosity, and apply the theory to stimulating curiosity about innovative development programs, pedagogies, and farming techniques.</w:t>
+        <w:t xml:space="preserve">What is curiosity: what leads a person to seek the information required to explore new perspectives? Neuroscience suggests that people automatically classify a situation before choosing how to act, drawing a familiar interpretation from similar past situations (e.g., a farmer attributing a neighbor’s high yield to good weather). As observations become harder to reconcile with that interpretation, people increasingly entertain alternatives. This paper treats such shifts in “mindsets” as a choice of how much model uncertainty to entertain. Each mental model pairs a prior with a view of how observable features combine to reveal the state. After an initial signal, an agent with a costless default and latent, less precise alternatives jointly chooses model weights and how much information to acquire. The key discipline is an evidence constraint that bounds motivated beliefs: an alternative’s weight is capped by its Bayesian posterior. Curiosity then arises endogenously as the value of resolving the model uncertainty the agent chooses to entertain. Because agents can seek information and reason beyond what associative memory supplies, exploration is both triggered and tested by evidence, which revises hallmark behavioral effects in memory-based models (e.g., Bordalo et al., 2023, 2026). Contextual cues that are payoff-irrelevant under the default sway decisions only when they activate an alternative under which they are relevant, and the curiosity this stimulates tests that alternative, so the shift lasts only if evidence supports it. Yet cues consistent with multiple alternatives can stifle exploration of a promising one by dividing the evidence among them, even if the agent would never entertain the others. I analyze creative and critical thinking as forms of cognitive dimension reduction that sustain curiosity, and apply the theory to stimulating curiosity about innovative development programs, pedagogies, and farming techniques.</w:t>
       </w:r>
     </w:p>
     <w:p>

--- a/JimmyLee_CV_July2026.docx
+++ b/JimmyLee_CV_July2026.docx
@@ -471,7 +471,7 @@
           <w:sz w:val="22"/>
           <w:szCs w:val="22"/>
         </w:rPr>
-        <w:t xml:space="preserve">What is curiosity: what leads a person to seek the information required to explore new perspectives? Neuroscience suggests that people automatically classify a situation before choosing how to act, drawing a familiar interpretation from similar past situations (e.g., a farmer attributing a neighbor’s high yield to good weather). As observations become harder to reconcile with that interpretation, people increasingly entertain alternatives. This paper treats such shifts in “mindsets” as a choice of how much model uncertainty to entertain. Each mental model pairs a prior with a view of how observable features combine to reveal the state. After an initial signal, an agent with a costless default and latent, less precise alternatives jointly chooses model weights and how much information to acquire. The key discipline is an evidence constraint that bounds motivated beliefs: an alternative’s weight is capped by its Bayesian posterior. Curiosity then arises endogenously as the value of resolving the model uncertainty the agent chooses to entertain. Because agents can seek information and reason beyond what associative memory supplies, exploration is both triggered and tested by evidence, which revises hallmark behavioral effects in memory-based models (e.g., Bordalo et al., 2023, 2026). Contextual cues that are payoff-irrelevant under the default sway decisions only when they activate an alternative under which they are relevant, and the curiosity this stimulates tests that alternative, so the shift lasts only if evidence supports it. Yet cues consistent with multiple alternatives can stifle exploration of a promising one by dividing the evidence among them, even if the agent would never entertain the others. I analyze creative and critical thinking as forms of cognitive dimension reduction that sustain curiosity, and apply the theory to stimulating curiosity about innovative development programs, pedagogies, and farming techniques.</w:t>
+        <w:t xml:space="preserve">What is curiosity: what leads a person to seek the information required to explore new perspectives? Neuroscience suggests that people automatically classify a situation before choosing how to act, drawing a familiar interpretation from similar past situations (e.g., a farmer attributing a neighbor’s high yield to good weather). As observations become harder to reconcile with that interpretation, people increasingly entertain alternatives. This paper treats such shifts in “mindsets” as a choice of how much model uncertainty to entertain. Each mental model pairs a prior with a view of how observable features combine to reveal the state. After an initial signal, an agent with a costless default and latent, less precise alternatives jointly chooses model weights and how much information to acquire. The key discipline is an evidence constraint that bounds motivated beliefs: an alternative’s weight is capped by its Bayesian posterior. Curiosity then arises endogenously as the value of resolving the model uncertainty the agent chooses to entertain. Two results follow. First, the evidence constraint interacts with a complementarity between model weights and information acquisition to create curiosity traps. Second, because agents can seek information and reason beyond what associative memory supplies, the framework isolates the influence of the information environment from hallmark behavioral effects in memory-based models (e.g., Bordalo et al., 2025, 2026). Last, I endogenize the menu of mental models, formalizing creative and critical thinking as complementary forms of cognitive dimension reduction that sustain curiosity. I illustrate the theory throughout with development programs, teacher training, and agricultural technology adoption.</w:t>
       </w:r>
     </w:p>
     <w:p>

--- a/JimmyLee_CV_July2026.docx
+++ b/JimmyLee_CV_July2026.docx
@@ -471,7 +471,7 @@
           <w:sz w:val="22"/>
           <w:szCs w:val="22"/>
         </w:rPr>
-        <w:t xml:space="preserve">What is curiosity: what leads a person to seek the information required to explore new perspectives? Neuroscience suggests that people automatically classify a situation before choosing how to act, drawing a familiar interpretation from similar past situations (e.g., a farmer attributing a neighbor’s high yield to good weather). As observations become harder to reconcile with that interpretation, people increasingly entertain alternatives. This paper treats such shifts in “mindsets” as a choice of how much model uncertainty to entertain. Each mental model pairs a prior with a view of how observable features combine to reveal the state. After an initial signal, an agent with a costless default and latent, less precise alternatives jointly chooses model weights and how much information to acquire. The key discipline is an evidence constraint that bounds motivated beliefs: an alternative’s weight is capped by its Bayesian posterior. Curiosity then arises endogenously as the value of resolving the model uncertainty the agent chooses to entertain. Two results follow. First, the evidence constraint interacts with a complementarity between model weights and information acquisition to create curiosity traps. Second, because agents can seek information and reason beyond what associative memory supplies, the framework isolates the influence of the information environment from hallmark behavioral effects in memory-based models (e.g., Bordalo et al., 2025, 2026). Last, I endogenize the menu of mental models, formalizing creative and critical thinking as complementary forms of cognitive dimension reduction that sustain curiosity. I illustrate the theory throughout with development programs, teacher training, and agricultural technology adoption.</w:t>
+        <w:t xml:space="preserve">What is curiosity: what leads a person to seek the information required to explore new perspectives? Neuroscience suggests that people automatically classify a situation before choosing how to act, drawing a familiar interpretation from similar past situations (e.g., a farmer attributing a neighbor’s high yield to good weather). As observations become harder to reconcile with that interpretation, people increasingly entertain alternatives. This paper treats such shifts in “mindsets” as a choice of how much model uncertainty to entertain. Each mental model pairs a prior with a view of how observable features combine to reveal the state. After an initial signal, an agent with a costless default and latent, less precise alternatives jointly chooses model weights and how much information to acquire. The key discipline is an evidence constraint that bounds motivated beliefs: an alternative’s weight is capped by its Bayesian posterior. Curiosity then arises endogenously as the value of resolving the model uncertainty the agent chooses to entertain. Two results follow. First, the evidence constraint interacts with a complementarity between model weights and information acquisition to create curiosity failures. Second, because agents can seek information and reason beyond what associative memory supplies, the framework isolates the influence of the information environment from hallmark behavioral effects in memory-based models (e.g., Bordalo et al., 2025, 2026). Last, I endogenize the menu of mental models, formalizing creative and critical thinking as complementary forms of cognitive dimension reduction that sustain curiosity. I illustrate the theory throughout with development programs, teacher training, and agricultural technology adoption.</w:t>
       </w:r>
     </w:p>
     <w:p>

--- a/JimmyLee_CV_July2026.docx
+++ b/JimmyLee_CV_July2026.docx
@@ -471,7 +471,7 @@
           <w:sz w:val="22"/>
           <w:szCs w:val="22"/>
         </w:rPr>
-        <w:t xml:space="preserve">What is curiosity: what leads a person to seek the information required to explore new perspectives? Neuroscience suggests that people automatically classify a situation before choosing how to act, drawing a familiar interpretation from similar past situations (e.g., a farmer attributing a neighbor’s high yield to good weather). As observations become harder to reconcile with that interpretation, people increasingly entertain alternatives. This paper treats such shifts in “mindsets” as a choice of how much model uncertainty to entertain. Each mental model pairs a prior with a view of how observable features combine to reveal the state. After an initial signal, an agent with a costless default and latent, less precise alternatives jointly chooses model weights and how much information to acquire. The key discipline is an evidence constraint that bounds motivated beliefs: an alternative’s weight is capped by its Bayesian posterior. Curiosity then arises endogenously as the value of resolving the model uncertainty the agent chooses to entertain. Two results follow. First, the evidence constraint interacts with a complementarity between model weights and information acquisition to create curiosity failures. Second, because agents can seek information and reason beyond what associative memory supplies, the framework isolates the influence of the information environment from hallmark behavioral effects in memory-based models (e.g., Bordalo et al., 2025, 2026). Last, I endogenize the menu of mental models, formalizing creative and critical thinking as complementary forms of cognitive dimension reduction that sustain curiosity. I illustrate the theory throughout with development programs, teacher training, and agricultural technology adoption.</w:t>
+        <w:t xml:space="preserve">What is curiosity: what leads a person to seek the information required to explore new perspectives? Neuroscience suggests that people automatically classify a situation before choosing how to act, drawing a familiar interpretation from similar past situations (e.g., a farmer attributing a neighbor’s high yield to good weather). As observations become harder to reconcile with that interpretation, people increasingly entertain alternatives. This paper treats such shifts in “mindsets” as a choice of how much model uncertainty to entertain. Each mental model pairs a prior with a view of how observable features combine to reveal the state. After an initial signal, an agent with a costless default and latent, less precise alternatives jointly chooses model weights and how much information to acquire. The key discipline is an evidence constraint that bounds motivated beliefs: an alternative’s weight is capped by its Bayesian posterior. Curiosity then arises endogenously as the value of resolving the model uncertainty the agent chooses to entertain. Two results follow. First, the evidence constraint interacts with a complementarity between model weights and information acquisition to produce curiosity failures. Second, because agents can seek information and reason beyond what associative memory supplies, the framework isolates the influence of the information environment from hallmark behavioral effects in associative-memory models (e.g., Bordalo et al., 2025, 2026). Last, I endogenize the menu of mental models, formalizing creative and critical thinking as complementary forms of cognitive dimension reduction that sustain curiosity. I illustrate the theory throughout with development programs, teacher training, and agricultural technology adoption.</w:t>
       </w:r>
     </w:p>
     <w:p>
